--- a/BlockChain/theory/notes.docx
+++ b/BlockChain/theory/notes.docx
@@ -358,7 +358,64 @@
         <w:rPr>
           <w:b/>
           <w:bCs/>
-        </w:rPr>
+          <w:noProof/>
+        </w:rPr>
+        <w:drawing>
+          <wp:inline distT="0" distB="0" distL="0" distR="0" wp14:anchorId="4C697DF2" wp14:editId="7707D86F">
+            <wp:extent cx="5731192" cy="3126105"/>
+            <wp:effectExtent l="0" t="0" r="3175" b="0"/>
+            <wp:docPr id="512024535" name="Picture 1"/>
+            <wp:cNvGraphicFramePr>
+              <a:graphicFrameLocks xmlns:a="http://schemas.openxmlformats.org/drawingml/2006/main" noChangeAspect="1"/>
+            </wp:cNvGraphicFramePr>
+            <a:graphic xmlns:a="http://schemas.openxmlformats.org/drawingml/2006/main">
+              <a:graphicData uri="http://schemas.openxmlformats.org/drawingml/2006/picture">
+                <pic:pic xmlns:pic="http://schemas.openxmlformats.org/drawingml/2006/picture">
+                  <pic:nvPicPr>
+                    <pic:cNvPr id="512024535" name="Picture 1"/>
+                    <pic:cNvPicPr/>
+                  </pic:nvPicPr>
+                  <pic:blipFill>
+                    <a:blip r:embed="rId5" cstate="print">
+                      <a:extLst>
+                        <a:ext uri="{28A0092B-C50C-407E-A947-70E740481C1C}">
+                          <a14:useLocalDpi xmlns:a14="http://schemas.microsoft.com/office/drawing/2010/main" val="0"/>
+                        </a:ext>
+                      </a:extLst>
+                    </a:blip>
+                    <a:stretch>
+                      <a:fillRect/>
+                    </a:stretch>
+                  </pic:blipFill>
+                  <pic:spPr>
+                    <a:xfrm>
+                      <a:off x="0" y="0"/>
+                      <a:ext cx="5731192" cy="3126105"/>
+                    </a:xfrm>
+                    <a:prstGeom prst="rect">
+                      <a:avLst/>
+                    </a:prstGeom>
+                  </pic:spPr>
+                </pic:pic>
+              </a:graphicData>
+            </a:graphic>
+          </wp:inline>
+        </w:drawing>
+      </w:r>
+    </w:p>
+    <w:p>
+      <w:pPr>
+        <w:rPr>
+          <w:b/>
+          <w:bCs/>
+        </w:rPr>
+      </w:pPr>
+      <w:r>
+        <w:rPr>
+          <w:b/>
+          <w:bCs/>
+        </w:rPr>
+        <w:lastRenderedPageBreak/>
         <w:t>Nodes</w:t>
       </w:r>
     </w:p>
@@ -440,7 +497,6 @@
     </w:p>
     <w:p>
       <w:r>
-        <w:lastRenderedPageBreak/>
         <w:t>Digital containers allowing users to manage native units and interact with the network. Privacy and control are maintained using public/private key pairs.</w:t>
       </w:r>
     </w:p>
@@ -525,7 +581,13 @@
     </w:p>
     <w:p>
       <w:r>
-        <w:t>Functions that process data of arbitrary size and output a fixed-size hash digest.</w:t>
+        <w:t xml:space="preserve">Functions that process data of </w:t>
+      </w:r>
+      <w:r>
+        <w:t>random</w:t>
+      </w:r>
+      <w:r>
+        <w:t xml:space="preserve"> size and output a fixed-size hash digest.</w:t>
       </w:r>
     </w:p>
     <w:p>
@@ -677,6 +739,7 @@
                 <w:b/>
                 <w:bCs/>
               </w:rPr>
+              <w:lastRenderedPageBreak/>
               <w:t>Element</w:t>
             </w:r>
           </w:p>
@@ -1023,7 +1086,6 @@
                 <w:b/>
                 <w:bCs/>
               </w:rPr>
-              <w:lastRenderedPageBreak/>
               <w:t>Merkle Tree Root Hash</w:t>
             </w:r>
           </w:p>
@@ -1653,6 +1715,7 @@
                 <w:b/>
                 <w:bCs/>
               </w:rPr>
+              <w:lastRenderedPageBreak/>
               <w:t>Primary Drawback</w:t>
             </w:r>
           </w:p>
@@ -1821,7 +1884,6 @@
           <w:b/>
           <w:bCs/>
         </w:rPr>
-        <w:lastRenderedPageBreak/>
         <w:t>Cryptographic Security:</w:t>
       </w:r>
       <w:r>
@@ -2056,6 +2118,7 @@
           <w:b/>
           <w:bCs/>
         </w:rPr>
+        <w:lastRenderedPageBreak/>
         <w:t>The Issue:</w:t>
       </w:r>
       <w:r>
@@ -2190,7 +2253,6 @@
           <w:b/>
           <w:bCs/>
         </w:rPr>
-        <w:lastRenderedPageBreak/>
         <w:t>Cold Wallets (Offline Storage)</w:t>
       </w:r>
     </w:p>
@@ -2657,6 +2719,7 @@
           <w:b/>
           <w:bCs/>
         </w:rPr>
+        <w:lastRenderedPageBreak/>
         <w:t>Working Mechanism</w:t>
       </w:r>
     </w:p>
@@ -2820,7 +2883,6 @@
     </w:p>
     <w:p>
       <w:r>
-        <w:lastRenderedPageBreak/>
         <w:t>A consensus mechanism where block validation power is based on the validator's stake in the network.</w:t>
       </w:r>
     </w:p>
@@ -3046,6 +3108,7 @@
           <w:b/>
           <w:bCs/>
         </w:rPr>
+        <w:lastRenderedPageBreak/>
         <w:t>Key Considerations:</w:t>
       </w:r>
       <w:r>
@@ -3229,7 +3292,6 @@
                 <w:b/>
                 <w:bCs/>
               </w:rPr>
-              <w:lastRenderedPageBreak/>
               <w:t>Feature</w:t>
             </w:r>
           </w:p>
@@ -3944,6 +4006,7 @@
                 <w:b/>
                 <w:bCs/>
               </w:rPr>
+              <w:lastRenderedPageBreak/>
               <w:t>Connectivity &amp; Storage</w:t>
             </w:r>
           </w:p>
@@ -7524,6 +7587,7 @@
   <w:style w:type="character" w:default="1" w:styleId="DefaultParagraphFont">
     <w:name w:val="Default Paragraph Font"/>
     <w:uiPriority w:val="1"/>
+    <w:semiHidden/>
     <w:unhideWhenUsed/>
   </w:style>
   <w:style w:type="table" w:default="1" w:styleId="TableNormal">

--- a/BlockChain/theory/notes.docx
+++ b/BlockChain/theory/notes.docx
@@ -361,7 +361,7 @@
           <w:noProof/>
         </w:rPr>
         <w:drawing>
-          <wp:inline distT="0" distB="0" distL="0" distR="0" wp14:anchorId="4C697DF2" wp14:editId="7707D86F">
+          <wp:inline distT="0" distB="0" distL="0" distR="0" wp14:anchorId="4C697DF2" wp14:editId="2AFC20C5">
             <wp:extent cx="5731192" cy="3126105"/>
             <wp:effectExtent l="0" t="0" r="3175" b="0"/>
             <wp:docPr id="512024535" name="Picture 1"/>
@@ -4304,6 +4304,3767 @@
         </w:tc>
       </w:tr>
     </w:tbl>
+    <w:p>
+      <w:pPr>
+        <w:spacing w:before="100" w:beforeAutospacing="1" w:after="100" w:afterAutospacing="1" w:line="240" w:lineRule="auto"/>
+        <w:rPr>
+          <w:rFonts w:ascii="Times New Roman" w:eastAsia="Times New Roman" w:hAnsi="Times New Roman" w:cs="Times New Roman"/>
+          <w:kern w:val="0"/>
+          <w:sz w:val="24"/>
+          <w:szCs w:val="24"/>
+          <w:lang w:eastAsia="en-IN" w:bidi="ar-SA"/>
+          <w14:ligatures w14:val="none"/>
+        </w:rPr>
+      </w:pPr>
+      <w:r>
+        <w:rPr>
+          <w:rFonts w:ascii="Times New Roman" w:eastAsia="Times New Roman" w:hAnsi="Times New Roman" w:cs="Times New Roman"/>
+          <w:kern w:val="0"/>
+          <w:sz w:val="24"/>
+          <w:szCs w:val="24"/>
+          <w:lang w:eastAsia="en-IN" w:bidi="ar-SA"/>
+          <w14:ligatures w14:val="none"/>
+        </w:rPr>
+        <w:t xml:space="preserve">Perfect — let’s turn the document into </w:t>
+      </w:r>
+      <w:r>
+        <w:rPr>
+          <w:rFonts w:ascii="Times New Roman" w:eastAsia="Times New Roman" w:hAnsi="Times New Roman" w:cs="Times New Roman"/>
+          <w:b/>
+          <w:bCs/>
+          <w:kern w:val="0"/>
+          <w:sz w:val="24"/>
+          <w:szCs w:val="24"/>
+          <w:lang w:eastAsia="en-IN" w:bidi="ar-SA"/>
+          <w14:ligatures w14:val="none"/>
+        </w:rPr>
+        <w:t>exam</w:t>
+      </w:r>
+      <w:r>
+        <w:rPr>
+          <w:rFonts w:ascii="Times New Roman" w:eastAsia="Times New Roman" w:hAnsi="Times New Roman" w:cs="Times New Roman"/>
+          <w:b/>
+          <w:bCs/>
+          <w:kern w:val="0"/>
+          <w:sz w:val="24"/>
+          <w:szCs w:val="24"/>
+          <w:lang w:eastAsia="en-IN" w:bidi="ar-SA"/>
+          <w14:ligatures w14:val="none"/>
+        </w:rPr>
+        <w:noBreakHyphen/>
+        <w:t>ready notes</w:t>
+      </w:r>
+      <w:r>
+        <w:rPr>
+          <w:rFonts w:ascii="Times New Roman" w:eastAsia="Times New Roman" w:hAnsi="Times New Roman" w:cs="Times New Roman"/>
+          <w:kern w:val="0"/>
+          <w:sz w:val="24"/>
+          <w:szCs w:val="24"/>
+          <w:lang w:eastAsia="en-IN" w:bidi="ar-SA"/>
+          <w14:ligatures w14:val="none"/>
+        </w:rPr>
+        <w:t>. I’ll explain each blockchain layer in simple, structured points so you can recall them quickly.</w:t>
+      </w:r>
+    </w:p>
+    <w:p>
+      <w:pPr>
+        <w:spacing w:before="100" w:beforeAutospacing="1" w:after="100" w:afterAutospacing="1" w:line="240" w:lineRule="auto"/>
+        <w:outlineLvl w:val="1"/>
+        <w:rPr>
+          <w:rFonts w:ascii="Times New Roman" w:eastAsia="Times New Roman" w:hAnsi="Times New Roman" w:cs="Times New Roman"/>
+          <w:b/>
+          <w:bCs/>
+          <w:kern w:val="0"/>
+          <w:sz w:val="36"/>
+          <w:szCs w:val="36"/>
+          <w:lang w:eastAsia="en-IN" w:bidi="ar-SA"/>
+          <w14:ligatures w14:val="none"/>
+        </w:rPr>
+      </w:pPr>
+      <w:r>
+        <w:rPr>
+          <w:rFonts w:ascii="Segoe UI Emoji" w:eastAsia="Times New Roman" w:hAnsi="Segoe UI Emoji" w:cs="Segoe UI Emoji"/>
+          <w:b/>
+          <w:bCs/>
+          <w:kern w:val="0"/>
+          <w:sz w:val="36"/>
+          <w:szCs w:val="36"/>
+          <w:lang w:eastAsia="en-IN" w:bidi="ar-SA"/>
+          <w14:ligatures w14:val="none"/>
+        </w:rPr>
+        <w:t>📘</w:t>
+      </w:r>
+      <w:r>
+        <w:rPr>
+          <w:rFonts w:ascii="Times New Roman" w:eastAsia="Times New Roman" w:hAnsi="Times New Roman" w:cs="Times New Roman"/>
+          <w:b/>
+          <w:bCs/>
+          <w:kern w:val="0"/>
+          <w:sz w:val="36"/>
+          <w:szCs w:val="36"/>
+          <w:lang w:eastAsia="en-IN" w:bidi="ar-SA"/>
+          <w14:ligatures w14:val="none"/>
+        </w:rPr>
+        <w:t xml:space="preserve"> Layers of Blockchain (Exam Notes)</w:t>
+      </w:r>
+    </w:p>
+    <w:p>
+      <w:pPr>
+        <w:spacing w:before="100" w:beforeAutospacing="1" w:after="100" w:afterAutospacing="1" w:line="240" w:lineRule="auto"/>
+        <w:outlineLvl w:val="2"/>
+        <w:rPr>
+          <w:rFonts w:ascii="Times New Roman" w:eastAsia="Times New Roman" w:hAnsi="Times New Roman" w:cs="Times New Roman"/>
+          <w:b/>
+          <w:bCs/>
+          <w:kern w:val="0"/>
+          <w:sz w:val="27"/>
+          <w:szCs w:val="27"/>
+          <w:lang w:eastAsia="en-IN" w:bidi="ar-SA"/>
+          <w14:ligatures w14:val="none"/>
+        </w:rPr>
+      </w:pPr>
+      <w:r>
+        <w:rPr>
+          <w:rFonts w:ascii="Times New Roman" w:eastAsia="Times New Roman" w:hAnsi="Times New Roman" w:cs="Times New Roman"/>
+          <w:b/>
+          <w:bCs/>
+          <w:kern w:val="0"/>
+          <w:sz w:val="27"/>
+          <w:szCs w:val="27"/>
+          <w:lang w:eastAsia="en-IN" w:bidi="ar-SA"/>
+          <w14:ligatures w14:val="none"/>
+        </w:rPr>
+        <w:t>1. Application Layer</w:t>
+      </w:r>
+    </w:p>
+    <w:p>
+      <w:pPr>
+        <w:numPr>
+          <w:ilvl w:val="0"/>
+          <w:numId w:val="19"/>
+        </w:numPr>
+        <w:spacing w:before="100" w:beforeAutospacing="1" w:after="100" w:afterAutospacing="1" w:line="240" w:lineRule="auto"/>
+        <w:rPr>
+          <w:rFonts w:ascii="Times New Roman" w:eastAsia="Times New Roman" w:hAnsi="Times New Roman" w:cs="Times New Roman"/>
+          <w:kern w:val="0"/>
+          <w:sz w:val="24"/>
+          <w:szCs w:val="24"/>
+          <w:lang w:eastAsia="en-IN" w:bidi="ar-SA"/>
+          <w14:ligatures w14:val="none"/>
+        </w:rPr>
+      </w:pPr>
+      <w:r>
+        <w:rPr>
+          <w:rFonts w:ascii="Times New Roman" w:eastAsia="Times New Roman" w:hAnsi="Times New Roman" w:cs="Times New Roman"/>
+          <w:kern w:val="0"/>
+          <w:sz w:val="24"/>
+          <w:szCs w:val="24"/>
+          <w:lang w:eastAsia="en-IN" w:bidi="ar-SA"/>
+          <w14:ligatures w14:val="none"/>
+        </w:rPr>
+        <w:t>Where end</w:t>
+      </w:r>
+      <w:r>
+        <w:rPr>
+          <w:rFonts w:ascii="Times New Roman" w:eastAsia="Times New Roman" w:hAnsi="Times New Roman" w:cs="Times New Roman"/>
+          <w:kern w:val="0"/>
+          <w:sz w:val="24"/>
+          <w:szCs w:val="24"/>
+          <w:lang w:eastAsia="en-IN" w:bidi="ar-SA"/>
+          <w14:ligatures w14:val="none"/>
+        </w:rPr>
+        <w:noBreakHyphen/>
+        <w:t>user applications are built.</w:t>
+      </w:r>
+    </w:p>
+    <w:p>
+      <w:pPr>
+        <w:numPr>
+          <w:ilvl w:val="0"/>
+          <w:numId w:val="19"/>
+        </w:numPr>
+        <w:spacing w:before="100" w:beforeAutospacing="1" w:after="100" w:afterAutospacing="1" w:line="240" w:lineRule="auto"/>
+        <w:rPr>
+          <w:rFonts w:ascii="Times New Roman" w:eastAsia="Times New Roman" w:hAnsi="Times New Roman" w:cs="Times New Roman"/>
+          <w:kern w:val="0"/>
+          <w:sz w:val="24"/>
+          <w:szCs w:val="24"/>
+          <w:lang w:eastAsia="en-IN" w:bidi="ar-SA"/>
+          <w14:ligatures w14:val="none"/>
+        </w:rPr>
+      </w:pPr>
+      <w:r>
+        <w:rPr>
+          <w:rFonts w:ascii="Times New Roman" w:eastAsia="Times New Roman" w:hAnsi="Times New Roman" w:cs="Times New Roman"/>
+          <w:kern w:val="0"/>
+          <w:sz w:val="24"/>
+          <w:szCs w:val="24"/>
+          <w:lang w:eastAsia="en-IN" w:bidi="ar-SA"/>
+          <w14:ligatures w14:val="none"/>
+        </w:rPr>
+        <w:t>Uses traditional tech stack (APIs, frameworks, client/server).</w:t>
+      </w:r>
+    </w:p>
+    <w:p>
+      <w:pPr>
+        <w:numPr>
+          <w:ilvl w:val="0"/>
+          <w:numId w:val="19"/>
+        </w:numPr>
+        <w:spacing w:before="100" w:beforeAutospacing="1" w:after="100" w:afterAutospacing="1" w:line="240" w:lineRule="auto"/>
+        <w:rPr>
+          <w:rFonts w:ascii="Times New Roman" w:eastAsia="Times New Roman" w:hAnsi="Times New Roman" w:cs="Times New Roman"/>
+          <w:kern w:val="0"/>
+          <w:sz w:val="24"/>
+          <w:szCs w:val="24"/>
+          <w:lang w:eastAsia="en-IN" w:bidi="ar-SA"/>
+          <w14:ligatures w14:val="none"/>
+        </w:rPr>
+      </w:pPr>
+      <w:r>
+        <w:rPr>
+          <w:rFonts w:ascii="Times New Roman" w:eastAsia="Times New Roman" w:hAnsi="Times New Roman" w:cs="Times New Roman"/>
+          <w:kern w:val="0"/>
+          <w:sz w:val="24"/>
+          <w:szCs w:val="24"/>
+          <w:lang w:eastAsia="en-IN" w:bidi="ar-SA"/>
+          <w14:ligatures w14:val="none"/>
+        </w:rPr>
+        <w:t>Blockchain acts as backend; ideally no central servers (like Bitcoin).</w:t>
+      </w:r>
+    </w:p>
+    <w:p>
+      <w:pPr>
+        <w:numPr>
+          <w:ilvl w:val="0"/>
+          <w:numId w:val="19"/>
+        </w:numPr>
+        <w:spacing w:before="100" w:beforeAutospacing="1" w:after="100" w:afterAutospacing="1" w:line="240" w:lineRule="auto"/>
+        <w:rPr>
+          <w:rFonts w:ascii="Times New Roman" w:eastAsia="Times New Roman" w:hAnsi="Times New Roman" w:cs="Times New Roman"/>
+          <w:kern w:val="0"/>
+          <w:sz w:val="24"/>
+          <w:szCs w:val="24"/>
+          <w:lang w:eastAsia="en-IN" w:bidi="ar-SA"/>
+          <w14:ligatures w14:val="none"/>
+        </w:rPr>
+      </w:pPr>
+      <w:r>
+        <w:rPr>
+          <w:rFonts w:ascii="Times New Roman" w:eastAsia="Times New Roman" w:hAnsi="Times New Roman" w:cs="Times New Roman"/>
+          <w:kern w:val="0"/>
+          <w:sz w:val="24"/>
+          <w:szCs w:val="24"/>
+          <w:lang w:eastAsia="en-IN" w:bidi="ar-SA"/>
+          <w14:ligatures w14:val="none"/>
+        </w:rPr>
+        <w:t xml:space="preserve">Heavy storage or processing can be done </w:t>
+      </w:r>
+      <w:r>
+        <w:rPr>
+          <w:rFonts w:ascii="Times New Roman" w:eastAsia="Times New Roman" w:hAnsi="Times New Roman" w:cs="Times New Roman"/>
+          <w:b/>
+          <w:bCs/>
+          <w:kern w:val="0"/>
+          <w:sz w:val="24"/>
+          <w:szCs w:val="24"/>
+          <w:lang w:eastAsia="en-IN" w:bidi="ar-SA"/>
+          <w14:ligatures w14:val="none"/>
+        </w:rPr>
+        <w:t>off</w:t>
+      </w:r>
+      <w:r>
+        <w:rPr>
+          <w:rFonts w:ascii="Times New Roman" w:eastAsia="Times New Roman" w:hAnsi="Times New Roman" w:cs="Times New Roman"/>
+          <w:b/>
+          <w:bCs/>
+          <w:kern w:val="0"/>
+          <w:sz w:val="24"/>
+          <w:szCs w:val="24"/>
+          <w:lang w:eastAsia="en-IN" w:bidi="ar-SA"/>
+          <w14:ligatures w14:val="none"/>
+        </w:rPr>
+        <w:noBreakHyphen/>
+        <w:t>chain</w:t>
+      </w:r>
+      <w:r>
+        <w:rPr>
+          <w:rFonts w:ascii="Times New Roman" w:eastAsia="Times New Roman" w:hAnsi="Times New Roman" w:cs="Times New Roman"/>
+          <w:kern w:val="0"/>
+          <w:sz w:val="24"/>
+          <w:szCs w:val="24"/>
+          <w:lang w:eastAsia="en-IN" w:bidi="ar-SA"/>
+          <w14:ligatures w14:val="none"/>
+        </w:rPr>
+        <w:t xml:space="preserve"> to keep blockchain light.</w:t>
+      </w:r>
+    </w:p>
+    <w:p>
+      <w:pPr>
+        <w:numPr>
+          <w:ilvl w:val="0"/>
+          <w:numId w:val="19"/>
+        </w:numPr>
+        <w:spacing w:before="100" w:beforeAutospacing="1" w:after="100" w:afterAutospacing="1" w:line="240" w:lineRule="auto"/>
+        <w:rPr>
+          <w:rFonts w:ascii="Times New Roman" w:eastAsia="Times New Roman" w:hAnsi="Times New Roman" w:cs="Times New Roman"/>
+          <w:kern w:val="0"/>
+          <w:sz w:val="24"/>
+          <w:szCs w:val="24"/>
+          <w:lang w:eastAsia="en-IN" w:bidi="ar-SA"/>
+          <w14:ligatures w14:val="none"/>
+        </w:rPr>
+      </w:pPr>
+      <w:r>
+        <w:rPr>
+          <w:rFonts w:ascii="Times New Roman" w:eastAsia="Times New Roman" w:hAnsi="Times New Roman" w:cs="Times New Roman"/>
+          <w:kern w:val="0"/>
+          <w:sz w:val="24"/>
+          <w:szCs w:val="24"/>
+          <w:lang w:eastAsia="en-IN" w:bidi="ar-SA"/>
+          <w14:ligatures w14:val="none"/>
+        </w:rPr>
+        <w:t xml:space="preserve">Example: </w:t>
+      </w:r>
+      <w:proofErr w:type="spellStart"/>
+      <w:r>
+        <w:rPr>
+          <w:rFonts w:ascii="Times New Roman" w:eastAsia="Times New Roman" w:hAnsi="Times New Roman" w:cs="Times New Roman"/>
+          <w:kern w:val="0"/>
+          <w:sz w:val="24"/>
+          <w:szCs w:val="24"/>
+          <w:lang w:eastAsia="en-IN" w:bidi="ar-SA"/>
+          <w14:ligatures w14:val="none"/>
+        </w:rPr>
+        <w:t>DApps</w:t>
+      </w:r>
+      <w:proofErr w:type="spellEnd"/>
+      <w:r>
+        <w:rPr>
+          <w:rFonts w:ascii="Times New Roman" w:eastAsia="Times New Roman" w:hAnsi="Times New Roman" w:cs="Times New Roman"/>
+          <w:kern w:val="0"/>
+          <w:sz w:val="24"/>
+          <w:szCs w:val="24"/>
+          <w:lang w:eastAsia="en-IN" w:bidi="ar-SA"/>
+          <w14:ligatures w14:val="none"/>
+        </w:rPr>
+        <w:t>, wallets, NFT marketplaces.</w:t>
+      </w:r>
+    </w:p>
+    <w:p>
+      <w:pPr>
+        <w:spacing w:before="100" w:beforeAutospacing="1" w:after="100" w:afterAutospacing="1" w:line="240" w:lineRule="auto"/>
+        <w:outlineLvl w:val="2"/>
+        <w:rPr>
+          <w:rFonts w:ascii="Times New Roman" w:eastAsia="Times New Roman" w:hAnsi="Times New Roman" w:cs="Times New Roman"/>
+          <w:b/>
+          <w:bCs/>
+          <w:kern w:val="0"/>
+          <w:sz w:val="27"/>
+          <w:szCs w:val="27"/>
+          <w:lang w:eastAsia="en-IN" w:bidi="ar-SA"/>
+          <w14:ligatures w14:val="none"/>
+        </w:rPr>
+      </w:pPr>
+      <w:r>
+        <w:rPr>
+          <w:rFonts w:ascii="Times New Roman" w:eastAsia="Times New Roman" w:hAnsi="Times New Roman" w:cs="Times New Roman"/>
+          <w:b/>
+          <w:bCs/>
+          <w:kern w:val="0"/>
+          <w:sz w:val="27"/>
+          <w:szCs w:val="27"/>
+          <w:lang w:eastAsia="en-IN" w:bidi="ar-SA"/>
+          <w14:ligatures w14:val="none"/>
+        </w:rPr>
+        <w:t>2. Execution Layer</w:t>
+      </w:r>
+    </w:p>
+    <w:p>
+      <w:pPr>
+        <w:numPr>
+          <w:ilvl w:val="0"/>
+          <w:numId w:val="20"/>
+        </w:numPr>
+        <w:spacing w:before="100" w:beforeAutospacing="1" w:after="100" w:afterAutospacing="1" w:line="240" w:lineRule="auto"/>
+        <w:rPr>
+          <w:rFonts w:ascii="Times New Roman" w:eastAsia="Times New Roman" w:hAnsi="Times New Roman" w:cs="Times New Roman"/>
+          <w:kern w:val="0"/>
+          <w:sz w:val="24"/>
+          <w:szCs w:val="24"/>
+          <w:lang w:eastAsia="en-IN" w:bidi="ar-SA"/>
+          <w14:ligatures w14:val="none"/>
+        </w:rPr>
+      </w:pPr>
+      <w:r>
+        <w:rPr>
+          <w:rFonts w:ascii="Times New Roman" w:eastAsia="Times New Roman" w:hAnsi="Times New Roman" w:cs="Times New Roman"/>
+          <w:kern w:val="0"/>
+          <w:sz w:val="24"/>
+          <w:szCs w:val="24"/>
+          <w:lang w:eastAsia="en-IN" w:bidi="ar-SA"/>
+          <w14:ligatures w14:val="none"/>
+        </w:rPr>
+        <w:t>Executes instructions from the application layer.</w:t>
+      </w:r>
+    </w:p>
+    <w:p>
+      <w:pPr>
+        <w:numPr>
+          <w:ilvl w:val="0"/>
+          <w:numId w:val="20"/>
+        </w:numPr>
+        <w:spacing w:before="100" w:beforeAutospacing="1" w:after="100" w:afterAutospacing="1" w:line="240" w:lineRule="auto"/>
+        <w:rPr>
+          <w:rFonts w:ascii="Times New Roman" w:eastAsia="Times New Roman" w:hAnsi="Times New Roman" w:cs="Times New Roman"/>
+          <w:kern w:val="0"/>
+          <w:sz w:val="24"/>
+          <w:szCs w:val="24"/>
+          <w:lang w:eastAsia="en-IN" w:bidi="ar-SA"/>
+          <w14:ligatures w14:val="none"/>
+        </w:rPr>
+      </w:pPr>
+      <w:r>
+        <w:rPr>
+          <w:rFonts w:ascii="Times New Roman" w:eastAsia="Times New Roman" w:hAnsi="Times New Roman" w:cs="Times New Roman"/>
+          <w:kern w:val="0"/>
+          <w:sz w:val="24"/>
+          <w:szCs w:val="24"/>
+          <w:lang w:eastAsia="en-IN" w:bidi="ar-SA"/>
+          <w14:ligatures w14:val="none"/>
+        </w:rPr>
+        <w:t>Could be simple scripts (Bitcoin) or complex smart contracts (Ethereum, Hyperledger).</w:t>
+      </w:r>
+    </w:p>
+    <w:p>
+      <w:pPr>
+        <w:numPr>
+          <w:ilvl w:val="0"/>
+          <w:numId w:val="20"/>
+        </w:numPr>
+        <w:spacing w:before="100" w:beforeAutospacing="1" w:after="100" w:afterAutospacing="1" w:line="240" w:lineRule="auto"/>
+        <w:rPr>
+          <w:rFonts w:ascii="Times New Roman" w:eastAsia="Times New Roman" w:hAnsi="Times New Roman" w:cs="Times New Roman"/>
+          <w:kern w:val="0"/>
+          <w:sz w:val="24"/>
+          <w:szCs w:val="24"/>
+          <w:lang w:eastAsia="en-IN" w:bidi="ar-SA"/>
+          <w14:ligatures w14:val="none"/>
+        </w:rPr>
+      </w:pPr>
+      <w:r>
+        <w:rPr>
+          <w:rFonts w:ascii="Times New Roman" w:eastAsia="Times New Roman" w:hAnsi="Times New Roman" w:cs="Times New Roman"/>
+          <w:kern w:val="0"/>
+          <w:sz w:val="24"/>
+          <w:szCs w:val="24"/>
+          <w:lang w:eastAsia="en-IN" w:bidi="ar-SA"/>
+          <w14:ligatures w14:val="none"/>
+        </w:rPr>
+        <w:t xml:space="preserve">Execution must be </w:t>
+      </w:r>
+      <w:r>
+        <w:rPr>
+          <w:rFonts w:ascii="Times New Roman" w:eastAsia="Times New Roman" w:hAnsi="Times New Roman" w:cs="Times New Roman"/>
+          <w:b/>
+          <w:bCs/>
+          <w:kern w:val="0"/>
+          <w:sz w:val="24"/>
+          <w:szCs w:val="24"/>
+          <w:lang w:eastAsia="en-IN" w:bidi="ar-SA"/>
+          <w14:ligatures w14:val="none"/>
+        </w:rPr>
+        <w:t>deterministic</w:t>
+      </w:r>
+      <w:r>
+        <w:rPr>
+          <w:rFonts w:ascii="Times New Roman" w:eastAsia="Times New Roman" w:hAnsi="Times New Roman" w:cs="Times New Roman"/>
+          <w:kern w:val="0"/>
+          <w:sz w:val="24"/>
+          <w:szCs w:val="24"/>
+          <w:lang w:eastAsia="en-IN" w:bidi="ar-SA"/>
+          <w14:ligatures w14:val="none"/>
+        </w:rPr>
+        <w:t xml:space="preserve"> → same input = same output on all nodes.</w:t>
+      </w:r>
+    </w:p>
+    <w:p>
+      <w:pPr>
+        <w:numPr>
+          <w:ilvl w:val="0"/>
+          <w:numId w:val="20"/>
+        </w:numPr>
+        <w:spacing w:before="100" w:beforeAutospacing="1" w:after="100" w:afterAutospacing="1" w:line="240" w:lineRule="auto"/>
+        <w:rPr>
+          <w:rFonts w:ascii="Times New Roman" w:eastAsia="Times New Roman" w:hAnsi="Times New Roman" w:cs="Times New Roman"/>
+          <w:kern w:val="0"/>
+          <w:sz w:val="24"/>
+          <w:szCs w:val="24"/>
+          <w:lang w:eastAsia="en-IN" w:bidi="ar-SA"/>
+          <w14:ligatures w14:val="none"/>
+        </w:rPr>
+      </w:pPr>
+      <w:r>
+        <w:rPr>
+          <w:rFonts w:ascii="Times New Roman" w:eastAsia="Times New Roman" w:hAnsi="Times New Roman" w:cs="Times New Roman"/>
+          <w:kern w:val="0"/>
+          <w:sz w:val="24"/>
+          <w:szCs w:val="24"/>
+          <w:lang w:eastAsia="en-IN" w:bidi="ar-SA"/>
+          <w14:ligatures w14:val="none"/>
+        </w:rPr>
+        <w:t xml:space="preserve">Ethereum uses </w:t>
+      </w:r>
+      <w:r>
+        <w:rPr>
+          <w:rFonts w:ascii="Times New Roman" w:eastAsia="Times New Roman" w:hAnsi="Times New Roman" w:cs="Times New Roman"/>
+          <w:b/>
+          <w:bCs/>
+          <w:kern w:val="0"/>
+          <w:sz w:val="24"/>
+          <w:szCs w:val="24"/>
+          <w:lang w:eastAsia="en-IN" w:bidi="ar-SA"/>
+          <w14:ligatures w14:val="none"/>
+        </w:rPr>
+        <w:t>EVM</w:t>
+      </w:r>
+      <w:r>
+        <w:rPr>
+          <w:rFonts w:ascii="Times New Roman" w:eastAsia="Times New Roman" w:hAnsi="Times New Roman" w:cs="Times New Roman"/>
+          <w:kern w:val="0"/>
+          <w:sz w:val="24"/>
+          <w:szCs w:val="24"/>
+          <w:lang w:eastAsia="en-IN" w:bidi="ar-SA"/>
+          <w14:ligatures w14:val="none"/>
+        </w:rPr>
+        <w:t xml:space="preserve"> (Ethereum Virtual Machine); Hyperledger uses </w:t>
+      </w:r>
+      <w:proofErr w:type="spellStart"/>
+      <w:r>
+        <w:rPr>
+          <w:rFonts w:ascii="Times New Roman" w:eastAsia="Times New Roman" w:hAnsi="Times New Roman" w:cs="Times New Roman"/>
+          <w:kern w:val="0"/>
+          <w:sz w:val="24"/>
+          <w:szCs w:val="24"/>
+          <w:lang w:eastAsia="en-IN" w:bidi="ar-SA"/>
+          <w14:ligatures w14:val="none"/>
+        </w:rPr>
+        <w:t>chaincode</w:t>
+      </w:r>
+      <w:proofErr w:type="spellEnd"/>
+      <w:r>
+        <w:rPr>
+          <w:rFonts w:ascii="Times New Roman" w:eastAsia="Times New Roman" w:hAnsi="Times New Roman" w:cs="Times New Roman"/>
+          <w:kern w:val="0"/>
+          <w:sz w:val="24"/>
+          <w:szCs w:val="24"/>
+          <w:lang w:eastAsia="en-IN" w:bidi="ar-SA"/>
+          <w14:ligatures w14:val="none"/>
+        </w:rPr>
+        <w:t xml:space="preserve"> in Docker.</w:t>
+      </w:r>
+    </w:p>
+    <w:p>
+      <w:pPr>
+        <w:spacing w:before="100" w:beforeAutospacing="1" w:after="100" w:afterAutospacing="1" w:line="240" w:lineRule="auto"/>
+        <w:outlineLvl w:val="2"/>
+        <w:rPr>
+          <w:rFonts w:ascii="Times New Roman" w:eastAsia="Times New Roman" w:hAnsi="Times New Roman" w:cs="Times New Roman"/>
+          <w:b/>
+          <w:bCs/>
+          <w:kern w:val="0"/>
+          <w:sz w:val="27"/>
+          <w:szCs w:val="27"/>
+          <w:lang w:eastAsia="en-IN" w:bidi="ar-SA"/>
+          <w14:ligatures w14:val="none"/>
+        </w:rPr>
+      </w:pPr>
+      <w:r>
+        <w:rPr>
+          <w:rFonts w:ascii="Times New Roman" w:eastAsia="Times New Roman" w:hAnsi="Times New Roman" w:cs="Times New Roman"/>
+          <w:b/>
+          <w:bCs/>
+          <w:kern w:val="0"/>
+          <w:sz w:val="27"/>
+          <w:szCs w:val="27"/>
+          <w:lang w:eastAsia="en-IN" w:bidi="ar-SA"/>
+          <w14:ligatures w14:val="none"/>
+        </w:rPr>
+        <w:t>3. Semantic Layer</w:t>
+      </w:r>
+    </w:p>
+    <w:p>
+      <w:pPr>
+        <w:numPr>
+          <w:ilvl w:val="0"/>
+          <w:numId w:val="21"/>
+        </w:numPr>
+        <w:spacing w:before="100" w:beforeAutospacing="1" w:after="100" w:afterAutospacing="1" w:line="240" w:lineRule="auto"/>
+        <w:rPr>
+          <w:rFonts w:ascii="Times New Roman" w:eastAsia="Times New Roman" w:hAnsi="Times New Roman" w:cs="Times New Roman"/>
+          <w:kern w:val="0"/>
+          <w:sz w:val="24"/>
+          <w:szCs w:val="24"/>
+          <w:lang w:eastAsia="en-IN" w:bidi="ar-SA"/>
+          <w14:ligatures w14:val="none"/>
+        </w:rPr>
+      </w:pPr>
+      <w:r>
+        <w:rPr>
+          <w:rFonts w:ascii="Times New Roman" w:eastAsia="Times New Roman" w:hAnsi="Times New Roman" w:cs="Times New Roman"/>
+          <w:kern w:val="0"/>
+          <w:sz w:val="24"/>
+          <w:szCs w:val="24"/>
+          <w:lang w:eastAsia="en-IN" w:bidi="ar-SA"/>
+          <w14:ligatures w14:val="none"/>
+        </w:rPr>
+        <w:t xml:space="preserve">Defines </w:t>
+      </w:r>
+      <w:r>
+        <w:rPr>
+          <w:rFonts w:ascii="Times New Roman" w:eastAsia="Times New Roman" w:hAnsi="Times New Roman" w:cs="Times New Roman"/>
+          <w:b/>
+          <w:bCs/>
+          <w:kern w:val="0"/>
+          <w:sz w:val="24"/>
+          <w:szCs w:val="24"/>
+          <w:lang w:eastAsia="en-IN" w:bidi="ar-SA"/>
+          <w14:ligatures w14:val="none"/>
+        </w:rPr>
+        <w:t>rules and logic</w:t>
+      </w:r>
+      <w:r>
+        <w:rPr>
+          <w:rFonts w:ascii="Times New Roman" w:eastAsia="Times New Roman" w:hAnsi="Times New Roman" w:cs="Times New Roman"/>
+          <w:kern w:val="0"/>
+          <w:sz w:val="24"/>
+          <w:szCs w:val="24"/>
+          <w:lang w:eastAsia="en-IN" w:bidi="ar-SA"/>
+          <w14:ligatures w14:val="none"/>
+        </w:rPr>
+        <w:t xml:space="preserve"> of transactions and blocks.</w:t>
+      </w:r>
+    </w:p>
+    <w:p>
+      <w:pPr>
+        <w:numPr>
+          <w:ilvl w:val="0"/>
+          <w:numId w:val="21"/>
+        </w:numPr>
+        <w:spacing w:before="100" w:beforeAutospacing="1" w:after="100" w:afterAutospacing="1" w:line="240" w:lineRule="auto"/>
+        <w:rPr>
+          <w:rFonts w:ascii="Times New Roman" w:eastAsia="Times New Roman" w:hAnsi="Times New Roman" w:cs="Times New Roman"/>
+          <w:kern w:val="0"/>
+          <w:sz w:val="24"/>
+          <w:szCs w:val="24"/>
+          <w:lang w:eastAsia="en-IN" w:bidi="ar-SA"/>
+          <w14:ligatures w14:val="none"/>
+        </w:rPr>
+      </w:pPr>
+      <w:r>
+        <w:rPr>
+          <w:rFonts w:ascii="Times New Roman" w:eastAsia="Times New Roman" w:hAnsi="Times New Roman" w:cs="Times New Roman"/>
+          <w:kern w:val="0"/>
+          <w:sz w:val="24"/>
+          <w:szCs w:val="24"/>
+          <w:lang w:eastAsia="en-IN" w:bidi="ar-SA"/>
+          <w14:ligatures w14:val="none"/>
+        </w:rPr>
+        <w:t>Validates transactions: checks double</w:t>
+      </w:r>
+      <w:r>
+        <w:rPr>
+          <w:rFonts w:ascii="Times New Roman" w:eastAsia="Times New Roman" w:hAnsi="Times New Roman" w:cs="Times New Roman"/>
+          <w:kern w:val="0"/>
+          <w:sz w:val="24"/>
+          <w:szCs w:val="24"/>
+          <w:lang w:eastAsia="en-IN" w:bidi="ar-SA"/>
+          <w14:ligatures w14:val="none"/>
+        </w:rPr>
+        <w:noBreakHyphen/>
+        <w:t>spending, authorization, legitimacy.</w:t>
+      </w:r>
+    </w:p>
+    <w:p>
+      <w:pPr>
+        <w:numPr>
+          <w:ilvl w:val="0"/>
+          <w:numId w:val="21"/>
+        </w:numPr>
+        <w:spacing w:before="100" w:beforeAutospacing="1" w:after="100" w:afterAutospacing="1" w:line="240" w:lineRule="auto"/>
+        <w:rPr>
+          <w:rFonts w:ascii="Times New Roman" w:eastAsia="Times New Roman" w:hAnsi="Times New Roman" w:cs="Times New Roman"/>
+          <w:kern w:val="0"/>
+          <w:sz w:val="24"/>
+          <w:szCs w:val="24"/>
+          <w:lang w:eastAsia="en-IN" w:bidi="ar-SA"/>
+          <w14:ligatures w14:val="none"/>
+        </w:rPr>
+      </w:pPr>
+      <w:r>
+        <w:rPr>
+          <w:rFonts w:ascii="Times New Roman" w:eastAsia="Times New Roman" w:hAnsi="Times New Roman" w:cs="Times New Roman"/>
+          <w:kern w:val="0"/>
+          <w:sz w:val="24"/>
+          <w:szCs w:val="24"/>
+          <w:lang w:eastAsia="en-IN" w:bidi="ar-SA"/>
+          <w14:ligatures w14:val="none"/>
+        </w:rPr>
+        <w:t>Bitcoin → UTXO model (transactions represent state).</w:t>
+      </w:r>
+    </w:p>
+    <w:p>
+      <w:pPr>
+        <w:numPr>
+          <w:ilvl w:val="0"/>
+          <w:numId w:val="21"/>
+        </w:numPr>
+        <w:spacing w:before="100" w:beforeAutospacing="1" w:after="100" w:afterAutospacing="1" w:line="240" w:lineRule="auto"/>
+        <w:rPr>
+          <w:rFonts w:ascii="Times New Roman" w:eastAsia="Times New Roman" w:hAnsi="Times New Roman" w:cs="Times New Roman"/>
+          <w:kern w:val="0"/>
+          <w:sz w:val="24"/>
+          <w:szCs w:val="24"/>
+          <w:lang w:eastAsia="en-IN" w:bidi="ar-SA"/>
+          <w14:ligatures w14:val="none"/>
+        </w:rPr>
+      </w:pPr>
+      <w:r>
+        <w:rPr>
+          <w:rFonts w:ascii="Times New Roman" w:eastAsia="Times New Roman" w:hAnsi="Times New Roman" w:cs="Times New Roman"/>
+          <w:kern w:val="0"/>
+          <w:sz w:val="24"/>
+          <w:szCs w:val="24"/>
+          <w:lang w:eastAsia="en-IN" w:bidi="ar-SA"/>
+          <w14:ligatures w14:val="none"/>
+        </w:rPr>
+        <w:t>Ethereum → Account model (balances updated directly).</w:t>
+      </w:r>
+    </w:p>
+    <w:p>
+      <w:pPr>
+        <w:numPr>
+          <w:ilvl w:val="0"/>
+          <w:numId w:val="21"/>
+        </w:numPr>
+        <w:spacing w:before="100" w:beforeAutospacing="1" w:after="100" w:afterAutospacing="1" w:line="240" w:lineRule="auto"/>
+        <w:rPr>
+          <w:rFonts w:ascii="Times New Roman" w:eastAsia="Times New Roman" w:hAnsi="Times New Roman" w:cs="Times New Roman"/>
+          <w:kern w:val="0"/>
+          <w:sz w:val="24"/>
+          <w:szCs w:val="24"/>
+          <w:lang w:eastAsia="en-IN" w:bidi="ar-SA"/>
+          <w14:ligatures w14:val="none"/>
+        </w:rPr>
+      </w:pPr>
+      <w:r>
+        <w:rPr>
+          <w:rFonts w:ascii="Times New Roman" w:eastAsia="Times New Roman" w:hAnsi="Times New Roman" w:cs="Times New Roman"/>
+          <w:kern w:val="0"/>
+          <w:sz w:val="24"/>
+          <w:szCs w:val="24"/>
+          <w:lang w:eastAsia="en-IN" w:bidi="ar-SA"/>
+          <w14:ligatures w14:val="none"/>
+        </w:rPr>
+        <w:t>Smart contracts update system state.</w:t>
+      </w:r>
+    </w:p>
+    <w:p>
+      <w:pPr>
+        <w:numPr>
+          <w:ilvl w:val="0"/>
+          <w:numId w:val="21"/>
+        </w:numPr>
+        <w:spacing w:before="100" w:beforeAutospacing="1" w:after="100" w:afterAutospacing="1" w:line="240" w:lineRule="auto"/>
+        <w:rPr>
+          <w:rFonts w:ascii="Times New Roman" w:eastAsia="Times New Roman" w:hAnsi="Times New Roman" w:cs="Times New Roman"/>
+          <w:kern w:val="0"/>
+          <w:sz w:val="24"/>
+          <w:szCs w:val="24"/>
+          <w:lang w:eastAsia="en-IN" w:bidi="ar-SA"/>
+          <w14:ligatures w14:val="none"/>
+        </w:rPr>
+      </w:pPr>
+      <w:r>
+        <w:rPr>
+          <w:rFonts w:ascii="Times New Roman" w:eastAsia="Times New Roman" w:hAnsi="Times New Roman" w:cs="Times New Roman"/>
+          <w:kern w:val="0"/>
+          <w:sz w:val="24"/>
+          <w:szCs w:val="24"/>
+          <w:lang w:eastAsia="en-IN" w:bidi="ar-SA"/>
+          <w14:ligatures w14:val="none"/>
+        </w:rPr>
+        <w:t>Merkle tree structures defined here (Merkle root links transactions to block header).</w:t>
+      </w:r>
+    </w:p>
+    <w:p>
+      <w:pPr>
+        <w:numPr>
+          <w:ilvl w:val="0"/>
+          <w:numId w:val="21"/>
+        </w:numPr>
+        <w:spacing w:before="100" w:beforeAutospacing="1" w:after="100" w:afterAutospacing="1" w:line="240" w:lineRule="auto"/>
+        <w:rPr>
+          <w:rFonts w:ascii="Times New Roman" w:eastAsia="Times New Roman" w:hAnsi="Times New Roman" w:cs="Times New Roman"/>
+          <w:kern w:val="0"/>
+          <w:sz w:val="24"/>
+          <w:szCs w:val="24"/>
+          <w:lang w:eastAsia="en-IN" w:bidi="ar-SA"/>
+          <w14:ligatures w14:val="none"/>
+        </w:rPr>
+      </w:pPr>
+      <w:r>
+        <w:rPr>
+          <w:rFonts w:ascii="Times New Roman" w:eastAsia="Times New Roman" w:hAnsi="Times New Roman" w:cs="Times New Roman"/>
+          <w:kern w:val="0"/>
+          <w:sz w:val="24"/>
+          <w:szCs w:val="24"/>
+          <w:lang w:eastAsia="en-IN" w:bidi="ar-SA"/>
+          <w14:ligatures w14:val="none"/>
+        </w:rPr>
+        <w:lastRenderedPageBreak/>
+        <w:t>Also defines how blocks are linked (hash of previous block → genesis).</w:t>
+      </w:r>
+    </w:p>
+    <w:p>
+      <w:pPr>
+        <w:spacing w:before="100" w:beforeAutospacing="1" w:after="100" w:afterAutospacing="1" w:line="240" w:lineRule="auto"/>
+        <w:outlineLvl w:val="2"/>
+        <w:rPr>
+          <w:rFonts w:ascii="Times New Roman" w:eastAsia="Times New Roman" w:hAnsi="Times New Roman" w:cs="Times New Roman"/>
+          <w:b/>
+          <w:bCs/>
+          <w:kern w:val="0"/>
+          <w:sz w:val="27"/>
+          <w:szCs w:val="27"/>
+          <w:lang w:eastAsia="en-IN" w:bidi="ar-SA"/>
+          <w14:ligatures w14:val="none"/>
+        </w:rPr>
+      </w:pPr>
+      <w:r>
+        <w:rPr>
+          <w:rFonts w:ascii="Times New Roman" w:eastAsia="Times New Roman" w:hAnsi="Times New Roman" w:cs="Times New Roman"/>
+          <w:b/>
+          <w:bCs/>
+          <w:kern w:val="0"/>
+          <w:sz w:val="27"/>
+          <w:szCs w:val="27"/>
+          <w:lang w:eastAsia="en-IN" w:bidi="ar-SA"/>
+          <w14:ligatures w14:val="none"/>
+        </w:rPr>
+        <w:t>4. Propagation Layer</w:t>
+      </w:r>
+    </w:p>
+    <w:p>
+      <w:pPr>
+        <w:numPr>
+          <w:ilvl w:val="0"/>
+          <w:numId w:val="22"/>
+        </w:numPr>
+        <w:spacing w:before="100" w:beforeAutospacing="1" w:after="100" w:afterAutospacing="1" w:line="240" w:lineRule="auto"/>
+        <w:rPr>
+          <w:rFonts w:ascii="Times New Roman" w:eastAsia="Times New Roman" w:hAnsi="Times New Roman" w:cs="Times New Roman"/>
+          <w:kern w:val="0"/>
+          <w:sz w:val="24"/>
+          <w:szCs w:val="24"/>
+          <w:lang w:eastAsia="en-IN" w:bidi="ar-SA"/>
+          <w14:ligatures w14:val="none"/>
+        </w:rPr>
+      </w:pPr>
+      <w:r>
+        <w:rPr>
+          <w:rFonts w:ascii="Times New Roman" w:eastAsia="Times New Roman" w:hAnsi="Times New Roman" w:cs="Times New Roman"/>
+          <w:kern w:val="0"/>
+          <w:sz w:val="24"/>
+          <w:szCs w:val="24"/>
+          <w:lang w:eastAsia="en-IN" w:bidi="ar-SA"/>
+          <w14:ligatures w14:val="none"/>
+        </w:rPr>
+        <w:t>Peer</w:t>
+      </w:r>
+      <w:r>
+        <w:rPr>
+          <w:rFonts w:ascii="Times New Roman" w:eastAsia="Times New Roman" w:hAnsi="Times New Roman" w:cs="Times New Roman"/>
+          <w:kern w:val="0"/>
+          <w:sz w:val="24"/>
+          <w:szCs w:val="24"/>
+          <w:lang w:eastAsia="en-IN" w:bidi="ar-SA"/>
+          <w14:ligatures w14:val="none"/>
+        </w:rPr>
+        <w:noBreakHyphen/>
+        <w:t>to</w:t>
+      </w:r>
+      <w:r>
+        <w:rPr>
+          <w:rFonts w:ascii="Times New Roman" w:eastAsia="Times New Roman" w:hAnsi="Times New Roman" w:cs="Times New Roman"/>
+          <w:kern w:val="0"/>
+          <w:sz w:val="24"/>
+          <w:szCs w:val="24"/>
+          <w:lang w:eastAsia="en-IN" w:bidi="ar-SA"/>
+          <w14:ligatures w14:val="none"/>
+        </w:rPr>
+        <w:noBreakHyphen/>
+        <w:t>peer communication layer.</w:t>
+      </w:r>
+    </w:p>
+    <w:p>
+      <w:pPr>
+        <w:numPr>
+          <w:ilvl w:val="0"/>
+          <w:numId w:val="22"/>
+        </w:numPr>
+        <w:spacing w:before="100" w:beforeAutospacing="1" w:after="100" w:afterAutospacing="1" w:line="240" w:lineRule="auto"/>
+        <w:rPr>
+          <w:rFonts w:ascii="Times New Roman" w:eastAsia="Times New Roman" w:hAnsi="Times New Roman" w:cs="Times New Roman"/>
+          <w:kern w:val="0"/>
+          <w:sz w:val="24"/>
+          <w:szCs w:val="24"/>
+          <w:lang w:eastAsia="en-IN" w:bidi="ar-SA"/>
+          <w14:ligatures w14:val="none"/>
+        </w:rPr>
+      </w:pPr>
+      <w:r>
+        <w:rPr>
+          <w:rFonts w:ascii="Times New Roman" w:eastAsia="Times New Roman" w:hAnsi="Times New Roman" w:cs="Times New Roman"/>
+          <w:kern w:val="0"/>
+          <w:sz w:val="24"/>
+          <w:szCs w:val="24"/>
+          <w:lang w:eastAsia="en-IN" w:bidi="ar-SA"/>
+          <w14:ligatures w14:val="none"/>
+        </w:rPr>
+        <w:t xml:space="preserve">Ensures transactions and blocks are </w:t>
+      </w:r>
+      <w:r>
+        <w:rPr>
+          <w:rFonts w:ascii="Times New Roman" w:eastAsia="Times New Roman" w:hAnsi="Times New Roman" w:cs="Times New Roman"/>
+          <w:b/>
+          <w:bCs/>
+          <w:kern w:val="0"/>
+          <w:sz w:val="24"/>
+          <w:szCs w:val="24"/>
+          <w:lang w:eastAsia="en-IN" w:bidi="ar-SA"/>
+          <w14:ligatures w14:val="none"/>
+        </w:rPr>
+        <w:t>broadcast</w:t>
+      </w:r>
+      <w:r>
+        <w:rPr>
+          <w:rFonts w:ascii="Times New Roman" w:eastAsia="Times New Roman" w:hAnsi="Times New Roman" w:cs="Times New Roman"/>
+          <w:kern w:val="0"/>
+          <w:sz w:val="24"/>
+          <w:szCs w:val="24"/>
+          <w:lang w:eastAsia="en-IN" w:bidi="ar-SA"/>
+          <w14:ligatures w14:val="none"/>
+        </w:rPr>
+        <w:t xml:space="preserve"> across the network.</w:t>
+      </w:r>
+    </w:p>
+    <w:p>
+      <w:pPr>
+        <w:numPr>
+          <w:ilvl w:val="0"/>
+          <w:numId w:val="22"/>
+        </w:numPr>
+        <w:spacing w:before="100" w:beforeAutospacing="1" w:after="100" w:afterAutospacing="1" w:line="240" w:lineRule="auto"/>
+        <w:rPr>
+          <w:rFonts w:ascii="Times New Roman" w:eastAsia="Times New Roman" w:hAnsi="Times New Roman" w:cs="Times New Roman"/>
+          <w:kern w:val="0"/>
+          <w:sz w:val="24"/>
+          <w:szCs w:val="24"/>
+          <w:lang w:eastAsia="en-IN" w:bidi="ar-SA"/>
+          <w14:ligatures w14:val="none"/>
+        </w:rPr>
+      </w:pPr>
+      <w:r>
+        <w:rPr>
+          <w:rFonts w:ascii="Times New Roman" w:eastAsia="Times New Roman" w:hAnsi="Times New Roman" w:cs="Times New Roman"/>
+          <w:kern w:val="0"/>
+          <w:sz w:val="24"/>
+          <w:szCs w:val="24"/>
+          <w:lang w:eastAsia="en-IN" w:bidi="ar-SA"/>
+          <w14:ligatures w14:val="none"/>
+        </w:rPr>
+        <w:t>Nodes discover each other, sync state.</w:t>
+      </w:r>
+    </w:p>
+    <w:p>
+      <w:pPr>
+        <w:numPr>
+          <w:ilvl w:val="0"/>
+          <w:numId w:val="22"/>
+        </w:numPr>
+        <w:spacing w:before="100" w:beforeAutospacing="1" w:after="100" w:afterAutospacing="1" w:line="240" w:lineRule="auto"/>
+        <w:rPr>
+          <w:rFonts w:ascii="Times New Roman" w:eastAsia="Times New Roman" w:hAnsi="Times New Roman" w:cs="Times New Roman"/>
+          <w:kern w:val="0"/>
+          <w:sz w:val="24"/>
+          <w:szCs w:val="24"/>
+          <w:lang w:eastAsia="en-IN" w:bidi="ar-SA"/>
+          <w14:ligatures w14:val="none"/>
+        </w:rPr>
+      </w:pPr>
+      <w:r>
+        <w:rPr>
+          <w:rFonts w:ascii="Times New Roman" w:eastAsia="Times New Roman" w:hAnsi="Times New Roman" w:cs="Times New Roman"/>
+          <w:kern w:val="0"/>
+          <w:sz w:val="24"/>
+          <w:szCs w:val="24"/>
+          <w:lang w:eastAsia="en-IN" w:bidi="ar-SA"/>
+          <w14:ligatures w14:val="none"/>
+        </w:rPr>
+        <w:t>Immediate forwarding of new transactions/blocks to connected peers.</w:t>
+      </w:r>
+    </w:p>
+    <w:p>
+      <w:pPr>
+        <w:numPr>
+          <w:ilvl w:val="0"/>
+          <w:numId w:val="22"/>
+        </w:numPr>
+        <w:spacing w:before="100" w:beforeAutospacing="1" w:after="100" w:afterAutospacing="1" w:line="240" w:lineRule="auto"/>
+        <w:rPr>
+          <w:rFonts w:ascii="Times New Roman" w:eastAsia="Times New Roman" w:hAnsi="Times New Roman" w:cs="Times New Roman"/>
+          <w:kern w:val="0"/>
+          <w:sz w:val="24"/>
+          <w:szCs w:val="24"/>
+          <w:lang w:eastAsia="en-IN" w:bidi="ar-SA"/>
+          <w14:ligatures w14:val="none"/>
+        </w:rPr>
+      </w:pPr>
+      <w:r>
+        <w:rPr>
+          <w:rFonts w:ascii="Times New Roman" w:eastAsia="Times New Roman" w:hAnsi="Times New Roman" w:cs="Times New Roman"/>
+          <w:kern w:val="0"/>
+          <w:sz w:val="24"/>
+          <w:szCs w:val="24"/>
+          <w:lang w:eastAsia="en-IN" w:bidi="ar-SA"/>
+          <w14:ligatures w14:val="none"/>
+        </w:rPr>
+        <w:t>Latency may vary depending on bandwidth and node capacity.</w:t>
+      </w:r>
+    </w:p>
+    <w:p>
+      <w:pPr>
+        <w:spacing w:before="100" w:beforeAutospacing="1" w:after="100" w:afterAutospacing="1" w:line="240" w:lineRule="auto"/>
+        <w:outlineLvl w:val="2"/>
+        <w:rPr>
+          <w:rFonts w:ascii="Times New Roman" w:eastAsia="Times New Roman" w:hAnsi="Times New Roman" w:cs="Times New Roman"/>
+          <w:b/>
+          <w:bCs/>
+          <w:kern w:val="0"/>
+          <w:sz w:val="27"/>
+          <w:szCs w:val="27"/>
+          <w:lang w:eastAsia="en-IN" w:bidi="ar-SA"/>
+          <w14:ligatures w14:val="none"/>
+        </w:rPr>
+      </w:pPr>
+      <w:r>
+        <w:rPr>
+          <w:rFonts w:ascii="Times New Roman" w:eastAsia="Times New Roman" w:hAnsi="Times New Roman" w:cs="Times New Roman"/>
+          <w:b/>
+          <w:bCs/>
+          <w:kern w:val="0"/>
+          <w:sz w:val="27"/>
+          <w:szCs w:val="27"/>
+          <w:lang w:eastAsia="en-IN" w:bidi="ar-SA"/>
+          <w14:ligatures w14:val="none"/>
+        </w:rPr>
+        <w:t>5. Consensus Layer</w:t>
+      </w:r>
+    </w:p>
+    <w:p>
+      <w:pPr>
+        <w:numPr>
+          <w:ilvl w:val="0"/>
+          <w:numId w:val="23"/>
+        </w:numPr>
+        <w:spacing w:before="100" w:beforeAutospacing="1" w:after="100" w:afterAutospacing="1" w:line="240" w:lineRule="auto"/>
+        <w:rPr>
+          <w:rFonts w:ascii="Times New Roman" w:eastAsia="Times New Roman" w:hAnsi="Times New Roman" w:cs="Times New Roman"/>
+          <w:kern w:val="0"/>
+          <w:sz w:val="24"/>
+          <w:szCs w:val="24"/>
+          <w:lang w:eastAsia="en-IN" w:bidi="ar-SA"/>
+          <w14:ligatures w14:val="none"/>
+        </w:rPr>
+      </w:pPr>
+      <w:r>
+        <w:rPr>
+          <w:rFonts w:ascii="Times New Roman" w:eastAsia="Times New Roman" w:hAnsi="Times New Roman" w:cs="Times New Roman"/>
+          <w:kern w:val="0"/>
+          <w:sz w:val="24"/>
+          <w:szCs w:val="24"/>
+          <w:lang w:eastAsia="en-IN" w:bidi="ar-SA"/>
+          <w14:ligatures w14:val="none"/>
+        </w:rPr>
+        <w:t>Base layer ensuring all nodes agree on one ledger state.</w:t>
+      </w:r>
+    </w:p>
+    <w:p>
+      <w:pPr>
+        <w:numPr>
+          <w:ilvl w:val="0"/>
+          <w:numId w:val="23"/>
+        </w:numPr>
+        <w:spacing w:before="100" w:beforeAutospacing="1" w:after="100" w:afterAutospacing="1" w:line="240" w:lineRule="auto"/>
+        <w:rPr>
+          <w:rFonts w:ascii="Times New Roman" w:eastAsia="Times New Roman" w:hAnsi="Times New Roman" w:cs="Times New Roman"/>
+          <w:kern w:val="0"/>
+          <w:sz w:val="24"/>
+          <w:szCs w:val="24"/>
+          <w:lang w:eastAsia="en-IN" w:bidi="ar-SA"/>
+          <w14:ligatures w14:val="none"/>
+        </w:rPr>
+      </w:pPr>
+      <w:r>
+        <w:rPr>
+          <w:rFonts w:ascii="Times New Roman" w:eastAsia="Times New Roman" w:hAnsi="Times New Roman" w:cs="Times New Roman"/>
+          <w:kern w:val="0"/>
+          <w:sz w:val="24"/>
+          <w:szCs w:val="24"/>
+          <w:lang w:eastAsia="en-IN" w:bidi="ar-SA"/>
+          <w14:ligatures w14:val="none"/>
+        </w:rPr>
+        <w:t xml:space="preserve">Provides </w:t>
+      </w:r>
+      <w:r>
+        <w:rPr>
+          <w:rFonts w:ascii="Times New Roman" w:eastAsia="Times New Roman" w:hAnsi="Times New Roman" w:cs="Times New Roman"/>
+          <w:b/>
+          <w:bCs/>
+          <w:kern w:val="0"/>
+          <w:sz w:val="24"/>
+          <w:szCs w:val="24"/>
+          <w:lang w:eastAsia="en-IN" w:bidi="ar-SA"/>
+          <w14:ligatures w14:val="none"/>
+        </w:rPr>
+        <w:t>security and consistency</w:t>
+      </w:r>
+      <w:r>
+        <w:rPr>
+          <w:rFonts w:ascii="Times New Roman" w:eastAsia="Times New Roman" w:hAnsi="Times New Roman" w:cs="Times New Roman"/>
+          <w:kern w:val="0"/>
+          <w:sz w:val="24"/>
+          <w:szCs w:val="24"/>
+          <w:lang w:eastAsia="en-IN" w:bidi="ar-SA"/>
+          <w14:ligatures w14:val="none"/>
+        </w:rPr>
+        <w:t>.</w:t>
+      </w:r>
+    </w:p>
+    <w:p>
+      <w:pPr>
+        <w:numPr>
+          <w:ilvl w:val="0"/>
+          <w:numId w:val="23"/>
+        </w:numPr>
+        <w:spacing w:before="100" w:beforeAutospacing="1" w:after="100" w:afterAutospacing="1" w:line="240" w:lineRule="auto"/>
+        <w:rPr>
+          <w:rFonts w:ascii="Times New Roman" w:eastAsia="Times New Roman" w:hAnsi="Times New Roman" w:cs="Times New Roman"/>
+          <w:kern w:val="0"/>
+          <w:sz w:val="24"/>
+          <w:szCs w:val="24"/>
+          <w:lang w:eastAsia="en-IN" w:bidi="ar-SA"/>
+          <w14:ligatures w14:val="none"/>
+        </w:rPr>
+      </w:pPr>
+      <w:r>
+        <w:rPr>
+          <w:rFonts w:ascii="Times New Roman" w:eastAsia="Times New Roman" w:hAnsi="Times New Roman" w:cs="Times New Roman"/>
+          <w:kern w:val="0"/>
+          <w:sz w:val="24"/>
+          <w:szCs w:val="24"/>
+          <w:lang w:eastAsia="en-IN" w:bidi="ar-SA"/>
+          <w14:ligatures w14:val="none"/>
+        </w:rPr>
+        <w:t>Incentive mechanisms (like mining) keep network alive.</w:t>
+      </w:r>
+    </w:p>
+    <w:p>
+      <w:pPr>
+        <w:numPr>
+          <w:ilvl w:val="0"/>
+          <w:numId w:val="23"/>
+        </w:numPr>
+        <w:spacing w:before="100" w:beforeAutospacing="1" w:after="100" w:afterAutospacing="1" w:line="240" w:lineRule="auto"/>
+        <w:rPr>
+          <w:rFonts w:ascii="Times New Roman" w:eastAsia="Times New Roman" w:hAnsi="Times New Roman" w:cs="Times New Roman"/>
+          <w:kern w:val="0"/>
+          <w:sz w:val="24"/>
+          <w:szCs w:val="24"/>
+          <w:lang w:eastAsia="en-IN" w:bidi="ar-SA"/>
+          <w14:ligatures w14:val="none"/>
+        </w:rPr>
+      </w:pPr>
+      <w:r>
+        <w:rPr>
+          <w:rFonts w:ascii="Times New Roman" w:eastAsia="Times New Roman" w:hAnsi="Times New Roman" w:cs="Times New Roman"/>
+          <w:kern w:val="0"/>
+          <w:sz w:val="24"/>
+          <w:szCs w:val="24"/>
+          <w:lang w:eastAsia="en-IN" w:bidi="ar-SA"/>
+          <w14:ligatures w14:val="none"/>
+        </w:rPr>
+        <w:t xml:space="preserve">Bitcoin/Ethereum → </w:t>
+      </w:r>
+      <w:r>
+        <w:rPr>
+          <w:rFonts w:ascii="Times New Roman" w:eastAsia="Times New Roman" w:hAnsi="Times New Roman" w:cs="Times New Roman"/>
+          <w:b/>
+          <w:bCs/>
+          <w:kern w:val="0"/>
+          <w:sz w:val="24"/>
+          <w:szCs w:val="24"/>
+          <w:lang w:eastAsia="en-IN" w:bidi="ar-SA"/>
+          <w14:ligatures w14:val="none"/>
+        </w:rPr>
+        <w:t>Proof of Work (PoW)</w:t>
+      </w:r>
+      <w:r>
+        <w:rPr>
+          <w:rFonts w:ascii="Times New Roman" w:eastAsia="Times New Roman" w:hAnsi="Times New Roman" w:cs="Times New Roman"/>
+          <w:kern w:val="0"/>
+          <w:sz w:val="24"/>
+          <w:szCs w:val="24"/>
+          <w:lang w:eastAsia="en-IN" w:bidi="ar-SA"/>
+          <w14:ligatures w14:val="none"/>
+        </w:rPr>
+        <w:t>.</w:t>
+      </w:r>
+    </w:p>
+    <w:p>
+      <w:pPr>
+        <w:numPr>
+          <w:ilvl w:val="0"/>
+          <w:numId w:val="23"/>
+        </w:numPr>
+        <w:spacing w:before="100" w:beforeAutospacing="1" w:after="100" w:afterAutospacing="1" w:line="240" w:lineRule="auto"/>
+        <w:rPr>
+          <w:rFonts w:ascii="Times New Roman" w:eastAsia="Times New Roman" w:hAnsi="Times New Roman" w:cs="Times New Roman"/>
+          <w:kern w:val="0"/>
+          <w:sz w:val="24"/>
+          <w:szCs w:val="24"/>
+          <w:lang w:eastAsia="en-IN" w:bidi="ar-SA"/>
+          <w14:ligatures w14:val="none"/>
+        </w:rPr>
+      </w:pPr>
+      <w:r>
+        <w:rPr>
+          <w:rFonts w:ascii="Times New Roman" w:eastAsia="Times New Roman" w:hAnsi="Times New Roman" w:cs="Times New Roman"/>
+          <w:kern w:val="0"/>
+          <w:sz w:val="24"/>
+          <w:szCs w:val="24"/>
+          <w:lang w:eastAsia="en-IN" w:bidi="ar-SA"/>
+          <w14:ligatures w14:val="none"/>
+        </w:rPr>
+        <w:t xml:space="preserve">Other protocols: </w:t>
+      </w:r>
+      <w:r>
+        <w:rPr>
+          <w:rFonts w:ascii="Times New Roman" w:eastAsia="Times New Roman" w:hAnsi="Times New Roman" w:cs="Times New Roman"/>
+          <w:b/>
+          <w:bCs/>
+          <w:kern w:val="0"/>
+          <w:sz w:val="24"/>
+          <w:szCs w:val="24"/>
+          <w:lang w:eastAsia="en-IN" w:bidi="ar-SA"/>
+          <w14:ligatures w14:val="none"/>
+        </w:rPr>
+        <w:t>Proof of Stake (</w:t>
+      </w:r>
+      <w:proofErr w:type="spellStart"/>
+      <w:r>
+        <w:rPr>
+          <w:rFonts w:ascii="Times New Roman" w:eastAsia="Times New Roman" w:hAnsi="Times New Roman" w:cs="Times New Roman"/>
+          <w:b/>
+          <w:bCs/>
+          <w:kern w:val="0"/>
+          <w:sz w:val="24"/>
+          <w:szCs w:val="24"/>
+          <w:lang w:eastAsia="en-IN" w:bidi="ar-SA"/>
+          <w14:ligatures w14:val="none"/>
+        </w:rPr>
+        <w:t>PoS</w:t>
+      </w:r>
+      <w:proofErr w:type="spellEnd"/>
+      <w:r>
+        <w:rPr>
+          <w:rFonts w:ascii="Times New Roman" w:eastAsia="Times New Roman" w:hAnsi="Times New Roman" w:cs="Times New Roman"/>
+          <w:b/>
+          <w:bCs/>
+          <w:kern w:val="0"/>
+          <w:sz w:val="24"/>
+          <w:szCs w:val="24"/>
+          <w:lang w:eastAsia="en-IN" w:bidi="ar-SA"/>
+          <w14:ligatures w14:val="none"/>
+        </w:rPr>
+        <w:t xml:space="preserve">), Delegated </w:t>
+      </w:r>
+      <w:proofErr w:type="spellStart"/>
+      <w:r>
+        <w:rPr>
+          <w:rFonts w:ascii="Times New Roman" w:eastAsia="Times New Roman" w:hAnsi="Times New Roman" w:cs="Times New Roman"/>
+          <w:b/>
+          <w:bCs/>
+          <w:kern w:val="0"/>
+          <w:sz w:val="24"/>
+          <w:szCs w:val="24"/>
+          <w:lang w:eastAsia="en-IN" w:bidi="ar-SA"/>
+          <w14:ligatures w14:val="none"/>
+        </w:rPr>
+        <w:t>PoS</w:t>
+      </w:r>
+      <w:proofErr w:type="spellEnd"/>
+      <w:r>
+        <w:rPr>
+          <w:rFonts w:ascii="Times New Roman" w:eastAsia="Times New Roman" w:hAnsi="Times New Roman" w:cs="Times New Roman"/>
+          <w:b/>
+          <w:bCs/>
+          <w:kern w:val="0"/>
+          <w:sz w:val="24"/>
+          <w:szCs w:val="24"/>
+          <w:lang w:eastAsia="en-IN" w:bidi="ar-SA"/>
+          <w14:ligatures w14:val="none"/>
+        </w:rPr>
+        <w:t xml:space="preserve"> (</w:t>
+      </w:r>
+      <w:proofErr w:type="spellStart"/>
+      <w:r>
+        <w:rPr>
+          <w:rFonts w:ascii="Times New Roman" w:eastAsia="Times New Roman" w:hAnsi="Times New Roman" w:cs="Times New Roman"/>
+          <w:b/>
+          <w:bCs/>
+          <w:kern w:val="0"/>
+          <w:sz w:val="24"/>
+          <w:szCs w:val="24"/>
+          <w:lang w:eastAsia="en-IN" w:bidi="ar-SA"/>
+          <w14:ligatures w14:val="none"/>
+        </w:rPr>
+        <w:t>dPoS</w:t>
+      </w:r>
+      <w:proofErr w:type="spellEnd"/>
+      <w:r>
+        <w:rPr>
+          <w:rFonts w:ascii="Times New Roman" w:eastAsia="Times New Roman" w:hAnsi="Times New Roman" w:cs="Times New Roman"/>
+          <w:b/>
+          <w:bCs/>
+          <w:kern w:val="0"/>
+          <w:sz w:val="24"/>
+          <w:szCs w:val="24"/>
+          <w:lang w:eastAsia="en-IN" w:bidi="ar-SA"/>
+          <w14:ligatures w14:val="none"/>
+        </w:rPr>
+        <w:t>), PBFT</w:t>
+      </w:r>
+      <w:r>
+        <w:rPr>
+          <w:rFonts w:ascii="Times New Roman" w:eastAsia="Times New Roman" w:hAnsi="Times New Roman" w:cs="Times New Roman"/>
+          <w:kern w:val="0"/>
+          <w:sz w:val="24"/>
+          <w:szCs w:val="24"/>
+          <w:lang w:eastAsia="en-IN" w:bidi="ar-SA"/>
+          <w14:ligatures w14:val="none"/>
+        </w:rPr>
+        <w:t>.</w:t>
+      </w:r>
+    </w:p>
+    <w:p>
+      <w:pPr>
+        <w:numPr>
+          <w:ilvl w:val="0"/>
+          <w:numId w:val="23"/>
+        </w:numPr>
+        <w:spacing w:before="100" w:beforeAutospacing="1" w:after="100" w:afterAutospacing="1" w:line="240" w:lineRule="auto"/>
+        <w:rPr>
+          <w:rFonts w:ascii="Times New Roman" w:eastAsia="Times New Roman" w:hAnsi="Times New Roman" w:cs="Times New Roman"/>
+          <w:kern w:val="0"/>
+          <w:sz w:val="24"/>
+          <w:szCs w:val="24"/>
+          <w:lang w:eastAsia="en-IN" w:bidi="ar-SA"/>
+          <w14:ligatures w14:val="none"/>
+        </w:rPr>
+      </w:pPr>
+      <w:r>
+        <w:rPr>
+          <w:rFonts w:ascii="Times New Roman" w:eastAsia="Times New Roman" w:hAnsi="Times New Roman" w:cs="Times New Roman"/>
+          <w:kern w:val="0"/>
+          <w:sz w:val="24"/>
+          <w:szCs w:val="24"/>
+          <w:lang w:eastAsia="en-IN" w:bidi="ar-SA"/>
+          <w14:ligatures w14:val="none"/>
+        </w:rPr>
+        <w:t>Nodes validate blocks and build further on accepted ones.</w:t>
+      </w:r>
+    </w:p>
+    <w:p>
+      <w:pPr>
+        <w:spacing w:before="100" w:beforeAutospacing="1" w:after="100" w:afterAutospacing="1" w:line="240" w:lineRule="auto"/>
+        <w:outlineLvl w:val="1"/>
+        <w:rPr>
+          <w:rFonts w:ascii="Times New Roman" w:eastAsia="Times New Roman" w:hAnsi="Times New Roman" w:cs="Times New Roman"/>
+          <w:b/>
+          <w:bCs/>
+          <w:kern w:val="0"/>
+          <w:sz w:val="36"/>
+          <w:szCs w:val="36"/>
+          <w:lang w:eastAsia="en-IN" w:bidi="ar-SA"/>
+          <w14:ligatures w14:val="none"/>
+        </w:rPr>
+      </w:pPr>
+      <w:r>
+        <w:rPr>
+          <w:rFonts w:ascii="Segoe UI Emoji" w:eastAsia="Times New Roman" w:hAnsi="Segoe UI Emoji" w:cs="Segoe UI Emoji"/>
+          <w:b/>
+          <w:bCs/>
+          <w:kern w:val="0"/>
+          <w:sz w:val="36"/>
+          <w:szCs w:val="36"/>
+          <w:lang w:eastAsia="en-IN" w:bidi="ar-SA"/>
+          <w14:ligatures w14:val="none"/>
+        </w:rPr>
+        <w:t>🔹</w:t>
+      </w:r>
+      <w:r>
+        <w:rPr>
+          <w:rFonts w:ascii="Times New Roman" w:eastAsia="Times New Roman" w:hAnsi="Times New Roman" w:cs="Times New Roman"/>
+          <w:b/>
+          <w:bCs/>
+          <w:kern w:val="0"/>
+          <w:sz w:val="36"/>
+          <w:szCs w:val="36"/>
+          <w:lang w:eastAsia="en-IN" w:bidi="ar-SA"/>
+          <w14:ligatures w14:val="none"/>
+        </w:rPr>
+        <w:t xml:space="preserve"> Quick Mnemonic for Recall</w:t>
+      </w:r>
+    </w:p>
+    <w:p>
+      <w:pPr>
+        <w:spacing w:before="100" w:beforeAutospacing="1" w:after="100" w:afterAutospacing="1" w:line="240" w:lineRule="auto"/>
+        <w:rPr>
+          <w:rFonts w:ascii="Times New Roman" w:eastAsia="Times New Roman" w:hAnsi="Times New Roman" w:cs="Times New Roman"/>
+          <w:kern w:val="0"/>
+          <w:sz w:val="24"/>
+          <w:szCs w:val="24"/>
+          <w:lang w:eastAsia="en-IN" w:bidi="ar-SA"/>
+          <w14:ligatures w14:val="none"/>
+        </w:rPr>
+      </w:pPr>
+      <w:r>
+        <w:rPr>
+          <w:rFonts w:ascii="Times New Roman" w:eastAsia="Times New Roman" w:hAnsi="Times New Roman" w:cs="Times New Roman"/>
+          <w:b/>
+          <w:bCs/>
+          <w:kern w:val="0"/>
+          <w:sz w:val="24"/>
+          <w:szCs w:val="24"/>
+          <w:lang w:eastAsia="en-IN" w:bidi="ar-SA"/>
+          <w14:ligatures w14:val="none"/>
+        </w:rPr>
+        <w:t>A → E → S → P → C</w:t>
+      </w:r>
+    </w:p>
+    <w:p>
+      <w:pPr>
+        <w:numPr>
+          <w:ilvl w:val="0"/>
+          <w:numId w:val="24"/>
+        </w:numPr>
+        <w:spacing w:before="100" w:beforeAutospacing="1" w:after="100" w:afterAutospacing="1" w:line="240" w:lineRule="auto"/>
+        <w:rPr>
+          <w:rFonts w:ascii="Times New Roman" w:eastAsia="Times New Roman" w:hAnsi="Times New Roman" w:cs="Times New Roman"/>
+          <w:kern w:val="0"/>
+          <w:sz w:val="24"/>
+          <w:szCs w:val="24"/>
+          <w:lang w:eastAsia="en-IN" w:bidi="ar-SA"/>
+          <w14:ligatures w14:val="none"/>
+        </w:rPr>
+      </w:pPr>
+      <w:r>
+        <w:rPr>
+          <w:rFonts w:ascii="Times New Roman" w:eastAsia="Times New Roman" w:hAnsi="Times New Roman" w:cs="Times New Roman"/>
+          <w:b/>
+          <w:bCs/>
+          <w:kern w:val="0"/>
+          <w:sz w:val="24"/>
+          <w:szCs w:val="24"/>
+          <w:lang w:eastAsia="en-IN" w:bidi="ar-SA"/>
+          <w14:ligatures w14:val="none"/>
+        </w:rPr>
+        <w:t>Application</w:t>
+      </w:r>
+      <w:r>
+        <w:rPr>
+          <w:rFonts w:ascii="Times New Roman" w:eastAsia="Times New Roman" w:hAnsi="Times New Roman" w:cs="Times New Roman"/>
+          <w:kern w:val="0"/>
+          <w:sz w:val="24"/>
+          <w:szCs w:val="24"/>
+          <w:lang w:eastAsia="en-IN" w:bidi="ar-SA"/>
+          <w14:ligatures w14:val="none"/>
+        </w:rPr>
+        <w:t xml:space="preserve"> (apps &amp; </w:t>
+      </w:r>
+      <w:proofErr w:type="spellStart"/>
+      <w:r>
+        <w:rPr>
+          <w:rFonts w:ascii="Times New Roman" w:eastAsia="Times New Roman" w:hAnsi="Times New Roman" w:cs="Times New Roman"/>
+          <w:kern w:val="0"/>
+          <w:sz w:val="24"/>
+          <w:szCs w:val="24"/>
+          <w:lang w:eastAsia="en-IN" w:bidi="ar-SA"/>
+          <w14:ligatures w14:val="none"/>
+        </w:rPr>
+        <w:t>DApps</w:t>
+      </w:r>
+      <w:proofErr w:type="spellEnd"/>
+      <w:r>
+        <w:rPr>
+          <w:rFonts w:ascii="Times New Roman" w:eastAsia="Times New Roman" w:hAnsi="Times New Roman" w:cs="Times New Roman"/>
+          <w:kern w:val="0"/>
+          <w:sz w:val="24"/>
+          <w:szCs w:val="24"/>
+          <w:lang w:eastAsia="en-IN" w:bidi="ar-SA"/>
+          <w14:ligatures w14:val="none"/>
+        </w:rPr>
+        <w:t>)</w:t>
+      </w:r>
+    </w:p>
+    <w:p>
+      <w:pPr>
+        <w:numPr>
+          <w:ilvl w:val="0"/>
+          <w:numId w:val="24"/>
+        </w:numPr>
+        <w:spacing w:before="100" w:beforeAutospacing="1" w:after="100" w:afterAutospacing="1" w:line="240" w:lineRule="auto"/>
+        <w:rPr>
+          <w:rFonts w:ascii="Times New Roman" w:eastAsia="Times New Roman" w:hAnsi="Times New Roman" w:cs="Times New Roman"/>
+          <w:kern w:val="0"/>
+          <w:sz w:val="24"/>
+          <w:szCs w:val="24"/>
+          <w:lang w:eastAsia="en-IN" w:bidi="ar-SA"/>
+          <w14:ligatures w14:val="none"/>
+        </w:rPr>
+      </w:pPr>
+      <w:r>
+        <w:rPr>
+          <w:rFonts w:ascii="Times New Roman" w:eastAsia="Times New Roman" w:hAnsi="Times New Roman" w:cs="Times New Roman"/>
+          <w:b/>
+          <w:bCs/>
+          <w:kern w:val="0"/>
+          <w:sz w:val="24"/>
+          <w:szCs w:val="24"/>
+          <w:lang w:eastAsia="en-IN" w:bidi="ar-SA"/>
+          <w14:ligatures w14:val="none"/>
+        </w:rPr>
+        <w:t>Execution</w:t>
+      </w:r>
+      <w:r>
+        <w:rPr>
+          <w:rFonts w:ascii="Times New Roman" w:eastAsia="Times New Roman" w:hAnsi="Times New Roman" w:cs="Times New Roman"/>
+          <w:kern w:val="0"/>
+          <w:sz w:val="24"/>
+          <w:szCs w:val="24"/>
+          <w:lang w:eastAsia="en-IN" w:bidi="ar-SA"/>
+          <w14:ligatures w14:val="none"/>
+        </w:rPr>
+        <w:t xml:space="preserve"> (scripts/contracts run)</w:t>
+      </w:r>
+    </w:p>
+    <w:p>
+      <w:pPr>
+        <w:numPr>
+          <w:ilvl w:val="0"/>
+          <w:numId w:val="24"/>
+        </w:numPr>
+        <w:spacing w:before="100" w:beforeAutospacing="1" w:after="100" w:afterAutospacing="1" w:line="240" w:lineRule="auto"/>
+        <w:rPr>
+          <w:rFonts w:ascii="Times New Roman" w:eastAsia="Times New Roman" w:hAnsi="Times New Roman" w:cs="Times New Roman"/>
+          <w:kern w:val="0"/>
+          <w:sz w:val="24"/>
+          <w:szCs w:val="24"/>
+          <w:lang w:eastAsia="en-IN" w:bidi="ar-SA"/>
+          <w14:ligatures w14:val="none"/>
+        </w:rPr>
+      </w:pPr>
+      <w:r>
+        <w:rPr>
+          <w:rFonts w:ascii="Times New Roman" w:eastAsia="Times New Roman" w:hAnsi="Times New Roman" w:cs="Times New Roman"/>
+          <w:b/>
+          <w:bCs/>
+          <w:kern w:val="0"/>
+          <w:sz w:val="24"/>
+          <w:szCs w:val="24"/>
+          <w:lang w:eastAsia="en-IN" w:bidi="ar-SA"/>
+          <w14:ligatures w14:val="none"/>
+        </w:rPr>
+        <w:t>Semantic</w:t>
+      </w:r>
+      <w:r>
+        <w:rPr>
+          <w:rFonts w:ascii="Times New Roman" w:eastAsia="Times New Roman" w:hAnsi="Times New Roman" w:cs="Times New Roman"/>
+          <w:kern w:val="0"/>
+          <w:sz w:val="24"/>
+          <w:szCs w:val="24"/>
+          <w:lang w:eastAsia="en-IN" w:bidi="ar-SA"/>
+          <w14:ligatures w14:val="none"/>
+        </w:rPr>
+        <w:t xml:space="preserve"> (rules, validation, linking)</w:t>
+      </w:r>
+    </w:p>
+    <w:p>
+      <w:pPr>
+        <w:numPr>
+          <w:ilvl w:val="0"/>
+          <w:numId w:val="24"/>
+        </w:numPr>
+        <w:spacing w:before="100" w:beforeAutospacing="1" w:after="100" w:afterAutospacing="1" w:line="240" w:lineRule="auto"/>
+        <w:rPr>
+          <w:rFonts w:ascii="Times New Roman" w:eastAsia="Times New Roman" w:hAnsi="Times New Roman" w:cs="Times New Roman"/>
+          <w:kern w:val="0"/>
+          <w:sz w:val="24"/>
+          <w:szCs w:val="24"/>
+          <w:lang w:eastAsia="en-IN" w:bidi="ar-SA"/>
+          <w14:ligatures w14:val="none"/>
+        </w:rPr>
+      </w:pPr>
+      <w:r>
+        <w:rPr>
+          <w:rFonts w:ascii="Times New Roman" w:eastAsia="Times New Roman" w:hAnsi="Times New Roman" w:cs="Times New Roman"/>
+          <w:b/>
+          <w:bCs/>
+          <w:kern w:val="0"/>
+          <w:sz w:val="24"/>
+          <w:szCs w:val="24"/>
+          <w:lang w:eastAsia="en-IN" w:bidi="ar-SA"/>
+          <w14:ligatures w14:val="none"/>
+        </w:rPr>
+        <w:t>Propagation</w:t>
+      </w:r>
+      <w:r>
+        <w:rPr>
+          <w:rFonts w:ascii="Times New Roman" w:eastAsia="Times New Roman" w:hAnsi="Times New Roman" w:cs="Times New Roman"/>
+          <w:kern w:val="0"/>
+          <w:sz w:val="24"/>
+          <w:szCs w:val="24"/>
+          <w:lang w:eastAsia="en-IN" w:bidi="ar-SA"/>
+          <w14:ligatures w14:val="none"/>
+        </w:rPr>
+        <w:t xml:space="preserve"> (network communication)</w:t>
+      </w:r>
+    </w:p>
+    <w:p>
+      <w:pPr>
+        <w:numPr>
+          <w:ilvl w:val="0"/>
+          <w:numId w:val="24"/>
+        </w:numPr>
+        <w:spacing w:before="100" w:beforeAutospacing="1" w:after="100" w:afterAutospacing="1" w:line="240" w:lineRule="auto"/>
+        <w:rPr>
+          <w:rFonts w:ascii="Times New Roman" w:eastAsia="Times New Roman" w:hAnsi="Times New Roman" w:cs="Times New Roman"/>
+          <w:kern w:val="0"/>
+          <w:sz w:val="24"/>
+          <w:szCs w:val="24"/>
+          <w:lang w:eastAsia="en-IN" w:bidi="ar-SA"/>
+          <w14:ligatures w14:val="none"/>
+        </w:rPr>
+      </w:pPr>
+      <w:r>
+        <w:rPr>
+          <w:rFonts w:ascii="Times New Roman" w:eastAsia="Times New Roman" w:hAnsi="Times New Roman" w:cs="Times New Roman"/>
+          <w:b/>
+          <w:bCs/>
+          <w:kern w:val="0"/>
+          <w:sz w:val="24"/>
+          <w:szCs w:val="24"/>
+          <w:lang w:eastAsia="en-IN" w:bidi="ar-SA"/>
+          <w14:ligatures w14:val="none"/>
+        </w:rPr>
+        <w:t>Consensus</w:t>
+      </w:r>
+      <w:r>
+        <w:rPr>
+          <w:rFonts w:ascii="Times New Roman" w:eastAsia="Times New Roman" w:hAnsi="Times New Roman" w:cs="Times New Roman"/>
+          <w:kern w:val="0"/>
+          <w:sz w:val="24"/>
+          <w:szCs w:val="24"/>
+          <w:lang w:eastAsia="en-IN" w:bidi="ar-SA"/>
+          <w14:ligatures w14:val="none"/>
+        </w:rPr>
+        <w:t xml:space="preserve"> (agreement &amp; security)</w:t>
+      </w:r>
+    </w:p>
+    <w:p>
+      <w:pPr>
+        <w:spacing w:before="100" w:beforeAutospacing="1" w:after="100" w:afterAutospacing="1" w:line="240" w:lineRule="auto"/>
+        <w:rPr>
+          <w:rFonts w:ascii="Times New Roman" w:eastAsia="Times New Roman" w:hAnsi="Times New Roman" w:cs="Times New Roman"/>
+          <w:kern w:val="0"/>
+          <w:sz w:val="24"/>
+          <w:szCs w:val="24"/>
+          <w:lang w:eastAsia="en-IN" w:bidi="ar-SA"/>
+          <w14:ligatures w14:val="none"/>
+        </w:rPr>
+      </w:pPr>
+      <w:r>
+        <w:rPr>
+          <w:rFonts w:ascii="Segoe UI Emoji" w:eastAsia="Times New Roman" w:hAnsi="Segoe UI Emoji" w:cs="Segoe UI Emoji"/>
+          <w:kern w:val="0"/>
+          <w:sz w:val="24"/>
+          <w:szCs w:val="24"/>
+          <w:lang w:eastAsia="en-IN" w:bidi="ar-SA"/>
+          <w14:ligatures w14:val="none"/>
+        </w:rPr>
+        <w:t>👉</w:t>
+      </w:r>
+      <w:r>
+        <w:rPr>
+          <w:rFonts w:ascii="Times New Roman" w:eastAsia="Times New Roman" w:hAnsi="Times New Roman" w:cs="Times New Roman"/>
+          <w:kern w:val="0"/>
+          <w:sz w:val="24"/>
+          <w:szCs w:val="24"/>
+          <w:lang w:eastAsia="en-IN" w:bidi="ar-SA"/>
+          <w14:ligatures w14:val="none"/>
+        </w:rPr>
+        <w:t xml:space="preserve"> In exams, you can write: “Blockchain can be understood in five layers: Application (user apps), Execution (smart contracts/scripts), Semantic (rules &amp; validation), Propagation (peer</w:t>
+      </w:r>
+      <w:r>
+        <w:rPr>
+          <w:rFonts w:ascii="Times New Roman" w:eastAsia="Times New Roman" w:hAnsi="Times New Roman" w:cs="Times New Roman"/>
+          <w:kern w:val="0"/>
+          <w:sz w:val="24"/>
+          <w:szCs w:val="24"/>
+          <w:lang w:eastAsia="en-IN" w:bidi="ar-SA"/>
+          <w14:ligatures w14:val="none"/>
+        </w:rPr>
+        <w:noBreakHyphen/>
+        <w:t>to</w:t>
+      </w:r>
+      <w:r>
+        <w:rPr>
+          <w:rFonts w:ascii="Times New Roman" w:eastAsia="Times New Roman" w:hAnsi="Times New Roman" w:cs="Times New Roman"/>
+          <w:kern w:val="0"/>
+          <w:sz w:val="24"/>
+          <w:szCs w:val="24"/>
+          <w:lang w:eastAsia="en-IN" w:bidi="ar-SA"/>
+          <w14:ligatures w14:val="none"/>
+        </w:rPr>
+        <w:noBreakHyphen/>
+        <w:t>peer communication), and Consensus (agreement on ledger state). Together, these layers ensure blockchain’s transparency, immutability, and robustness.”</w:t>
+      </w:r>
+    </w:p>
+    <w:p>
+      <w:pPr>
+        <w:pStyle w:val="Heading1"/>
+      </w:pPr>
+      <w:r>
+        <w:t>Game Theory (Exam Notes)</w:t>
+      </w:r>
+    </w:p>
+    <w:p>
+      <w:pPr>
+        <w:rPr>
+          <w:b/>
+          <w:bCs/>
+        </w:rPr>
+      </w:pPr>
+      <w:r>
+        <w:rPr>
+          <w:b/>
+          <w:bCs/>
+        </w:rPr>
+        <w:t>1. Definition</w:t>
+      </w:r>
+    </w:p>
+    <w:p>
+      <w:pPr>
+        <w:numPr>
+          <w:ilvl w:val="0"/>
+          <w:numId w:val="25"/>
+        </w:numPr>
+      </w:pPr>
+      <w:r>
+        <w:t>Game theory = study of strategies in situations where outcomes depend on choices of multiple participants.</w:t>
+      </w:r>
+    </w:p>
+    <w:p>
+      <w:pPr>
+        <w:numPr>
+          <w:ilvl w:val="0"/>
+          <w:numId w:val="25"/>
+        </w:numPr>
+      </w:pPr>
+      <w:r>
+        <w:t xml:space="preserve">A “game” = any scenario with </w:t>
+      </w:r>
+      <w:r>
+        <w:rPr>
+          <w:b/>
+          <w:bCs/>
+        </w:rPr>
+        <w:t>correlated rational choices</w:t>
+      </w:r>
+      <w:r>
+        <w:t xml:space="preserve"> (your fate depends on others’ actions).</w:t>
+      </w:r>
+    </w:p>
+    <w:p>
+      <w:pPr>
+        <w:numPr>
+          <w:ilvl w:val="0"/>
+          <w:numId w:val="25"/>
+        </w:numPr>
+      </w:pPr>
+      <w:r>
+        <w:t>Used in economics, politics, law, blockchain, etc.</w:t>
+      </w:r>
+    </w:p>
+    <w:p>
+      <w:pPr>
+        <w:numPr>
+          <w:ilvl w:val="0"/>
+          <w:numId w:val="25"/>
+        </w:numPr>
+      </w:pPr>
+      <w:r>
+        <w:t xml:space="preserve">Objective: find the </w:t>
+      </w:r>
+      <w:r>
+        <w:rPr>
+          <w:b/>
+          <w:bCs/>
+        </w:rPr>
+        <w:t>best move/strategy</w:t>
+      </w:r>
+      <w:r>
+        <w:t xml:space="preserve"> for desired outcome.</w:t>
+      </w:r>
+    </w:p>
+    <w:p>
+      <w:pPr>
+        <w:rPr>
+          <w:b/>
+          <w:bCs/>
+        </w:rPr>
+      </w:pPr>
+      <w:r>
+        <w:rPr>
+          <w:b/>
+          <w:bCs/>
+        </w:rPr>
+        <w:t>2. Nash Equilibrium</w:t>
+      </w:r>
+    </w:p>
+    <w:p>
+      <w:pPr>
+        <w:numPr>
+          <w:ilvl w:val="0"/>
+          <w:numId w:val="26"/>
+        </w:numPr>
+      </w:pPr>
+      <w:r>
+        <w:lastRenderedPageBreak/>
+        <w:t>Introduced by John Nash.</w:t>
+      </w:r>
+    </w:p>
+    <w:p>
+      <w:pPr>
+        <w:numPr>
+          <w:ilvl w:val="0"/>
+          <w:numId w:val="26"/>
+        </w:numPr>
+      </w:pPr>
+      <w:r>
+        <w:t xml:space="preserve">In </w:t>
+      </w:r>
+      <w:r>
+        <w:rPr>
+          <w:b/>
+          <w:bCs/>
+        </w:rPr>
+        <w:t>non</w:t>
+      </w:r>
+      <w:r>
+        <w:rPr>
+          <w:b/>
+          <w:bCs/>
+        </w:rPr>
+        <w:noBreakHyphen/>
+        <w:t>cooperative games</w:t>
+      </w:r>
+      <w:r>
+        <w:t>, when players know each other’s strategies:</w:t>
+      </w:r>
+    </w:p>
+    <w:p>
+      <w:pPr>
+        <w:numPr>
+          <w:ilvl w:val="1"/>
+          <w:numId w:val="26"/>
+        </w:numPr>
+      </w:pPr>
+      <w:r>
+        <w:t xml:space="preserve">Each player chooses their </w:t>
+      </w:r>
+      <w:r>
+        <w:rPr>
+          <w:b/>
+          <w:bCs/>
+        </w:rPr>
+        <w:t>best response</w:t>
+      </w:r>
+      <w:r>
+        <w:t>.</w:t>
+      </w:r>
+    </w:p>
+    <w:p>
+      <w:pPr>
+        <w:numPr>
+          <w:ilvl w:val="1"/>
+          <w:numId w:val="26"/>
+        </w:numPr>
+      </w:pPr>
+      <w:r>
+        <w:t>No one can benefit by changing their strategy unilaterally.</w:t>
+      </w:r>
+    </w:p>
+    <w:p>
+      <w:pPr>
+        <w:numPr>
+          <w:ilvl w:val="0"/>
+          <w:numId w:val="26"/>
+        </w:numPr>
+      </w:pPr>
+      <w:r>
+        <w:t xml:space="preserve">Represents a </w:t>
+      </w:r>
+      <w:r>
+        <w:rPr>
+          <w:b/>
+          <w:bCs/>
+        </w:rPr>
+        <w:t>stable state</w:t>
+      </w:r>
+      <w:r>
+        <w:t xml:space="preserve"> of the game.</w:t>
+      </w:r>
+    </w:p>
+    <w:p>
+      <w:pPr>
+        <w:numPr>
+          <w:ilvl w:val="0"/>
+          <w:numId w:val="26"/>
+        </w:numPr>
+      </w:pPr>
+      <w:r>
+        <w:t>Example: Prisoner’s dilemma → both confessing is Nash equilibrium (not globally optimal, but individually best).</w:t>
+      </w:r>
+    </w:p>
+    <w:p>
+      <w:pPr>
+        <w:rPr>
+          <w:b/>
+          <w:bCs/>
+        </w:rPr>
+      </w:pPr>
+      <w:r>
+        <w:rPr>
+          <w:b/>
+          <w:bCs/>
+        </w:rPr>
+        <w:t>3. Prisoner’s Dilemma</w:t>
+      </w:r>
+    </w:p>
+    <w:p>
+      <w:pPr>
+        <w:numPr>
+          <w:ilvl w:val="0"/>
+          <w:numId w:val="27"/>
+        </w:numPr>
+      </w:pPr>
+      <w:r>
+        <w:t>Two suspects (Bob &amp; Charlie) face choices: confess or deny.</w:t>
+      </w:r>
+    </w:p>
+    <w:p>
+      <w:pPr>
+        <w:numPr>
+          <w:ilvl w:val="0"/>
+          <w:numId w:val="27"/>
+        </w:numPr>
+      </w:pPr>
+      <w:r>
+        <w:t>Outcomes:</w:t>
+      </w:r>
+    </w:p>
+    <w:p>
+      <w:pPr>
+        <w:numPr>
+          <w:ilvl w:val="1"/>
+          <w:numId w:val="27"/>
+        </w:numPr>
+      </w:pPr>
+      <w:r>
+        <w:t>Both deny → 2 years each (global optimum).</w:t>
+      </w:r>
+    </w:p>
+    <w:p>
+      <w:pPr>
+        <w:numPr>
+          <w:ilvl w:val="1"/>
+          <w:numId w:val="27"/>
+        </w:numPr>
+      </w:pPr>
+      <w:r>
+        <w:t>Both confess → 3 years each (Nash equilibrium).</w:t>
+      </w:r>
+    </w:p>
+    <w:p>
+      <w:pPr>
+        <w:numPr>
+          <w:ilvl w:val="1"/>
+          <w:numId w:val="27"/>
+        </w:numPr>
+      </w:pPr>
+      <w:r>
+        <w:t>One confesses, other denies → confessor gets 1 year, other gets 5 years.</w:t>
+      </w:r>
+    </w:p>
+    <w:p>
+      <w:pPr>
+        <w:numPr>
+          <w:ilvl w:val="0"/>
+          <w:numId w:val="27"/>
+        </w:numPr>
+      </w:pPr>
+      <w:r>
+        <w:t xml:space="preserve">Shows conflict between </w:t>
+      </w:r>
+      <w:r>
+        <w:rPr>
+          <w:b/>
+          <w:bCs/>
+        </w:rPr>
+        <w:t>individual rationality</w:t>
+      </w:r>
+      <w:r>
+        <w:t xml:space="preserve"> and </w:t>
+      </w:r>
+      <w:r>
+        <w:rPr>
+          <w:b/>
+          <w:bCs/>
+        </w:rPr>
+        <w:t>collective optimum</w:t>
+      </w:r>
+      <w:r>
+        <w:t>.</w:t>
+      </w:r>
+    </w:p>
+    <w:p>
+      <w:pPr>
+        <w:numPr>
+          <w:ilvl w:val="0"/>
+          <w:numId w:val="27"/>
+        </w:numPr>
+      </w:pPr>
+      <w:r>
+        <w:t>Demonstrates why Nash equilibrium is stable but not always optimal.</w:t>
+      </w:r>
+    </w:p>
+    <w:p>
+      <w:pPr>
+        <w:rPr>
+          <w:b/>
+          <w:bCs/>
+        </w:rPr>
+      </w:pPr>
+      <w:r>
+        <w:rPr>
+          <w:b/>
+          <w:bCs/>
+        </w:rPr>
+        <w:t>4. Byzantine Generals’ Problem</w:t>
+      </w:r>
+    </w:p>
+    <w:p>
+      <w:pPr>
+        <w:numPr>
+          <w:ilvl w:val="0"/>
+          <w:numId w:val="28"/>
+        </w:numPr>
+      </w:pPr>
+      <w:r>
+        <w:t>Several generals must coordinate attack/retreat.</w:t>
+      </w:r>
+    </w:p>
+    <w:p>
+      <w:pPr>
+        <w:numPr>
+          <w:ilvl w:val="0"/>
+          <w:numId w:val="28"/>
+        </w:numPr>
+      </w:pPr>
+      <w:r>
+        <w:t>Victory only if all act together.</w:t>
+      </w:r>
+    </w:p>
+    <w:p>
+      <w:pPr>
+        <w:numPr>
+          <w:ilvl w:val="0"/>
+          <w:numId w:val="28"/>
+        </w:numPr>
+      </w:pPr>
+      <w:r>
+        <w:t>Problem: traitors, false messages, unreliable communication.</w:t>
+      </w:r>
+    </w:p>
+    <w:p>
+      <w:pPr>
+        <w:numPr>
+          <w:ilvl w:val="0"/>
+          <w:numId w:val="28"/>
+        </w:numPr>
+      </w:pPr>
+      <w:r>
+        <w:t>Real</w:t>
+      </w:r>
+      <w:r>
+        <w:noBreakHyphen/>
+        <w:t xml:space="preserve">life analogy: maintaining </w:t>
+      </w:r>
+      <w:r>
+        <w:rPr>
+          <w:b/>
+          <w:bCs/>
+        </w:rPr>
+        <w:t>consensus in distributed systems</w:t>
+      </w:r>
+      <w:r>
+        <w:t xml:space="preserve"> (like blockchain).</w:t>
+      </w:r>
+    </w:p>
+    <w:p>
+      <w:pPr>
+        <w:numPr>
+          <w:ilvl w:val="0"/>
+          <w:numId w:val="28"/>
+        </w:numPr>
+      </w:pPr>
+      <w:r>
+        <w:t xml:space="preserve">Bitcoin solves this using </w:t>
+      </w:r>
+      <w:r>
+        <w:rPr>
+          <w:b/>
+          <w:bCs/>
+        </w:rPr>
+        <w:t>Proof of Work</w:t>
+      </w:r>
+      <w:r>
+        <w:t xml:space="preserve"> consensus.</w:t>
+      </w:r>
+    </w:p>
+    <w:p>
+      <w:pPr>
+        <w:numPr>
+          <w:ilvl w:val="0"/>
+          <w:numId w:val="28"/>
+        </w:numPr>
+      </w:pPr>
+      <w:r>
+        <w:t>Key lesson: need mechanisms to ensure honest coordination in decentralized environments.</w:t>
+      </w:r>
+    </w:p>
+    <w:p>
+      <w:pPr>
+        <w:rPr>
+          <w:b/>
+          <w:bCs/>
+        </w:rPr>
+      </w:pPr>
+      <w:r>
+        <w:rPr>
+          <w:b/>
+          <w:bCs/>
+        </w:rPr>
+        <w:t>5. Zero</w:t>
+      </w:r>
+      <w:r>
+        <w:rPr>
+          <w:b/>
+          <w:bCs/>
+        </w:rPr>
+        <w:noBreakHyphen/>
+        <w:t>Sum Games</w:t>
+      </w:r>
+    </w:p>
+    <w:p>
+      <w:pPr>
+        <w:numPr>
+          <w:ilvl w:val="0"/>
+          <w:numId w:val="29"/>
+        </w:numPr>
+      </w:pPr>
+      <w:r>
+        <w:t>One player’s gain = another’s loss.</w:t>
+      </w:r>
+    </w:p>
+    <w:p>
+      <w:pPr>
+        <w:numPr>
+          <w:ilvl w:val="0"/>
+          <w:numId w:val="29"/>
+        </w:numPr>
+      </w:pPr>
+      <w:r>
+        <w:t>Total resources remain constant.</w:t>
+      </w:r>
+    </w:p>
+    <w:p>
+      <w:pPr>
+        <w:numPr>
+          <w:ilvl w:val="0"/>
+          <w:numId w:val="29"/>
+        </w:numPr>
+      </w:pPr>
+      <w:r>
+        <w:t>Examples: Poker, Chess, Tennis, financial derivatives.</w:t>
+      </w:r>
+    </w:p>
+    <w:p>
+      <w:pPr>
+        <w:numPr>
+          <w:ilvl w:val="0"/>
+          <w:numId w:val="29"/>
+        </w:numPr>
+      </w:pPr>
+      <w:r>
+        <w:t>Insurance also works like a zero</w:t>
+      </w:r>
+      <w:r>
+        <w:noBreakHyphen/>
+        <w:t>sum system (premiums vs payouts).</w:t>
+      </w:r>
+    </w:p>
+    <w:p>
+      <w:pPr>
+        <w:numPr>
+          <w:ilvl w:val="0"/>
+          <w:numId w:val="29"/>
+        </w:numPr>
+      </w:pPr>
+      <w:r>
+        <w:t>Less common in real life compared to non</w:t>
+      </w:r>
+      <w:r>
+        <w:noBreakHyphen/>
+        <w:t>zero</w:t>
+      </w:r>
+      <w:r>
+        <w:noBreakHyphen/>
+        <w:t>sum games (where cooperation can create win</w:t>
+      </w:r>
+      <w:r>
+        <w:noBreakHyphen/>
+        <w:t>win outcomes).</w:t>
+      </w:r>
+    </w:p>
+    <w:p>
+      <w:pPr>
+        <w:rPr>
+          <w:b/>
+          <w:bCs/>
+        </w:rPr>
+      </w:pPr>
+      <w:r>
+        <w:rPr>
+          <w:b/>
+          <w:bCs/>
+        </w:rPr>
+        <w:t>6. Why Study Game Theory</w:t>
+      </w:r>
+    </w:p>
+    <w:p>
+      <w:pPr>
+        <w:numPr>
+          <w:ilvl w:val="0"/>
+          <w:numId w:val="30"/>
+        </w:numPr>
+      </w:pPr>
+      <w:r>
+        <w:t>Interdisciplinary: economics, psychology, mathematics, philosophy.</w:t>
+      </w:r>
+    </w:p>
+    <w:p>
+      <w:pPr>
+        <w:numPr>
+          <w:ilvl w:val="0"/>
+          <w:numId w:val="30"/>
+        </w:numPr>
+      </w:pPr>
+      <w:r>
+        <w:lastRenderedPageBreak/>
+        <w:t>Helps model real</w:t>
+      </w:r>
+      <w:r>
+        <w:noBreakHyphen/>
+        <w:t>life situations mathematically.</w:t>
+      </w:r>
+    </w:p>
+    <w:p>
+      <w:pPr>
+        <w:numPr>
+          <w:ilvl w:val="0"/>
+          <w:numId w:val="30"/>
+        </w:numPr>
+      </w:pPr>
+      <w:r>
+        <w:t>Provides rational decision</w:t>
+      </w:r>
+      <w:r>
+        <w:noBreakHyphen/>
+        <w:t>making framework.</w:t>
+      </w:r>
+    </w:p>
+    <w:p>
+      <w:pPr>
+        <w:numPr>
+          <w:ilvl w:val="0"/>
+          <w:numId w:val="30"/>
+        </w:numPr>
+      </w:pPr>
+      <w:r>
+        <w:t>Used in politics, bidding, marketing, distributed computing, blockchain consensus.</w:t>
+      </w:r>
+    </w:p>
+    <w:p>
+      <w:pPr>
+        <w:numPr>
+          <w:ilvl w:val="0"/>
+          <w:numId w:val="30"/>
+        </w:numPr>
+      </w:pPr>
+      <w:r>
+        <w:t>Essential for designing robust systems where participants act strategically.</w:t>
+      </w:r>
+    </w:p>
+    <w:p>
+      <w:pPr>
+        <w:rPr>
+          <w:b/>
+          <w:bCs/>
+        </w:rPr>
+      </w:pPr>
+      <w:r>
+        <w:rPr>
+          <w:rFonts w:ascii="Segoe UI Emoji" w:hAnsi="Segoe UI Emoji" w:cs="Segoe UI Emoji"/>
+          <w:b/>
+          <w:bCs/>
+        </w:rPr>
+        <w:t>🔹</w:t>
+      </w:r>
+      <w:r>
+        <w:rPr>
+          <w:b/>
+          <w:bCs/>
+        </w:rPr>
+        <w:t xml:space="preserve"> Quick Mnemonic</w:t>
+      </w:r>
+    </w:p>
+    <w:p>
+      <w:r>
+        <w:rPr>
+          <w:b/>
+          <w:bCs/>
+        </w:rPr>
+        <w:t>N → P → B → Z → W</w:t>
+      </w:r>
+    </w:p>
+    <w:p>
+      <w:pPr>
+        <w:numPr>
+          <w:ilvl w:val="0"/>
+          <w:numId w:val="31"/>
+        </w:numPr>
+      </w:pPr>
+      <w:r>
+        <w:rPr>
+          <w:b/>
+          <w:bCs/>
+        </w:rPr>
+        <w:t>Nash Equilibrium</w:t>
+      </w:r>
+      <w:r>
+        <w:t xml:space="preserve"> (stable strategies)</w:t>
+      </w:r>
+    </w:p>
+    <w:p>
+      <w:pPr>
+        <w:numPr>
+          <w:ilvl w:val="0"/>
+          <w:numId w:val="31"/>
+        </w:numPr>
+      </w:pPr>
+      <w:r>
+        <w:rPr>
+          <w:b/>
+          <w:bCs/>
+        </w:rPr>
+        <w:t>Prisoner’s Dilemma</w:t>
+      </w:r>
+      <w:r>
+        <w:t xml:space="preserve"> (individual vs collective)</w:t>
+      </w:r>
+    </w:p>
+    <w:p>
+      <w:pPr>
+        <w:numPr>
+          <w:ilvl w:val="0"/>
+          <w:numId w:val="31"/>
+        </w:numPr>
+      </w:pPr>
+      <w:r>
+        <w:rPr>
+          <w:b/>
+          <w:bCs/>
+        </w:rPr>
+        <w:t>Byzantine Generals’ Problem</w:t>
+      </w:r>
+      <w:r>
+        <w:t xml:space="preserve"> (consensus in distributed systems)</w:t>
+      </w:r>
+    </w:p>
+    <w:p>
+      <w:pPr>
+        <w:numPr>
+          <w:ilvl w:val="0"/>
+          <w:numId w:val="31"/>
+        </w:numPr>
+      </w:pPr>
+      <w:r>
+        <w:rPr>
+          <w:b/>
+          <w:bCs/>
+        </w:rPr>
+        <w:t>Zero</w:t>
+      </w:r>
+      <w:r>
+        <w:rPr>
+          <w:b/>
+          <w:bCs/>
+        </w:rPr>
+        <w:noBreakHyphen/>
+        <w:t>Sum Games</w:t>
+      </w:r>
+      <w:r>
+        <w:t xml:space="preserve"> (one wins, one loses)</w:t>
+      </w:r>
+    </w:p>
+    <w:p>
+      <w:pPr>
+        <w:numPr>
+          <w:ilvl w:val="0"/>
+          <w:numId w:val="31"/>
+        </w:numPr>
+      </w:pPr>
+      <w:r>
+        <w:rPr>
+          <w:b/>
+          <w:bCs/>
+        </w:rPr>
+        <w:t>Why Study Game Theory</w:t>
+      </w:r>
+      <w:r>
+        <w:t xml:space="preserve"> (applications everywhere)</w:t>
+      </w:r>
+    </w:p>
+    <w:p>
+      <w:pPr>
+        <w:spacing w:before="100" w:beforeAutospacing="1" w:after="100" w:afterAutospacing="1" w:line="240" w:lineRule="auto"/>
+        <w:outlineLvl w:val="1"/>
+        <w:rPr>
+          <w:rFonts w:ascii="Times New Roman" w:eastAsia="Times New Roman" w:hAnsi="Times New Roman" w:cs="Times New Roman"/>
+          <w:b/>
+          <w:bCs/>
+          <w:kern w:val="0"/>
+          <w:sz w:val="36"/>
+          <w:szCs w:val="36"/>
+          <w:lang w:eastAsia="en-IN" w:bidi="ar-SA"/>
+          <w14:ligatures w14:val="none"/>
+        </w:rPr>
+      </w:pPr>
+      <w:r>
+        <w:rPr>
+          <w:rFonts w:ascii="Times New Roman" w:eastAsia="Times New Roman" w:hAnsi="Times New Roman" w:cs="Times New Roman"/>
+          <w:b/>
+          <w:bCs/>
+          <w:kern w:val="0"/>
+          <w:sz w:val="36"/>
+          <w:szCs w:val="36"/>
+          <w:lang w:eastAsia="en-IN" w:bidi="ar-SA"/>
+          <w14:ligatures w14:val="none"/>
+        </w:rPr>
+        <w:t>Game Theory in Blockchain (Exam Notes)</w:t>
+      </w:r>
+    </w:p>
+    <w:p>
+      <w:pPr>
+        <w:spacing w:before="100" w:beforeAutospacing="1" w:after="100" w:afterAutospacing="1" w:line="240" w:lineRule="auto"/>
+        <w:outlineLvl w:val="2"/>
+        <w:rPr>
+          <w:rFonts w:ascii="Times New Roman" w:eastAsia="Times New Roman" w:hAnsi="Times New Roman" w:cs="Times New Roman"/>
+          <w:b/>
+          <w:bCs/>
+          <w:kern w:val="0"/>
+          <w:sz w:val="27"/>
+          <w:szCs w:val="27"/>
+          <w:lang w:eastAsia="en-IN" w:bidi="ar-SA"/>
+          <w14:ligatures w14:val="none"/>
+        </w:rPr>
+      </w:pPr>
+      <w:r>
+        <w:rPr>
+          <w:rFonts w:ascii="Times New Roman" w:eastAsia="Times New Roman" w:hAnsi="Times New Roman" w:cs="Times New Roman"/>
+          <w:b/>
+          <w:bCs/>
+          <w:kern w:val="0"/>
+          <w:sz w:val="27"/>
+          <w:szCs w:val="27"/>
+          <w:lang w:eastAsia="en-IN" w:bidi="ar-SA"/>
+          <w14:ligatures w14:val="none"/>
+        </w:rPr>
+        <w:t>1. Nash Equilibrium</w:t>
+      </w:r>
+    </w:p>
+    <w:p>
+      <w:pPr>
+        <w:numPr>
+          <w:ilvl w:val="0"/>
+          <w:numId w:val="32"/>
+        </w:numPr>
+        <w:spacing w:before="100" w:beforeAutospacing="1" w:after="100" w:afterAutospacing="1" w:line="240" w:lineRule="auto"/>
+        <w:rPr>
+          <w:rFonts w:ascii="Times New Roman" w:eastAsia="Times New Roman" w:hAnsi="Times New Roman" w:cs="Times New Roman"/>
+          <w:kern w:val="0"/>
+          <w:sz w:val="24"/>
+          <w:szCs w:val="24"/>
+          <w:lang w:eastAsia="en-IN" w:bidi="ar-SA"/>
+          <w14:ligatures w14:val="none"/>
+        </w:rPr>
+      </w:pPr>
+      <w:r>
+        <w:rPr>
+          <w:rFonts w:ascii="Times New Roman" w:eastAsia="Times New Roman" w:hAnsi="Times New Roman" w:cs="Times New Roman"/>
+          <w:b/>
+          <w:bCs/>
+          <w:kern w:val="0"/>
+          <w:sz w:val="24"/>
+          <w:szCs w:val="24"/>
+          <w:lang w:eastAsia="en-IN" w:bidi="ar-SA"/>
+          <w14:ligatures w14:val="none"/>
+        </w:rPr>
+        <w:t>Blockchain Connection:</w:t>
+      </w:r>
+    </w:p>
+    <w:p>
+      <w:pPr>
+        <w:numPr>
+          <w:ilvl w:val="1"/>
+          <w:numId w:val="32"/>
+        </w:numPr>
+        <w:spacing w:before="100" w:beforeAutospacing="1" w:after="100" w:afterAutospacing="1" w:line="240" w:lineRule="auto"/>
+        <w:rPr>
+          <w:rFonts w:ascii="Times New Roman" w:eastAsia="Times New Roman" w:hAnsi="Times New Roman" w:cs="Times New Roman"/>
+          <w:kern w:val="0"/>
+          <w:sz w:val="24"/>
+          <w:szCs w:val="24"/>
+          <w:lang w:eastAsia="en-IN" w:bidi="ar-SA"/>
+          <w14:ligatures w14:val="none"/>
+        </w:rPr>
+      </w:pPr>
+      <w:r>
+        <w:rPr>
+          <w:rFonts w:ascii="Times New Roman" w:eastAsia="Times New Roman" w:hAnsi="Times New Roman" w:cs="Times New Roman"/>
+          <w:kern w:val="0"/>
+          <w:sz w:val="24"/>
+          <w:szCs w:val="24"/>
+          <w:lang w:eastAsia="en-IN" w:bidi="ar-SA"/>
+          <w14:ligatures w14:val="none"/>
+        </w:rPr>
+        <w:t>In mining (Proof of Work), each miner chooses whether to follow the rules or cheat.</w:t>
+      </w:r>
+    </w:p>
+    <w:p>
+      <w:pPr>
+        <w:numPr>
+          <w:ilvl w:val="1"/>
+          <w:numId w:val="32"/>
+        </w:numPr>
+        <w:spacing w:before="100" w:beforeAutospacing="1" w:after="100" w:afterAutospacing="1" w:line="240" w:lineRule="auto"/>
+        <w:rPr>
+          <w:rFonts w:ascii="Times New Roman" w:eastAsia="Times New Roman" w:hAnsi="Times New Roman" w:cs="Times New Roman"/>
+          <w:kern w:val="0"/>
+          <w:sz w:val="24"/>
+          <w:szCs w:val="24"/>
+          <w:lang w:eastAsia="en-IN" w:bidi="ar-SA"/>
+          <w14:ligatures w14:val="none"/>
+        </w:rPr>
+      </w:pPr>
+      <w:r>
+        <w:rPr>
+          <w:rFonts w:ascii="Times New Roman" w:eastAsia="Times New Roman" w:hAnsi="Times New Roman" w:cs="Times New Roman"/>
+          <w:kern w:val="0"/>
+          <w:sz w:val="24"/>
+          <w:szCs w:val="24"/>
+          <w:lang w:eastAsia="en-IN" w:bidi="ar-SA"/>
+          <w14:ligatures w14:val="none"/>
+        </w:rPr>
+        <w:t xml:space="preserve">The best strategy for each miner is to </w:t>
+      </w:r>
+      <w:r>
+        <w:rPr>
+          <w:rFonts w:ascii="Times New Roman" w:eastAsia="Times New Roman" w:hAnsi="Times New Roman" w:cs="Times New Roman"/>
+          <w:b/>
+          <w:bCs/>
+          <w:kern w:val="0"/>
+          <w:sz w:val="24"/>
+          <w:szCs w:val="24"/>
+          <w:lang w:eastAsia="en-IN" w:bidi="ar-SA"/>
+          <w14:ligatures w14:val="none"/>
+        </w:rPr>
+        <w:t>honestly mine</w:t>
+      </w:r>
+      <w:r>
+        <w:rPr>
+          <w:rFonts w:ascii="Times New Roman" w:eastAsia="Times New Roman" w:hAnsi="Times New Roman" w:cs="Times New Roman"/>
+          <w:kern w:val="0"/>
+          <w:sz w:val="24"/>
+          <w:szCs w:val="24"/>
+          <w:lang w:eastAsia="en-IN" w:bidi="ar-SA"/>
+          <w14:ligatures w14:val="none"/>
+        </w:rPr>
+        <w:t xml:space="preserve"> because cheating (e.g., double</w:t>
+      </w:r>
+      <w:r>
+        <w:rPr>
+          <w:rFonts w:ascii="Times New Roman" w:eastAsia="Times New Roman" w:hAnsi="Times New Roman" w:cs="Times New Roman"/>
+          <w:kern w:val="0"/>
+          <w:sz w:val="24"/>
+          <w:szCs w:val="24"/>
+          <w:lang w:eastAsia="en-IN" w:bidi="ar-SA"/>
+          <w14:ligatures w14:val="none"/>
+        </w:rPr>
+        <w:noBreakHyphen/>
+        <w:t>spending) is rejected by the network.</w:t>
+      </w:r>
+    </w:p>
+    <w:p>
+      <w:pPr>
+        <w:numPr>
+          <w:ilvl w:val="1"/>
+          <w:numId w:val="32"/>
+        </w:numPr>
+        <w:spacing w:before="100" w:beforeAutospacing="1" w:after="100" w:afterAutospacing="1" w:line="240" w:lineRule="auto"/>
+        <w:rPr>
+          <w:rFonts w:ascii="Times New Roman" w:eastAsia="Times New Roman" w:hAnsi="Times New Roman" w:cs="Times New Roman"/>
+          <w:kern w:val="0"/>
+          <w:sz w:val="24"/>
+          <w:szCs w:val="24"/>
+          <w:lang w:eastAsia="en-IN" w:bidi="ar-SA"/>
+          <w14:ligatures w14:val="none"/>
+        </w:rPr>
+      </w:pPr>
+      <w:r>
+        <w:rPr>
+          <w:rFonts w:ascii="Times New Roman" w:eastAsia="Times New Roman" w:hAnsi="Times New Roman" w:cs="Times New Roman"/>
+          <w:kern w:val="0"/>
+          <w:sz w:val="24"/>
+          <w:szCs w:val="24"/>
+          <w:lang w:eastAsia="en-IN" w:bidi="ar-SA"/>
+          <w14:ligatures w14:val="none"/>
+        </w:rPr>
+        <w:t xml:space="preserve">Thus, the system reaches a Nash equilibrium: no miner benefits by deviating from honest </w:t>
+      </w:r>
+      <w:proofErr w:type="spellStart"/>
+      <w:r>
+        <w:rPr>
+          <w:rFonts w:ascii="Times New Roman" w:eastAsia="Times New Roman" w:hAnsi="Times New Roman" w:cs="Times New Roman"/>
+          <w:kern w:val="0"/>
+          <w:sz w:val="24"/>
+          <w:szCs w:val="24"/>
+          <w:lang w:eastAsia="en-IN" w:bidi="ar-SA"/>
+          <w14:ligatures w14:val="none"/>
+        </w:rPr>
+        <w:t>behavior</w:t>
+      </w:r>
+      <w:proofErr w:type="spellEnd"/>
+      <w:r>
+        <w:rPr>
+          <w:rFonts w:ascii="Times New Roman" w:eastAsia="Times New Roman" w:hAnsi="Times New Roman" w:cs="Times New Roman"/>
+          <w:kern w:val="0"/>
+          <w:sz w:val="24"/>
+          <w:szCs w:val="24"/>
+          <w:lang w:eastAsia="en-IN" w:bidi="ar-SA"/>
+          <w14:ligatures w14:val="none"/>
+        </w:rPr>
+        <w:t xml:space="preserve"> if others are also honest.</w:t>
+      </w:r>
+    </w:p>
+    <w:p>
+      <w:pPr>
+        <w:numPr>
+          <w:ilvl w:val="0"/>
+          <w:numId w:val="32"/>
+        </w:numPr>
+        <w:spacing w:before="100" w:beforeAutospacing="1" w:after="100" w:afterAutospacing="1" w:line="240" w:lineRule="auto"/>
+        <w:rPr>
+          <w:rFonts w:ascii="Times New Roman" w:eastAsia="Times New Roman" w:hAnsi="Times New Roman" w:cs="Times New Roman"/>
+          <w:kern w:val="0"/>
+          <w:sz w:val="24"/>
+          <w:szCs w:val="24"/>
+          <w:lang w:eastAsia="en-IN" w:bidi="ar-SA"/>
+          <w14:ligatures w14:val="none"/>
+        </w:rPr>
+      </w:pPr>
+      <w:r>
+        <w:rPr>
+          <w:rFonts w:ascii="Times New Roman" w:eastAsia="Times New Roman" w:hAnsi="Times New Roman" w:cs="Times New Roman"/>
+          <w:b/>
+          <w:bCs/>
+          <w:kern w:val="0"/>
+          <w:sz w:val="24"/>
+          <w:szCs w:val="24"/>
+          <w:lang w:eastAsia="en-IN" w:bidi="ar-SA"/>
+          <w14:ligatures w14:val="none"/>
+        </w:rPr>
+        <w:t>Exam Point:</w:t>
+      </w:r>
+      <w:r>
+        <w:rPr>
+          <w:rFonts w:ascii="Times New Roman" w:eastAsia="Times New Roman" w:hAnsi="Times New Roman" w:cs="Times New Roman"/>
+          <w:kern w:val="0"/>
+          <w:sz w:val="24"/>
+          <w:szCs w:val="24"/>
+          <w:lang w:eastAsia="en-IN" w:bidi="ar-SA"/>
+          <w14:ligatures w14:val="none"/>
+        </w:rPr>
+        <w:t xml:space="preserve"> Nash equilibrium explains why rational miners stick to consensus rules.</w:t>
+      </w:r>
+    </w:p>
+    <w:p>
+      <w:pPr>
+        <w:spacing w:before="100" w:beforeAutospacing="1" w:after="100" w:afterAutospacing="1" w:line="240" w:lineRule="auto"/>
+        <w:outlineLvl w:val="2"/>
+        <w:rPr>
+          <w:rFonts w:ascii="Times New Roman" w:eastAsia="Times New Roman" w:hAnsi="Times New Roman" w:cs="Times New Roman"/>
+          <w:b/>
+          <w:bCs/>
+          <w:kern w:val="0"/>
+          <w:sz w:val="27"/>
+          <w:szCs w:val="27"/>
+          <w:lang w:eastAsia="en-IN" w:bidi="ar-SA"/>
+          <w14:ligatures w14:val="none"/>
+        </w:rPr>
+      </w:pPr>
+      <w:r>
+        <w:rPr>
+          <w:rFonts w:ascii="Times New Roman" w:eastAsia="Times New Roman" w:hAnsi="Times New Roman" w:cs="Times New Roman"/>
+          <w:b/>
+          <w:bCs/>
+          <w:kern w:val="0"/>
+          <w:sz w:val="27"/>
+          <w:szCs w:val="27"/>
+          <w:lang w:eastAsia="en-IN" w:bidi="ar-SA"/>
+          <w14:ligatures w14:val="none"/>
+        </w:rPr>
+        <w:t>2. Prisoner’s Dilemma</w:t>
+      </w:r>
+    </w:p>
+    <w:p>
+      <w:pPr>
+        <w:numPr>
+          <w:ilvl w:val="0"/>
+          <w:numId w:val="33"/>
+        </w:numPr>
+        <w:spacing w:before="100" w:beforeAutospacing="1" w:after="100" w:afterAutospacing="1" w:line="240" w:lineRule="auto"/>
+        <w:rPr>
+          <w:rFonts w:ascii="Times New Roman" w:eastAsia="Times New Roman" w:hAnsi="Times New Roman" w:cs="Times New Roman"/>
+          <w:kern w:val="0"/>
+          <w:sz w:val="24"/>
+          <w:szCs w:val="24"/>
+          <w:lang w:eastAsia="en-IN" w:bidi="ar-SA"/>
+          <w14:ligatures w14:val="none"/>
+        </w:rPr>
+      </w:pPr>
+      <w:r>
+        <w:rPr>
+          <w:rFonts w:ascii="Times New Roman" w:eastAsia="Times New Roman" w:hAnsi="Times New Roman" w:cs="Times New Roman"/>
+          <w:b/>
+          <w:bCs/>
+          <w:kern w:val="0"/>
+          <w:sz w:val="24"/>
+          <w:szCs w:val="24"/>
+          <w:lang w:eastAsia="en-IN" w:bidi="ar-SA"/>
+          <w14:ligatures w14:val="none"/>
+        </w:rPr>
+        <w:t>Blockchain Connection:</w:t>
+      </w:r>
+    </w:p>
+    <w:p>
+      <w:pPr>
+        <w:numPr>
+          <w:ilvl w:val="1"/>
+          <w:numId w:val="33"/>
+        </w:numPr>
+        <w:spacing w:before="100" w:beforeAutospacing="1" w:after="100" w:afterAutospacing="1" w:line="240" w:lineRule="auto"/>
+        <w:rPr>
+          <w:rFonts w:ascii="Times New Roman" w:eastAsia="Times New Roman" w:hAnsi="Times New Roman" w:cs="Times New Roman"/>
+          <w:kern w:val="0"/>
+          <w:sz w:val="24"/>
+          <w:szCs w:val="24"/>
+          <w:lang w:eastAsia="en-IN" w:bidi="ar-SA"/>
+          <w14:ligatures w14:val="none"/>
+        </w:rPr>
+      </w:pPr>
+      <w:r>
+        <w:rPr>
+          <w:rFonts w:ascii="Times New Roman" w:eastAsia="Times New Roman" w:hAnsi="Times New Roman" w:cs="Times New Roman"/>
+          <w:kern w:val="0"/>
+          <w:sz w:val="24"/>
+          <w:szCs w:val="24"/>
+          <w:lang w:eastAsia="en-IN" w:bidi="ar-SA"/>
+          <w14:ligatures w14:val="none"/>
+        </w:rPr>
+        <w:t>Two miners could collude to attack the network (e.g., 51% attack).</w:t>
+      </w:r>
+    </w:p>
+    <w:p>
+      <w:pPr>
+        <w:numPr>
+          <w:ilvl w:val="1"/>
+          <w:numId w:val="33"/>
+        </w:numPr>
+        <w:spacing w:before="100" w:beforeAutospacing="1" w:after="100" w:afterAutospacing="1" w:line="240" w:lineRule="auto"/>
+        <w:rPr>
+          <w:rFonts w:ascii="Times New Roman" w:eastAsia="Times New Roman" w:hAnsi="Times New Roman" w:cs="Times New Roman"/>
+          <w:kern w:val="0"/>
+          <w:sz w:val="24"/>
+          <w:szCs w:val="24"/>
+          <w:lang w:eastAsia="en-IN" w:bidi="ar-SA"/>
+          <w14:ligatures w14:val="none"/>
+        </w:rPr>
+      </w:pPr>
+      <w:r>
+        <w:rPr>
+          <w:rFonts w:ascii="Times New Roman" w:eastAsia="Times New Roman" w:hAnsi="Times New Roman" w:cs="Times New Roman"/>
+          <w:kern w:val="0"/>
+          <w:sz w:val="24"/>
+          <w:szCs w:val="24"/>
+          <w:lang w:eastAsia="en-IN" w:bidi="ar-SA"/>
+          <w14:ligatures w14:val="none"/>
+        </w:rPr>
+        <w:t>But if one cheats while the other stays honest, the cheater risks wasted resources and penalties.</w:t>
+      </w:r>
+    </w:p>
+    <w:p>
+      <w:pPr>
+        <w:numPr>
+          <w:ilvl w:val="1"/>
+          <w:numId w:val="33"/>
+        </w:numPr>
+        <w:spacing w:before="100" w:beforeAutospacing="1" w:after="100" w:afterAutospacing="1" w:line="240" w:lineRule="auto"/>
+        <w:rPr>
+          <w:rFonts w:ascii="Times New Roman" w:eastAsia="Times New Roman" w:hAnsi="Times New Roman" w:cs="Times New Roman"/>
+          <w:kern w:val="0"/>
+          <w:sz w:val="24"/>
+          <w:szCs w:val="24"/>
+          <w:lang w:eastAsia="en-IN" w:bidi="ar-SA"/>
+          <w14:ligatures w14:val="none"/>
+        </w:rPr>
+      </w:pPr>
+      <w:r>
+        <w:rPr>
+          <w:rFonts w:ascii="Times New Roman" w:eastAsia="Times New Roman" w:hAnsi="Times New Roman" w:cs="Times New Roman"/>
+          <w:kern w:val="0"/>
+          <w:sz w:val="24"/>
+          <w:szCs w:val="24"/>
+          <w:lang w:eastAsia="en-IN" w:bidi="ar-SA"/>
+          <w14:ligatures w14:val="none"/>
+        </w:rPr>
+        <w:t>Both mining honestly gives steady rewards (like both prisoners denying).</w:t>
+      </w:r>
+    </w:p>
+    <w:p>
+      <w:pPr>
+        <w:numPr>
+          <w:ilvl w:val="0"/>
+          <w:numId w:val="33"/>
+        </w:numPr>
+        <w:spacing w:before="100" w:beforeAutospacing="1" w:after="100" w:afterAutospacing="1" w:line="240" w:lineRule="auto"/>
+        <w:rPr>
+          <w:rFonts w:ascii="Times New Roman" w:eastAsia="Times New Roman" w:hAnsi="Times New Roman" w:cs="Times New Roman"/>
+          <w:kern w:val="0"/>
+          <w:sz w:val="24"/>
+          <w:szCs w:val="24"/>
+          <w:lang w:eastAsia="en-IN" w:bidi="ar-SA"/>
+          <w14:ligatures w14:val="none"/>
+        </w:rPr>
+      </w:pPr>
+      <w:r>
+        <w:rPr>
+          <w:rFonts w:ascii="Times New Roman" w:eastAsia="Times New Roman" w:hAnsi="Times New Roman" w:cs="Times New Roman"/>
+          <w:b/>
+          <w:bCs/>
+          <w:kern w:val="0"/>
+          <w:sz w:val="24"/>
+          <w:szCs w:val="24"/>
+          <w:lang w:eastAsia="en-IN" w:bidi="ar-SA"/>
+          <w14:ligatures w14:val="none"/>
+        </w:rPr>
+        <w:t>Exam Point:</w:t>
+      </w:r>
+      <w:r>
+        <w:rPr>
+          <w:rFonts w:ascii="Times New Roman" w:eastAsia="Times New Roman" w:hAnsi="Times New Roman" w:cs="Times New Roman"/>
+          <w:kern w:val="0"/>
+          <w:sz w:val="24"/>
+          <w:szCs w:val="24"/>
+          <w:lang w:eastAsia="en-IN" w:bidi="ar-SA"/>
+          <w14:ligatures w14:val="none"/>
+        </w:rPr>
+        <w:t xml:space="preserve"> Shows tension between </w:t>
+      </w:r>
+      <w:r>
+        <w:rPr>
+          <w:rFonts w:ascii="Times New Roman" w:eastAsia="Times New Roman" w:hAnsi="Times New Roman" w:cs="Times New Roman"/>
+          <w:b/>
+          <w:bCs/>
+          <w:kern w:val="0"/>
+          <w:sz w:val="24"/>
+          <w:szCs w:val="24"/>
+          <w:lang w:eastAsia="en-IN" w:bidi="ar-SA"/>
+          <w14:ligatures w14:val="none"/>
+        </w:rPr>
+        <w:t>individual gain vs collective security</w:t>
+      </w:r>
+      <w:r>
+        <w:rPr>
+          <w:rFonts w:ascii="Times New Roman" w:eastAsia="Times New Roman" w:hAnsi="Times New Roman" w:cs="Times New Roman"/>
+          <w:kern w:val="0"/>
+          <w:sz w:val="24"/>
+          <w:szCs w:val="24"/>
+          <w:lang w:eastAsia="en-IN" w:bidi="ar-SA"/>
+          <w14:ligatures w14:val="none"/>
+        </w:rPr>
+        <w:t xml:space="preserve"> in blockchain networks.</w:t>
+      </w:r>
+    </w:p>
+    <w:p>
+      <w:pPr>
+        <w:spacing w:before="100" w:beforeAutospacing="1" w:after="100" w:afterAutospacing="1" w:line="240" w:lineRule="auto"/>
+        <w:outlineLvl w:val="2"/>
+        <w:rPr>
+          <w:rFonts w:ascii="Times New Roman" w:eastAsia="Times New Roman" w:hAnsi="Times New Roman" w:cs="Times New Roman"/>
+          <w:b/>
+          <w:bCs/>
+          <w:kern w:val="0"/>
+          <w:sz w:val="27"/>
+          <w:szCs w:val="27"/>
+          <w:lang w:eastAsia="en-IN" w:bidi="ar-SA"/>
+          <w14:ligatures w14:val="none"/>
+        </w:rPr>
+      </w:pPr>
+      <w:r>
+        <w:rPr>
+          <w:rFonts w:ascii="Times New Roman" w:eastAsia="Times New Roman" w:hAnsi="Times New Roman" w:cs="Times New Roman"/>
+          <w:b/>
+          <w:bCs/>
+          <w:kern w:val="0"/>
+          <w:sz w:val="27"/>
+          <w:szCs w:val="27"/>
+          <w:lang w:eastAsia="en-IN" w:bidi="ar-SA"/>
+          <w14:ligatures w14:val="none"/>
+        </w:rPr>
+        <w:t>3. Byzantine Generals’ Problem</w:t>
+      </w:r>
+    </w:p>
+    <w:p>
+      <w:pPr>
+        <w:numPr>
+          <w:ilvl w:val="0"/>
+          <w:numId w:val="34"/>
+        </w:numPr>
+        <w:spacing w:before="100" w:beforeAutospacing="1" w:after="100" w:afterAutospacing="1" w:line="240" w:lineRule="auto"/>
+        <w:rPr>
+          <w:rFonts w:ascii="Times New Roman" w:eastAsia="Times New Roman" w:hAnsi="Times New Roman" w:cs="Times New Roman"/>
+          <w:kern w:val="0"/>
+          <w:sz w:val="24"/>
+          <w:szCs w:val="24"/>
+          <w:lang w:eastAsia="en-IN" w:bidi="ar-SA"/>
+          <w14:ligatures w14:val="none"/>
+        </w:rPr>
+      </w:pPr>
+      <w:r>
+        <w:rPr>
+          <w:rFonts w:ascii="Times New Roman" w:eastAsia="Times New Roman" w:hAnsi="Times New Roman" w:cs="Times New Roman"/>
+          <w:b/>
+          <w:bCs/>
+          <w:kern w:val="0"/>
+          <w:sz w:val="24"/>
+          <w:szCs w:val="24"/>
+          <w:lang w:eastAsia="en-IN" w:bidi="ar-SA"/>
+          <w14:ligatures w14:val="none"/>
+        </w:rPr>
+        <w:t>Blockchain Connection:</w:t>
+      </w:r>
+    </w:p>
+    <w:p>
+      <w:pPr>
+        <w:numPr>
+          <w:ilvl w:val="1"/>
+          <w:numId w:val="34"/>
+        </w:numPr>
+        <w:spacing w:before="100" w:beforeAutospacing="1" w:after="100" w:afterAutospacing="1" w:line="240" w:lineRule="auto"/>
+        <w:rPr>
+          <w:rFonts w:ascii="Times New Roman" w:eastAsia="Times New Roman" w:hAnsi="Times New Roman" w:cs="Times New Roman"/>
+          <w:kern w:val="0"/>
+          <w:sz w:val="24"/>
+          <w:szCs w:val="24"/>
+          <w:lang w:eastAsia="en-IN" w:bidi="ar-SA"/>
+          <w14:ligatures w14:val="none"/>
+        </w:rPr>
+      </w:pPr>
+      <w:r>
+        <w:rPr>
+          <w:rFonts w:ascii="Times New Roman" w:eastAsia="Times New Roman" w:hAnsi="Times New Roman" w:cs="Times New Roman"/>
+          <w:kern w:val="0"/>
+          <w:sz w:val="24"/>
+          <w:szCs w:val="24"/>
+          <w:lang w:eastAsia="en-IN" w:bidi="ar-SA"/>
+          <w14:ligatures w14:val="none"/>
+        </w:rPr>
+        <w:t>Nodes in a blockchain must agree on the same ledger state.</w:t>
+      </w:r>
+    </w:p>
+    <w:p>
+      <w:pPr>
+        <w:numPr>
+          <w:ilvl w:val="1"/>
+          <w:numId w:val="34"/>
+        </w:numPr>
+        <w:spacing w:before="100" w:beforeAutospacing="1" w:after="100" w:afterAutospacing="1" w:line="240" w:lineRule="auto"/>
+        <w:rPr>
+          <w:rFonts w:ascii="Times New Roman" w:eastAsia="Times New Roman" w:hAnsi="Times New Roman" w:cs="Times New Roman"/>
+          <w:kern w:val="0"/>
+          <w:sz w:val="24"/>
+          <w:szCs w:val="24"/>
+          <w:lang w:eastAsia="en-IN" w:bidi="ar-SA"/>
+          <w14:ligatures w14:val="none"/>
+        </w:rPr>
+      </w:pPr>
+      <w:r>
+        <w:rPr>
+          <w:rFonts w:ascii="Times New Roman" w:eastAsia="Times New Roman" w:hAnsi="Times New Roman" w:cs="Times New Roman"/>
+          <w:kern w:val="0"/>
+          <w:sz w:val="24"/>
+          <w:szCs w:val="24"/>
+          <w:lang w:eastAsia="en-IN" w:bidi="ar-SA"/>
+          <w14:ligatures w14:val="none"/>
+        </w:rPr>
+        <w:t>Some nodes may be faulty or malicious (like traitor generals).</w:t>
+      </w:r>
+    </w:p>
+    <w:p>
+      <w:pPr>
+        <w:numPr>
+          <w:ilvl w:val="1"/>
+          <w:numId w:val="34"/>
+        </w:numPr>
+        <w:spacing w:before="100" w:beforeAutospacing="1" w:after="100" w:afterAutospacing="1" w:line="240" w:lineRule="auto"/>
+        <w:rPr>
+          <w:rFonts w:ascii="Times New Roman" w:eastAsia="Times New Roman" w:hAnsi="Times New Roman" w:cs="Times New Roman"/>
+          <w:kern w:val="0"/>
+          <w:sz w:val="24"/>
+          <w:szCs w:val="24"/>
+          <w:lang w:eastAsia="en-IN" w:bidi="ar-SA"/>
+          <w14:ligatures w14:val="none"/>
+        </w:rPr>
+      </w:pPr>
+      <w:r>
+        <w:rPr>
+          <w:rFonts w:ascii="Times New Roman" w:eastAsia="Times New Roman" w:hAnsi="Times New Roman" w:cs="Times New Roman"/>
+          <w:kern w:val="0"/>
+          <w:sz w:val="24"/>
+          <w:szCs w:val="24"/>
+          <w:lang w:eastAsia="en-IN" w:bidi="ar-SA"/>
+          <w14:ligatures w14:val="none"/>
+        </w:rPr>
+        <w:t xml:space="preserve">Consensus protocols (PoW, </w:t>
+      </w:r>
+      <w:proofErr w:type="spellStart"/>
+      <w:r>
+        <w:rPr>
+          <w:rFonts w:ascii="Times New Roman" w:eastAsia="Times New Roman" w:hAnsi="Times New Roman" w:cs="Times New Roman"/>
+          <w:kern w:val="0"/>
+          <w:sz w:val="24"/>
+          <w:szCs w:val="24"/>
+          <w:lang w:eastAsia="en-IN" w:bidi="ar-SA"/>
+          <w14:ligatures w14:val="none"/>
+        </w:rPr>
+        <w:t>PoS</w:t>
+      </w:r>
+      <w:proofErr w:type="spellEnd"/>
+      <w:r>
+        <w:rPr>
+          <w:rFonts w:ascii="Times New Roman" w:eastAsia="Times New Roman" w:hAnsi="Times New Roman" w:cs="Times New Roman"/>
+          <w:kern w:val="0"/>
+          <w:sz w:val="24"/>
+          <w:szCs w:val="24"/>
+          <w:lang w:eastAsia="en-IN" w:bidi="ar-SA"/>
+          <w14:ligatures w14:val="none"/>
+        </w:rPr>
+        <w:t>, PBFT) solve this by ensuring that honest majority agreement leads to a consistent blockchain.</w:t>
+      </w:r>
+    </w:p>
+    <w:p>
+      <w:pPr>
+        <w:numPr>
+          <w:ilvl w:val="0"/>
+          <w:numId w:val="34"/>
+        </w:numPr>
+        <w:spacing w:before="100" w:beforeAutospacing="1" w:after="100" w:afterAutospacing="1" w:line="240" w:lineRule="auto"/>
+        <w:rPr>
+          <w:rFonts w:ascii="Times New Roman" w:eastAsia="Times New Roman" w:hAnsi="Times New Roman" w:cs="Times New Roman"/>
+          <w:kern w:val="0"/>
+          <w:sz w:val="24"/>
+          <w:szCs w:val="24"/>
+          <w:lang w:eastAsia="en-IN" w:bidi="ar-SA"/>
+          <w14:ligatures w14:val="none"/>
+        </w:rPr>
+      </w:pPr>
+      <w:r>
+        <w:rPr>
+          <w:rFonts w:ascii="Times New Roman" w:eastAsia="Times New Roman" w:hAnsi="Times New Roman" w:cs="Times New Roman"/>
+          <w:b/>
+          <w:bCs/>
+          <w:kern w:val="0"/>
+          <w:sz w:val="24"/>
+          <w:szCs w:val="24"/>
+          <w:lang w:eastAsia="en-IN" w:bidi="ar-SA"/>
+          <w14:ligatures w14:val="none"/>
+        </w:rPr>
+        <w:lastRenderedPageBreak/>
+        <w:t>Exam Point:</w:t>
+      </w:r>
+      <w:r>
+        <w:rPr>
+          <w:rFonts w:ascii="Times New Roman" w:eastAsia="Times New Roman" w:hAnsi="Times New Roman" w:cs="Times New Roman"/>
+          <w:kern w:val="0"/>
+          <w:sz w:val="24"/>
+          <w:szCs w:val="24"/>
+          <w:lang w:eastAsia="en-IN" w:bidi="ar-SA"/>
+          <w14:ligatures w14:val="none"/>
+        </w:rPr>
+        <w:t xml:space="preserve"> Blockchain consensus is essentially a solution to the Byzantine Generals’ Problem.</w:t>
+      </w:r>
+    </w:p>
+    <w:p>
+      <w:pPr>
+        <w:spacing w:before="100" w:beforeAutospacing="1" w:after="100" w:afterAutospacing="1" w:line="240" w:lineRule="auto"/>
+        <w:outlineLvl w:val="2"/>
+        <w:rPr>
+          <w:rFonts w:ascii="Times New Roman" w:eastAsia="Times New Roman" w:hAnsi="Times New Roman" w:cs="Times New Roman"/>
+          <w:b/>
+          <w:bCs/>
+          <w:kern w:val="0"/>
+          <w:sz w:val="27"/>
+          <w:szCs w:val="27"/>
+          <w:lang w:eastAsia="en-IN" w:bidi="ar-SA"/>
+          <w14:ligatures w14:val="none"/>
+        </w:rPr>
+      </w:pPr>
+      <w:r>
+        <w:rPr>
+          <w:rFonts w:ascii="Times New Roman" w:eastAsia="Times New Roman" w:hAnsi="Times New Roman" w:cs="Times New Roman"/>
+          <w:b/>
+          <w:bCs/>
+          <w:kern w:val="0"/>
+          <w:sz w:val="27"/>
+          <w:szCs w:val="27"/>
+          <w:lang w:eastAsia="en-IN" w:bidi="ar-SA"/>
+          <w14:ligatures w14:val="none"/>
+        </w:rPr>
+        <w:t>4. Zero</w:t>
+      </w:r>
+      <w:r>
+        <w:rPr>
+          <w:rFonts w:ascii="Times New Roman" w:eastAsia="Times New Roman" w:hAnsi="Times New Roman" w:cs="Times New Roman"/>
+          <w:b/>
+          <w:bCs/>
+          <w:kern w:val="0"/>
+          <w:sz w:val="27"/>
+          <w:szCs w:val="27"/>
+          <w:lang w:eastAsia="en-IN" w:bidi="ar-SA"/>
+          <w14:ligatures w14:val="none"/>
+        </w:rPr>
+        <w:noBreakHyphen/>
+        <w:t>Sum Games</w:t>
+      </w:r>
+    </w:p>
+    <w:p>
+      <w:pPr>
+        <w:numPr>
+          <w:ilvl w:val="0"/>
+          <w:numId w:val="35"/>
+        </w:numPr>
+        <w:spacing w:before="100" w:beforeAutospacing="1" w:after="100" w:afterAutospacing="1" w:line="240" w:lineRule="auto"/>
+        <w:rPr>
+          <w:rFonts w:ascii="Times New Roman" w:eastAsia="Times New Roman" w:hAnsi="Times New Roman" w:cs="Times New Roman"/>
+          <w:kern w:val="0"/>
+          <w:sz w:val="24"/>
+          <w:szCs w:val="24"/>
+          <w:lang w:eastAsia="en-IN" w:bidi="ar-SA"/>
+          <w14:ligatures w14:val="none"/>
+        </w:rPr>
+      </w:pPr>
+      <w:r>
+        <w:rPr>
+          <w:rFonts w:ascii="Times New Roman" w:eastAsia="Times New Roman" w:hAnsi="Times New Roman" w:cs="Times New Roman"/>
+          <w:b/>
+          <w:bCs/>
+          <w:kern w:val="0"/>
+          <w:sz w:val="24"/>
+          <w:szCs w:val="24"/>
+          <w:lang w:eastAsia="en-IN" w:bidi="ar-SA"/>
+          <w14:ligatures w14:val="none"/>
+        </w:rPr>
+        <w:t>Blockchain Connection:</w:t>
+      </w:r>
+    </w:p>
+    <w:p>
+      <w:pPr>
+        <w:numPr>
+          <w:ilvl w:val="1"/>
+          <w:numId w:val="35"/>
+        </w:numPr>
+        <w:spacing w:before="100" w:beforeAutospacing="1" w:after="100" w:afterAutospacing="1" w:line="240" w:lineRule="auto"/>
+        <w:rPr>
+          <w:rFonts w:ascii="Times New Roman" w:eastAsia="Times New Roman" w:hAnsi="Times New Roman" w:cs="Times New Roman"/>
+          <w:kern w:val="0"/>
+          <w:sz w:val="24"/>
+          <w:szCs w:val="24"/>
+          <w:lang w:eastAsia="en-IN" w:bidi="ar-SA"/>
+          <w14:ligatures w14:val="none"/>
+        </w:rPr>
+      </w:pPr>
+      <w:r>
+        <w:rPr>
+          <w:rFonts w:ascii="Times New Roman" w:eastAsia="Times New Roman" w:hAnsi="Times New Roman" w:cs="Times New Roman"/>
+          <w:kern w:val="0"/>
+          <w:sz w:val="24"/>
+          <w:szCs w:val="24"/>
+          <w:lang w:eastAsia="en-IN" w:bidi="ar-SA"/>
+          <w14:ligatures w14:val="none"/>
+        </w:rPr>
+        <w:t>Mining rewards are zero</w:t>
+      </w:r>
+      <w:r>
+        <w:rPr>
+          <w:rFonts w:ascii="Times New Roman" w:eastAsia="Times New Roman" w:hAnsi="Times New Roman" w:cs="Times New Roman"/>
+          <w:kern w:val="0"/>
+          <w:sz w:val="24"/>
+          <w:szCs w:val="24"/>
+          <w:lang w:eastAsia="en-IN" w:bidi="ar-SA"/>
+          <w14:ligatures w14:val="none"/>
+        </w:rPr>
+        <w:noBreakHyphen/>
+        <w:t>sum: one miner’s block reward means others lose that round.</w:t>
+      </w:r>
+    </w:p>
+    <w:p>
+      <w:pPr>
+        <w:numPr>
+          <w:ilvl w:val="1"/>
+          <w:numId w:val="35"/>
+        </w:numPr>
+        <w:spacing w:before="100" w:beforeAutospacing="1" w:after="100" w:afterAutospacing="1" w:line="240" w:lineRule="auto"/>
+        <w:rPr>
+          <w:rFonts w:ascii="Times New Roman" w:eastAsia="Times New Roman" w:hAnsi="Times New Roman" w:cs="Times New Roman"/>
+          <w:kern w:val="0"/>
+          <w:sz w:val="24"/>
+          <w:szCs w:val="24"/>
+          <w:lang w:eastAsia="en-IN" w:bidi="ar-SA"/>
+          <w14:ligatures w14:val="none"/>
+        </w:rPr>
+      </w:pPr>
+      <w:r>
+        <w:rPr>
+          <w:rFonts w:ascii="Times New Roman" w:eastAsia="Times New Roman" w:hAnsi="Times New Roman" w:cs="Times New Roman"/>
+          <w:kern w:val="0"/>
+          <w:sz w:val="24"/>
+          <w:szCs w:val="24"/>
+          <w:lang w:eastAsia="en-IN" w:bidi="ar-SA"/>
+          <w14:ligatures w14:val="none"/>
+        </w:rPr>
+        <w:t>Competition for limited block rewards mirrors poker or chess.</w:t>
+      </w:r>
+    </w:p>
+    <w:p>
+      <w:pPr>
+        <w:numPr>
+          <w:ilvl w:val="1"/>
+          <w:numId w:val="35"/>
+        </w:numPr>
+        <w:spacing w:before="100" w:beforeAutospacing="1" w:after="100" w:afterAutospacing="1" w:line="240" w:lineRule="auto"/>
+        <w:rPr>
+          <w:rFonts w:ascii="Times New Roman" w:eastAsia="Times New Roman" w:hAnsi="Times New Roman" w:cs="Times New Roman"/>
+          <w:kern w:val="0"/>
+          <w:sz w:val="24"/>
+          <w:szCs w:val="24"/>
+          <w:lang w:eastAsia="en-IN" w:bidi="ar-SA"/>
+          <w14:ligatures w14:val="none"/>
+        </w:rPr>
+      </w:pPr>
+      <w:r>
+        <w:rPr>
+          <w:rFonts w:ascii="Times New Roman" w:eastAsia="Times New Roman" w:hAnsi="Times New Roman" w:cs="Times New Roman"/>
+          <w:kern w:val="0"/>
+          <w:sz w:val="24"/>
+          <w:szCs w:val="24"/>
+          <w:lang w:eastAsia="en-IN" w:bidi="ar-SA"/>
+          <w14:ligatures w14:val="none"/>
+        </w:rPr>
+        <w:t xml:space="preserve">However, broader blockchain ecosystems (DeFi, NFTs) often create </w:t>
+      </w:r>
+      <w:r>
+        <w:rPr>
+          <w:rFonts w:ascii="Times New Roman" w:eastAsia="Times New Roman" w:hAnsi="Times New Roman" w:cs="Times New Roman"/>
+          <w:b/>
+          <w:bCs/>
+          <w:kern w:val="0"/>
+          <w:sz w:val="24"/>
+          <w:szCs w:val="24"/>
+          <w:lang w:eastAsia="en-IN" w:bidi="ar-SA"/>
+          <w14:ligatures w14:val="none"/>
+        </w:rPr>
+        <w:t>non</w:t>
+      </w:r>
+      <w:r>
+        <w:rPr>
+          <w:rFonts w:ascii="Times New Roman" w:eastAsia="Times New Roman" w:hAnsi="Times New Roman" w:cs="Times New Roman"/>
+          <w:b/>
+          <w:bCs/>
+          <w:kern w:val="0"/>
+          <w:sz w:val="24"/>
+          <w:szCs w:val="24"/>
+          <w:lang w:eastAsia="en-IN" w:bidi="ar-SA"/>
+          <w14:ligatures w14:val="none"/>
+        </w:rPr>
+        <w:noBreakHyphen/>
+        <w:t>zero</w:t>
+      </w:r>
+      <w:r>
+        <w:rPr>
+          <w:rFonts w:ascii="Times New Roman" w:eastAsia="Times New Roman" w:hAnsi="Times New Roman" w:cs="Times New Roman"/>
+          <w:b/>
+          <w:bCs/>
+          <w:kern w:val="0"/>
+          <w:sz w:val="24"/>
+          <w:szCs w:val="24"/>
+          <w:lang w:eastAsia="en-IN" w:bidi="ar-SA"/>
+          <w14:ligatures w14:val="none"/>
+        </w:rPr>
+        <w:noBreakHyphen/>
+        <w:t>sum outcomes</w:t>
+      </w:r>
+      <w:r>
+        <w:rPr>
+          <w:rFonts w:ascii="Times New Roman" w:eastAsia="Times New Roman" w:hAnsi="Times New Roman" w:cs="Times New Roman"/>
+          <w:kern w:val="0"/>
+          <w:sz w:val="24"/>
+          <w:szCs w:val="24"/>
+          <w:lang w:eastAsia="en-IN" w:bidi="ar-SA"/>
+          <w14:ligatures w14:val="none"/>
+        </w:rPr>
+        <w:t xml:space="preserve"> where multiple participants can benefit.</w:t>
+      </w:r>
+    </w:p>
+    <w:p>
+      <w:pPr>
+        <w:numPr>
+          <w:ilvl w:val="0"/>
+          <w:numId w:val="35"/>
+        </w:numPr>
+        <w:spacing w:before="100" w:beforeAutospacing="1" w:after="100" w:afterAutospacing="1" w:line="240" w:lineRule="auto"/>
+        <w:rPr>
+          <w:rFonts w:ascii="Times New Roman" w:eastAsia="Times New Roman" w:hAnsi="Times New Roman" w:cs="Times New Roman"/>
+          <w:kern w:val="0"/>
+          <w:sz w:val="24"/>
+          <w:szCs w:val="24"/>
+          <w:lang w:eastAsia="en-IN" w:bidi="ar-SA"/>
+          <w14:ligatures w14:val="none"/>
+        </w:rPr>
+      </w:pPr>
+      <w:r>
+        <w:rPr>
+          <w:rFonts w:ascii="Times New Roman" w:eastAsia="Times New Roman" w:hAnsi="Times New Roman" w:cs="Times New Roman"/>
+          <w:b/>
+          <w:bCs/>
+          <w:kern w:val="0"/>
+          <w:sz w:val="24"/>
+          <w:szCs w:val="24"/>
+          <w:lang w:eastAsia="en-IN" w:bidi="ar-SA"/>
+          <w14:ligatures w14:val="none"/>
+        </w:rPr>
+        <w:t>Exam Point:</w:t>
+      </w:r>
+      <w:r>
+        <w:rPr>
+          <w:rFonts w:ascii="Times New Roman" w:eastAsia="Times New Roman" w:hAnsi="Times New Roman" w:cs="Times New Roman"/>
+          <w:kern w:val="0"/>
+          <w:sz w:val="24"/>
+          <w:szCs w:val="24"/>
+          <w:lang w:eastAsia="en-IN" w:bidi="ar-SA"/>
+          <w14:ligatures w14:val="none"/>
+        </w:rPr>
+        <w:t xml:space="preserve"> Mining is zero</w:t>
+      </w:r>
+      <w:r>
+        <w:rPr>
+          <w:rFonts w:ascii="Times New Roman" w:eastAsia="Times New Roman" w:hAnsi="Times New Roman" w:cs="Times New Roman"/>
+          <w:kern w:val="0"/>
+          <w:sz w:val="24"/>
+          <w:szCs w:val="24"/>
+          <w:lang w:eastAsia="en-IN" w:bidi="ar-SA"/>
+          <w14:ligatures w14:val="none"/>
+        </w:rPr>
+        <w:noBreakHyphen/>
+        <w:t>sum, but blockchain applications often aim for non</w:t>
+      </w:r>
+      <w:r>
+        <w:rPr>
+          <w:rFonts w:ascii="Times New Roman" w:eastAsia="Times New Roman" w:hAnsi="Times New Roman" w:cs="Times New Roman"/>
+          <w:kern w:val="0"/>
+          <w:sz w:val="24"/>
+          <w:szCs w:val="24"/>
+          <w:lang w:eastAsia="en-IN" w:bidi="ar-SA"/>
+          <w14:ligatures w14:val="none"/>
+        </w:rPr>
+        <w:noBreakHyphen/>
+        <w:t>zero</w:t>
+      </w:r>
+      <w:r>
+        <w:rPr>
+          <w:rFonts w:ascii="Times New Roman" w:eastAsia="Times New Roman" w:hAnsi="Times New Roman" w:cs="Times New Roman"/>
+          <w:kern w:val="0"/>
+          <w:sz w:val="24"/>
+          <w:szCs w:val="24"/>
+          <w:lang w:eastAsia="en-IN" w:bidi="ar-SA"/>
+          <w14:ligatures w14:val="none"/>
+        </w:rPr>
+        <w:noBreakHyphen/>
+        <w:t>sum cooperation.</w:t>
+      </w:r>
+    </w:p>
+    <w:p>
+      <w:pPr>
+        <w:spacing w:before="100" w:beforeAutospacing="1" w:after="100" w:afterAutospacing="1" w:line="240" w:lineRule="auto"/>
+        <w:outlineLvl w:val="2"/>
+        <w:rPr>
+          <w:rFonts w:ascii="Times New Roman" w:eastAsia="Times New Roman" w:hAnsi="Times New Roman" w:cs="Times New Roman"/>
+          <w:b/>
+          <w:bCs/>
+          <w:kern w:val="0"/>
+          <w:sz w:val="27"/>
+          <w:szCs w:val="27"/>
+          <w:lang w:eastAsia="en-IN" w:bidi="ar-SA"/>
+          <w14:ligatures w14:val="none"/>
+        </w:rPr>
+      </w:pPr>
+      <w:r>
+        <w:rPr>
+          <w:rFonts w:ascii="Times New Roman" w:eastAsia="Times New Roman" w:hAnsi="Times New Roman" w:cs="Times New Roman"/>
+          <w:b/>
+          <w:bCs/>
+          <w:kern w:val="0"/>
+          <w:sz w:val="27"/>
+          <w:szCs w:val="27"/>
+          <w:lang w:eastAsia="en-IN" w:bidi="ar-SA"/>
+          <w14:ligatures w14:val="none"/>
+        </w:rPr>
+        <w:t>5. Why Study Game Theory in Blockchain</w:t>
+      </w:r>
+    </w:p>
+    <w:p>
+      <w:pPr>
+        <w:numPr>
+          <w:ilvl w:val="0"/>
+          <w:numId w:val="36"/>
+        </w:numPr>
+        <w:spacing w:before="100" w:beforeAutospacing="1" w:after="100" w:afterAutospacing="1" w:line="240" w:lineRule="auto"/>
+        <w:rPr>
+          <w:rFonts w:ascii="Times New Roman" w:eastAsia="Times New Roman" w:hAnsi="Times New Roman" w:cs="Times New Roman"/>
+          <w:kern w:val="0"/>
+          <w:sz w:val="24"/>
+          <w:szCs w:val="24"/>
+          <w:lang w:eastAsia="en-IN" w:bidi="ar-SA"/>
+          <w14:ligatures w14:val="none"/>
+        </w:rPr>
+      </w:pPr>
+      <w:r>
+        <w:rPr>
+          <w:rFonts w:ascii="Times New Roman" w:eastAsia="Times New Roman" w:hAnsi="Times New Roman" w:cs="Times New Roman"/>
+          <w:kern w:val="0"/>
+          <w:sz w:val="24"/>
+          <w:szCs w:val="24"/>
+          <w:lang w:eastAsia="en-IN" w:bidi="ar-SA"/>
+          <w14:ligatures w14:val="none"/>
+        </w:rPr>
+        <w:t xml:space="preserve">Blockchain is a mix of </w:t>
+      </w:r>
+      <w:r>
+        <w:rPr>
+          <w:rFonts w:ascii="Times New Roman" w:eastAsia="Times New Roman" w:hAnsi="Times New Roman" w:cs="Times New Roman"/>
+          <w:b/>
+          <w:bCs/>
+          <w:kern w:val="0"/>
+          <w:sz w:val="24"/>
+          <w:szCs w:val="24"/>
+          <w:lang w:eastAsia="en-IN" w:bidi="ar-SA"/>
+          <w14:ligatures w14:val="none"/>
+        </w:rPr>
+        <w:t>cryptography + economics + game theory</w:t>
+      </w:r>
+      <w:r>
+        <w:rPr>
+          <w:rFonts w:ascii="Times New Roman" w:eastAsia="Times New Roman" w:hAnsi="Times New Roman" w:cs="Times New Roman"/>
+          <w:kern w:val="0"/>
+          <w:sz w:val="24"/>
+          <w:szCs w:val="24"/>
+          <w:lang w:eastAsia="en-IN" w:bidi="ar-SA"/>
+          <w14:ligatures w14:val="none"/>
+        </w:rPr>
+        <w:t>.</w:t>
+      </w:r>
+    </w:p>
+    <w:p>
+      <w:pPr>
+        <w:numPr>
+          <w:ilvl w:val="0"/>
+          <w:numId w:val="36"/>
+        </w:numPr>
+        <w:spacing w:before="100" w:beforeAutospacing="1" w:after="100" w:afterAutospacing="1" w:line="240" w:lineRule="auto"/>
+        <w:rPr>
+          <w:rFonts w:ascii="Times New Roman" w:eastAsia="Times New Roman" w:hAnsi="Times New Roman" w:cs="Times New Roman"/>
+          <w:kern w:val="0"/>
+          <w:sz w:val="24"/>
+          <w:szCs w:val="24"/>
+          <w:lang w:eastAsia="en-IN" w:bidi="ar-SA"/>
+          <w14:ligatures w14:val="none"/>
+        </w:rPr>
+      </w:pPr>
+      <w:r>
+        <w:rPr>
+          <w:rFonts w:ascii="Times New Roman" w:eastAsia="Times New Roman" w:hAnsi="Times New Roman" w:cs="Times New Roman"/>
+          <w:kern w:val="0"/>
+          <w:sz w:val="24"/>
+          <w:szCs w:val="24"/>
+          <w:lang w:eastAsia="en-IN" w:bidi="ar-SA"/>
+          <w14:ligatures w14:val="none"/>
+        </w:rPr>
+        <w:t>Incentive design ensures participants act honestly without needing trust.</w:t>
+      </w:r>
+    </w:p>
+    <w:p>
+      <w:pPr>
+        <w:numPr>
+          <w:ilvl w:val="0"/>
+          <w:numId w:val="36"/>
+        </w:numPr>
+        <w:spacing w:before="100" w:beforeAutospacing="1" w:after="100" w:afterAutospacing="1" w:line="240" w:lineRule="auto"/>
+        <w:rPr>
+          <w:rFonts w:ascii="Times New Roman" w:eastAsia="Times New Roman" w:hAnsi="Times New Roman" w:cs="Times New Roman"/>
+          <w:kern w:val="0"/>
+          <w:sz w:val="24"/>
+          <w:szCs w:val="24"/>
+          <w:lang w:eastAsia="en-IN" w:bidi="ar-SA"/>
+          <w14:ligatures w14:val="none"/>
+        </w:rPr>
+      </w:pPr>
+      <w:r>
+        <w:rPr>
+          <w:rFonts w:ascii="Times New Roman" w:eastAsia="Times New Roman" w:hAnsi="Times New Roman" w:cs="Times New Roman"/>
+          <w:kern w:val="0"/>
+          <w:sz w:val="24"/>
+          <w:szCs w:val="24"/>
+          <w:lang w:eastAsia="en-IN" w:bidi="ar-SA"/>
+          <w14:ligatures w14:val="none"/>
+        </w:rPr>
+        <w:t>Examples:</w:t>
+      </w:r>
+    </w:p>
+    <w:p>
+      <w:pPr>
+        <w:numPr>
+          <w:ilvl w:val="1"/>
+          <w:numId w:val="36"/>
+        </w:numPr>
+        <w:spacing w:before="100" w:beforeAutospacing="1" w:after="100" w:afterAutospacing="1" w:line="240" w:lineRule="auto"/>
+        <w:rPr>
+          <w:rFonts w:ascii="Times New Roman" w:eastAsia="Times New Roman" w:hAnsi="Times New Roman" w:cs="Times New Roman"/>
+          <w:kern w:val="0"/>
+          <w:sz w:val="24"/>
+          <w:szCs w:val="24"/>
+          <w:lang w:eastAsia="en-IN" w:bidi="ar-SA"/>
+          <w14:ligatures w14:val="none"/>
+        </w:rPr>
+      </w:pPr>
+      <w:r>
+        <w:rPr>
+          <w:rFonts w:ascii="Times New Roman" w:eastAsia="Times New Roman" w:hAnsi="Times New Roman" w:cs="Times New Roman"/>
+          <w:kern w:val="0"/>
+          <w:sz w:val="24"/>
+          <w:szCs w:val="24"/>
+          <w:lang w:eastAsia="en-IN" w:bidi="ar-SA"/>
+          <w14:ligatures w14:val="none"/>
+        </w:rPr>
+        <w:t>Transaction fees motivate miners/validators.</w:t>
+      </w:r>
+    </w:p>
+    <w:p>
+      <w:pPr>
+        <w:numPr>
+          <w:ilvl w:val="1"/>
+          <w:numId w:val="36"/>
+        </w:numPr>
+        <w:spacing w:before="100" w:beforeAutospacing="1" w:after="100" w:afterAutospacing="1" w:line="240" w:lineRule="auto"/>
+        <w:rPr>
+          <w:rFonts w:ascii="Times New Roman" w:eastAsia="Times New Roman" w:hAnsi="Times New Roman" w:cs="Times New Roman"/>
+          <w:kern w:val="0"/>
+          <w:sz w:val="24"/>
+          <w:szCs w:val="24"/>
+          <w:lang w:eastAsia="en-IN" w:bidi="ar-SA"/>
+          <w14:ligatures w14:val="none"/>
+        </w:rPr>
+      </w:pPr>
+      <w:r>
+        <w:rPr>
+          <w:rFonts w:ascii="Times New Roman" w:eastAsia="Times New Roman" w:hAnsi="Times New Roman" w:cs="Times New Roman"/>
+          <w:kern w:val="0"/>
+          <w:sz w:val="24"/>
+          <w:szCs w:val="24"/>
+          <w:lang w:eastAsia="en-IN" w:bidi="ar-SA"/>
+          <w14:ligatures w14:val="none"/>
+        </w:rPr>
+        <w:t xml:space="preserve">Slashing in </w:t>
+      </w:r>
+      <w:proofErr w:type="spellStart"/>
+      <w:r>
+        <w:rPr>
+          <w:rFonts w:ascii="Times New Roman" w:eastAsia="Times New Roman" w:hAnsi="Times New Roman" w:cs="Times New Roman"/>
+          <w:kern w:val="0"/>
+          <w:sz w:val="24"/>
+          <w:szCs w:val="24"/>
+          <w:lang w:eastAsia="en-IN" w:bidi="ar-SA"/>
+          <w14:ligatures w14:val="none"/>
+        </w:rPr>
+        <w:t>PoS</w:t>
+      </w:r>
+      <w:proofErr w:type="spellEnd"/>
+      <w:r>
+        <w:rPr>
+          <w:rFonts w:ascii="Times New Roman" w:eastAsia="Times New Roman" w:hAnsi="Times New Roman" w:cs="Times New Roman"/>
+          <w:kern w:val="0"/>
+          <w:sz w:val="24"/>
+          <w:szCs w:val="24"/>
+          <w:lang w:eastAsia="en-IN" w:bidi="ar-SA"/>
+          <w14:ligatures w14:val="none"/>
+        </w:rPr>
+        <w:t xml:space="preserve"> discourages cheating.</w:t>
+      </w:r>
+    </w:p>
+    <w:p>
+      <w:pPr>
+        <w:numPr>
+          <w:ilvl w:val="1"/>
+          <w:numId w:val="36"/>
+        </w:numPr>
+        <w:spacing w:before="100" w:beforeAutospacing="1" w:after="100" w:afterAutospacing="1" w:line="240" w:lineRule="auto"/>
+        <w:rPr>
+          <w:rFonts w:ascii="Times New Roman" w:eastAsia="Times New Roman" w:hAnsi="Times New Roman" w:cs="Times New Roman"/>
+          <w:kern w:val="0"/>
+          <w:sz w:val="24"/>
+          <w:szCs w:val="24"/>
+          <w:lang w:eastAsia="en-IN" w:bidi="ar-SA"/>
+          <w14:ligatures w14:val="none"/>
+        </w:rPr>
+      </w:pPr>
+      <w:r>
+        <w:rPr>
+          <w:rFonts w:ascii="Times New Roman" w:eastAsia="Times New Roman" w:hAnsi="Times New Roman" w:cs="Times New Roman"/>
+          <w:kern w:val="0"/>
+          <w:sz w:val="24"/>
+          <w:szCs w:val="24"/>
+          <w:lang w:eastAsia="en-IN" w:bidi="ar-SA"/>
+          <w14:ligatures w14:val="none"/>
+        </w:rPr>
+        <w:t>Consensus protocols rely on rational strategies.</w:t>
+      </w:r>
+    </w:p>
+    <w:p>
+      <w:pPr>
+        <w:numPr>
+          <w:ilvl w:val="0"/>
+          <w:numId w:val="36"/>
+        </w:numPr>
+        <w:spacing w:before="100" w:beforeAutospacing="1" w:after="100" w:afterAutospacing="1" w:line="240" w:lineRule="auto"/>
+        <w:rPr>
+          <w:rFonts w:ascii="Times New Roman" w:eastAsia="Times New Roman" w:hAnsi="Times New Roman" w:cs="Times New Roman"/>
+          <w:kern w:val="0"/>
+          <w:sz w:val="24"/>
+          <w:szCs w:val="24"/>
+          <w:lang w:eastAsia="en-IN" w:bidi="ar-SA"/>
+          <w14:ligatures w14:val="none"/>
+        </w:rPr>
+      </w:pPr>
+      <w:r>
+        <w:rPr>
+          <w:rFonts w:ascii="Times New Roman" w:eastAsia="Times New Roman" w:hAnsi="Times New Roman" w:cs="Times New Roman"/>
+          <w:b/>
+          <w:bCs/>
+          <w:kern w:val="0"/>
+          <w:sz w:val="24"/>
+          <w:szCs w:val="24"/>
+          <w:lang w:eastAsia="en-IN" w:bidi="ar-SA"/>
+          <w14:ligatures w14:val="none"/>
+        </w:rPr>
+        <w:t>Exam Point:</w:t>
+      </w:r>
+      <w:r>
+        <w:rPr>
+          <w:rFonts w:ascii="Times New Roman" w:eastAsia="Times New Roman" w:hAnsi="Times New Roman" w:cs="Times New Roman"/>
+          <w:kern w:val="0"/>
+          <w:sz w:val="24"/>
+          <w:szCs w:val="24"/>
+          <w:lang w:eastAsia="en-IN" w:bidi="ar-SA"/>
+          <w14:ligatures w14:val="none"/>
+        </w:rPr>
+        <w:t xml:space="preserve"> Game theory explains why decentralized systems remain secure and self</w:t>
+      </w:r>
+      <w:r>
+        <w:rPr>
+          <w:rFonts w:ascii="Times New Roman" w:eastAsia="Times New Roman" w:hAnsi="Times New Roman" w:cs="Times New Roman"/>
+          <w:kern w:val="0"/>
+          <w:sz w:val="24"/>
+          <w:szCs w:val="24"/>
+          <w:lang w:eastAsia="en-IN" w:bidi="ar-SA"/>
+          <w14:ligatures w14:val="none"/>
+        </w:rPr>
+        <w:noBreakHyphen/>
+        <w:t>sustaining.</w:t>
+      </w:r>
+    </w:p>
     <w:p/>
     <w:sectPr>
       <w:pgSz w:w="11906" w:h="16838"/>
@@ -4467,6 +8228,155 @@
     </w:lvl>
   </w:abstractNum>
   <w:abstractNum w:abstractNumId="1" w15:restartNumberingAfterBreak="0">
+    <w:nsid w:val="0C915147"/>
+    <w:multiLevelType w:val="multilevel"/>
+    <w:tmpl w:val="D352711C"/>
+    <w:lvl w:ilvl="0">
+      <w:start w:val="1"/>
+      <w:numFmt w:val="bullet"/>
+      <w:lvlText w:val=""/>
+      <w:lvlJc w:val="left"/>
+      <w:pPr>
+        <w:tabs>
+          <w:tab w:val="num" w:pos="720"/>
+        </w:tabs>
+        <w:ind w:left="720" w:hanging="360"/>
+      </w:pPr>
+      <w:rPr>
+        <w:rFonts w:ascii="Symbol" w:hAnsi="Symbol" w:hint="default"/>
+        <w:sz w:val="20"/>
+      </w:rPr>
+    </w:lvl>
+    <w:lvl w:ilvl="1" w:tentative="1">
+      <w:start w:val="1"/>
+      <w:numFmt w:val="bullet"/>
+      <w:lvlText w:val="o"/>
+      <w:lvlJc w:val="left"/>
+      <w:pPr>
+        <w:tabs>
+          <w:tab w:val="num" w:pos="1440"/>
+        </w:tabs>
+        <w:ind w:left="1440" w:hanging="360"/>
+      </w:pPr>
+      <w:rPr>
+        <w:rFonts w:ascii="Courier New" w:hAnsi="Courier New" w:hint="default"/>
+        <w:sz w:val="20"/>
+      </w:rPr>
+    </w:lvl>
+    <w:lvl w:ilvl="2" w:tentative="1">
+      <w:start w:val="1"/>
+      <w:numFmt w:val="bullet"/>
+      <w:lvlText w:val=""/>
+      <w:lvlJc w:val="left"/>
+      <w:pPr>
+        <w:tabs>
+          <w:tab w:val="num" w:pos="2160"/>
+        </w:tabs>
+        <w:ind w:left="2160" w:hanging="360"/>
+      </w:pPr>
+      <w:rPr>
+        <w:rFonts w:ascii="Wingdings" w:hAnsi="Wingdings" w:hint="default"/>
+        <w:sz w:val="20"/>
+      </w:rPr>
+    </w:lvl>
+    <w:lvl w:ilvl="3" w:tentative="1">
+      <w:start w:val="1"/>
+      <w:numFmt w:val="bullet"/>
+      <w:lvlText w:val=""/>
+      <w:lvlJc w:val="left"/>
+      <w:pPr>
+        <w:tabs>
+          <w:tab w:val="num" w:pos="2880"/>
+        </w:tabs>
+        <w:ind w:left="2880" w:hanging="360"/>
+      </w:pPr>
+      <w:rPr>
+        <w:rFonts w:ascii="Wingdings" w:hAnsi="Wingdings" w:hint="default"/>
+        <w:sz w:val="20"/>
+      </w:rPr>
+    </w:lvl>
+    <w:lvl w:ilvl="4" w:tentative="1">
+      <w:start w:val="1"/>
+      <w:numFmt w:val="bullet"/>
+      <w:lvlText w:val=""/>
+      <w:lvlJc w:val="left"/>
+      <w:pPr>
+        <w:tabs>
+          <w:tab w:val="num" w:pos="3600"/>
+        </w:tabs>
+        <w:ind w:left="3600" w:hanging="360"/>
+      </w:pPr>
+      <w:rPr>
+        <w:rFonts w:ascii="Wingdings" w:hAnsi="Wingdings" w:hint="default"/>
+        <w:sz w:val="20"/>
+      </w:rPr>
+    </w:lvl>
+    <w:lvl w:ilvl="5" w:tentative="1">
+      <w:start w:val="1"/>
+      <w:numFmt w:val="bullet"/>
+      <w:lvlText w:val=""/>
+      <w:lvlJc w:val="left"/>
+      <w:pPr>
+        <w:tabs>
+          <w:tab w:val="num" w:pos="4320"/>
+        </w:tabs>
+        <w:ind w:left="4320" w:hanging="360"/>
+      </w:pPr>
+      <w:rPr>
+        <w:rFonts w:ascii="Wingdings" w:hAnsi="Wingdings" w:hint="default"/>
+        <w:sz w:val="20"/>
+      </w:rPr>
+    </w:lvl>
+    <w:lvl w:ilvl="6" w:tentative="1">
+      <w:start w:val="1"/>
+      <w:numFmt w:val="bullet"/>
+      <w:lvlText w:val=""/>
+      <w:lvlJc w:val="left"/>
+      <w:pPr>
+        <w:tabs>
+          <w:tab w:val="num" w:pos="5040"/>
+        </w:tabs>
+        <w:ind w:left="5040" w:hanging="360"/>
+      </w:pPr>
+      <w:rPr>
+        <w:rFonts w:ascii="Wingdings" w:hAnsi="Wingdings" w:hint="default"/>
+        <w:sz w:val="20"/>
+      </w:rPr>
+    </w:lvl>
+    <w:lvl w:ilvl="7" w:tentative="1">
+      <w:start w:val="1"/>
+      <w:numFmt w:val="bullet"/>
+      <w:lvlText w:val=""/>
+      <w:lvlJc w:val="left"/>
+      <w:pPr>
+        <w:tabs>
+          <w:tab w:val="num" w:pos="5760"/>
+        </w:tabs>
+        <w:ind w:left="5760" w:hanging="360"/>
+      </w:pPr>
+      <w:rPr>
+        <w:rFonts w:ascii="Wingdings" w:hAnsi="Wingdings" w:hint="default"/>
+        <w:sz w:val="20"/>
+      </w:rPr>
+    </w:lvl>
+    <w:lvl w:ilvl="8" w:tentative="1">
+      <w:start w:val="1"/>
+      <w:numFmt w:val="bullet"/>
+      <w:lvlText w:val=""/>
+      <w:lvlJc w:val="left"/>
+      <w:pPr>
+        <w:tabs>
+          <w:tab w:val="num" w:pos="6480"/>
+        </w:tabs>
+        <w:ind w:left="6480" w:hanging="360"/>
+      </w:pPr>
+      <w:rPr>
+        <w:rFonts w:ascii="Wingdings" w:hAnsi="Wingdings" w:hint="default"/>
+        <w:sz w:val="20"/>
+      </w:rPr>
+    </w:lvl>
+  </w:abstractNum>
+  <w:abstractNum w:abstractNumId="2" w15:restartNumberingAfterBreak="0">
     <w:nsid w:val="0CE438B1"/>
     <w:multiLevelType w:val="multilevel"/>
     <w:tmpl w:val="4FA860E8"/>
@@ -4615,7 +8525,7 @@
       </w:rPr>
     </w:lvl>
   </w:abstractNum>
-  <w:abstractNum w:abstractNumId="2" w15:restartNumberingAfterBreak="0">
+  <w:abstractNum w:abstractNumId="3" w15:restartNumberingAfterBreak="0">
     <w:nsid w:val="11396BB7"/>
     <w:multiLevelType w:val="multilevel"/>
     <w:tmpl w:val="169A9A78"/>
@@ -4728,7 +8638,7 @@
       </w:pPr>
     </w:lvl>
   </w:abstractNum>
-  <w:abstractNum w:abstractNumId="3" w15:restartNumberingAfterBreak="0">
+  <w:abstractNum w:abstractNumId="4" w15:restartNumberingAfterBreak="0">
     <w:nsid w:val="13FB4ACD"/>
     <w:multiLevelType w:val="multilevel"/>
     <w:tmpl w:val="D4ECFB30"/>
@@ -4877,7 +8787,752 @@
       </w:rPr>
     </w:lvl>
   </w:abstractNum>
-  <w:abstractNum w:abstractNumId="4" w15:restartNumberingAfterBreak="0">
+  <w:abstractNum w:abstractNumId="5" w15:restartNumberingAfterBreak="0">
+    <w:nsid w:val="16B9640A"/>
+    <w:multiLevelType w:val="multilevel"/>
+    <w:tmpl w:val="2BE43D10"/>
+    <w:lvl w:ilvl="0">
+      <w:start w:val="1"/>
+      <w:numFmt w:val="bullet"/>
+      <w:lvlText w:val=""/>
+      <w:lvlJc w:val="left"/>
+      <w:pPr>
+        <w:tabs>
+          <w:tab w:val="num" w:pos="720"/>
+        </w:tabs>
+        <w:ind w:left="720" w:hanging="360"/>
+      </w:pPr>
+      <w:rPr>
+        <w:rFonts w:ascii="Symbol" w:hAnsi="Symbol" w:hint="default"/>
+        <w:sz w:val="20"/>
+      </w:rPr>
+    </w:lvl>
+    <w:lvl w:ilvl="1">
+      <w:start w:val="1"/>
+      <w:numFmt w:val="bullet"/>
+      <w:lvlText w:val="o"/>
+      <w:lvlJc w:val="left"/>
+      <w:pPr>
+        <w:tabs>
+          <w:tab w:val="num" w:pos="1440"/>
+        </w:tabs>
+        <w:ind w:left="1440" w:hanging="360"/>
+      </w:pPr>
+      <w:rPr>
+        <w:rFonts w:ascii="Courier New" w:hAnsi="Courier New" w:hint="default"/>
+        <w:sz w:val="20"/>
+      </w:rPr>
+    </w:lvl>
+    <w:lvl w:ilvl="2" w:tentative="1">
+      <w:start w:val="1"/>
+      <w:numFmt w:val="bullet"/>
+      <w:lvlText w:val=""/>
+      <w:lvlJc w:val="left"/>
+      <w:pPr>
+        <w:tabs>
+          <w:tab w:val="num" w:pos="2160"/>
+        </w:tabs>
+        <w:ind w:left="2160" w:hanging="360"/>
+      </w:pPr>
+      <w:rPr>
+        <w:rFonts w:ascii="Wingdings" w:hAnsi="Wingdings" w:hint="default"/>
+        <w:sz w:val="20"/>
+      </w:rPr>
+    </w:lvl>
+    <w:lvl w:ilvl="3" w:tentative="1">
+      <w:start w:val="1"/>
+      <w:numFmt w:val="bullet"/>
+      <w:lvlText w:val=""/>
+      <w:lvlJc w:val="left"/>
+      <w:pPr>
+        <w:tabs>
+          <w:tab w:val="num" w:pos="2880"/>
+        </w:tabs>
+        <w:ind w:left="2880" w:hanging="360"/>
+      </w:pPr>
+      <w:rPr>
+        <w:rFonts w:ascii="Wingdings" w:hAnsi="Wingdings" w:hint="default"/>
+        <w:sz w:val="20"/>
+      </w:rPr>
+    </w:lvl>
+    <w:lvl w:ilvl="4" w:tentative="1">
+      <w:start w:val="1"/>
+      <w:numFmt w:val="bullet"/>
+      <w:lvlText w:val=""/>
+      <w:lvlJc w:val="left"/>
+      <w:pPr>
+        <w:tabs>
+          <w:tab w:val="num" w:pos="3600"/>
+        </w:tabs>
+        <w:ind w:left="3600" w:hanging="360"/>
+      </w:pPr>
+      <w:rPr>
+        <w:rFonts w:ascii="Wingdings" w:hAnsi="Wingdings" w:hint="default"/>
+        <w:sz w:val="20"/>
+      </w:rPr>
+    </w:lvl>
+    <w:lvl w:ilvl="5" w:tentative="1">
+      <w:start w:val="1"/>
+      <w:numFmt w:val="bullet"/>
+      <w:lvlText w:val=""/>
+      <w:lvlJc w:val="left"/>
+      <w:pPr>
+        <w:tabs>
+          <w:tab w:val="num" w:pos="4320"/>
+        </w:tabs>
+        <w:ind w:left="4320" w:hanging="360"/>
+      </w:pPr>
+      <w:rPr>
+        <w:rFonts w:ascii="Wingdings" w:hAnsi="Wingdings" w:hint="default"/>
+        <w:sz w:val="20"/>
+      </w:rPr>
+    </w:lvl>
+    <w:lvl w:ilvl="6" w:tentative="1">
+      <w:start w:val="1"/>
+      <w:numFmt w:val="bullet"/>
+      <w:lvlText w:val=""/>
+      <w:lvlJc w:val="left"/>
+      <w:pPr>
+        <w:tabs>
+          <w:tab w:val="num" w:pos="5040"/>
+        </w:tabs>
+        <w:ind w:left="5040" w:hanging="360"/>
+      </w:pPr>
+      <w:rPr>
+        <w:rFonts w:ascii="Wingdings" w:hAnsi="Wingdings" w:hint="default"/>
+        <w:sz w:val="20"/>
+      </w:rPr>
+    </w:lvl>
+    <w:lvl w:ilvl="7" w:tentative="1">
+      <w:start w:val="1"/>
+      <w:numFmt w:val="bullet"/>
+      <w:lvlText w:val=""/>
+      <w:lvlJc w:val="left"/>
+      <w:pPr>
+        <w:tabs>
+          <w:tab w:val="num" w:pos="5760"/>
+        </w:tabs>
+        <w:ind w:left="5760" w:hanging="360"/>
+      </w:pPr>
+      <w:rPr>
+        <w:rFonts w:ascii="Wingdings" w:hAnsi="Wingdings" w:hint="default"/>
+        <w:sz w:val="20"/>
+      </w:rPr>
+    </w:lvl>
+    <w:lvl w:ilvl="8" w:tentative="1">
+      <w:start w:val="1"/>
+      <w:numFmt w:val="bullet"/>
+      <w:lvlText w:val=""/>
+      <w:lvlJc w:val="left"/>
+      <w:pPr>
+        <w:tabs>
+          <w:tab w:val="num" w:pos="6480"/>
+        </w:tabs>
+        <w:ind w:left="6480" w:hanging="360"/>
+      </w:pPr>
+      <w:rPr>
+        <w:rFonts w:ascii="Wingdings" w:hAnsi="Wingdings" w:hint="default"/>
+        <w:sz w:val="20"/>
+      </w:rPr>
+    </w:lvl>
+  </w:abstractNum>
+  <w:abstractNum w:abstractNumId="6" w15:restartNumberingAfterBreak="0">
+    <w:nsid w:val="171538B7"/>
+    <w:multiLevelType w:val="multilevel"/>
+    <w:tmpl w:val="E56AB712"/>
+    <w:lvl w:ilvl="0">
+      <w:start w:val="1"/>
+      <w:numFmt w:val="bullet"/>
+      <w:lvlText w:val=""/>
+      <w:lvlJc w:val="left"/>
+      <w:pPr>
+        <w:tabs>
+          <w:tab w:val="num" w:pos="720"/>
+        </w:tabs>
+        <w:ind w:left="720" w:hanging="360"/>
+      </w:pPr>
+      <w:rPr>
+        <w:rFonts w:ascii="Symbol" w:hAnsi="Symbol" w:hint="default"/>
+        <w:sz w:val="20"/>
+      </w:rPr>
+    </w:lvl>
+    <w:lvl w:ilvl="1">
+      <w:start w:val="1"/>
+      <w:numFmt w:val="bullet"/>
+      <w:lvlText w:val="o"/>
+      <w:lvlJc w:val="left"/>
+      <w:pPr>
+        <w:tabs>
+          <w:tab w:val="num" w:pos="1440"/>
+        </w:tabs>
+        <w:ind w:left="1440" w:hanging="360"/>
+      </w:pPr>
+      <w:rPr>
+        <w:rFonts w:ascii="Courier New" w:hAnsi="Courier New" w:hint="default"/>
+        <w:sz w:val="20"/>
+      </w:rPr>
+    </w:lvl>
+    <w:lvl w:ilvl="2" w:tentative="1">
+      <w:start w:val="1"/>
+      <w:numFmt w:val="bullet"/>
+      <w:lvlText w:val=""/>
+      <w:lvlJc w:val="left"/>
+      <w:pPr>
+        <w:tabs>
+          <w:tab w:val="num" w:pos="2160"/>
+        </w:tabs>
+        <w:ind w:left="2160" w:hanging="360"/>
+      </w:pPr>
+      <w:rPr>
+        <w:rFonts w:ascii="Wingdings" w:hAnsi="Wingdings" w:hint="default"/>
+        <w:sz w:val="20"/>
+      </w:rPr>
+    </w:lvl>
+    <w:lvl w:ilvl="3" w:tentative="1">
+      <w:start w:val="1"/>
+      <w:numFmt w:val="bullet"/>
+      <w:lvlText w:val=""/>
+      <w:lvlJc w:val="left"/>
+      <w:pPr>
+        <w:tabs>
+          <w:tab w:val="num" w:pos="2880"/>
+        </w:tabs>
+        <w:ind w:left="2880" w:hanging="360"/>
+      </w:pPr>
+      <w:rPr>
+        <w:rFonts w:ascii="Wingdings" w:hAnsi="Wingdings" w:hint="default"/>
+        <w:sz w:val="20"/>
+      </w:rPr>
+    </w:lvl>
+    <w:lvl w:ilvl="4" w:tentative="1">
+      <w:start w:val="1"/>
+      <w:numFmt w:val="bullet"/>
+      <w:lvlText w:val=""/>
+      <w:lvlJc w:val="left"/>
+      <w:pPr>
+        <w:tabs>
+          <w:tab w:val="num" w:pos="3600"/>
+        </w:tabs>
+        <w:ind w:left="3600" w:hanging="360"/>
+      </w:pPr>
+      <w:rPr>
+        <w:rFonts w:ascii="Wingdings" w:hAnsi="Wingdings" w:hint="default"/>
+        <w:sz w:val="20"/>
+      </w:rPr>
+    </w:lvl>
+    <w:lvl w:ilvl="5" w:tentative="1">
+      <w:start w:val="1"/>
+      <w:numFmt w:val="bullet"/>
+      <w:lvlText w:val=""/>
+      <w:lvlJc w:val="left"/>
+      <w:pPr>
+        <w:tabs>
+          <w:tab w:val="num" w:pos="4320"/>
+        </w:tabs>
+        <w:ind w:left="4320" w:hanging="360"/>
+      </w:pPr>
+      <w:rPr>
+        <w:rFonts w:ascii="Wingdings" w:hAnsi="Wingdings" w:hint="default"/>
+        <w:sz w:val="20"/>
+      </w:rPr>
+    </w:lvl>
+    <w:lvl w:ilvl="6" w:tentative="1">
+      <w:start w:val="1"/>
+      <w:numFmt w:val="bullet"/>
+      <w:lvlText w:val=""/>
+      <w:lvlJc w:val="left"/>
+      <w:pPr>
+        <w:tabs>
+          <w:tab w:val="num" w:pos="5040"/>
+        </w:tabs>
+        <w:ind w:left="5040" w:hanging="360"/>
+      </w:pPr>
+      <w:rPr>
+        <w:rFonts w:ascii="Wingdings" w:hAnsi="Wingdings" w:hint="default"/>
+        <w:sz w:val="20"/>
+      </w:rPr>
+    </w:lvl>
+    <w:lvl w:ilvl="7" w:tentative="1">
+      <w:start w:val="1"/>
+      <w:numFmt w:val="bullet"/>
+      <w:lvlText w:val=""/>
+      <w:lvlJc w:val="left"/>
+      <w:pPr>
+        <w:tabs>
+          <w:tab w:val="num" w:pos="5760"/>
+        </w:tabs>
+        <w:ind w:left="5760" w:hanging="360"/>
+      </w:pPr>
+      <w:rPr>
+        <w:rFonts w:ascii="Wingdings" w:hAnsi="Wingdings" w:hint="default"/>
+        <w:sz w:val="20"/>
+      </w:rPr>
+    </w:lvl>
+    <w:lvl w:ilvl="8" w:tentative="1">
+      <w:start w:val="1"/>
+      <w:numFmt w:val="bullet"/>
+      <w:lvlText w:val=""/>
+      <w:lvlJc w:val="left"/>
+      <w:pPr>
+        <w:tabs>
+          <w:tab w:val="num" w:pos="6480"/>
+        </w:tabs>
+        <w:ind w:left="6480" w:hanging="360"/>
+      </w:pPr>
+      <w:rPr>
+        <w:rFonts w:ascii="Wingdings" w:hAnsi="Wingdings" w:hint="default"/>
+        <w:sz w:val="20"/>
+      </w:rPr>
+    </w:lvl>
+  </w:abstractNum>
+  <w:abstractNum w:abstractNumId="7" w15:restartNumberingAfterBreak="0">
+    <w:nsid w:val="1BF40C56"/>
+    <w:multiLevelType w:val="multilevel"/>
+    <w:tmpl w:val="E1947976"/>
+    <w:lvl w:ilvl="0">
+      <w:start w:val="1"/>
+      <w:numFmt w:val="bullet"/>
+      <w:lvlText w:val=""/>
+      <w:lvlJc w:val="left"/>
+      <w:pPr>
+        <w:tabs>
+          <w:tab w:val="num" w:pos="720"/>
+        </w:tabs>
+        <w:ind w:left="720" w:hanging="360"/>
+      </w:pPr>
+      <w:rPr>
+        <w:rFonts w:ascii="Symbol" w:hAnsi="Symbol" w:hint="default"/>
+        <w:sz w:val="20"/>
+      </w:rPr>
+    </w:lvl>
+    <w:lvl w:ilvl="1">
+      <w:start w:val="1"/>
+      <w:numFmt w:val="bullet"/>
+      <w:lvlText w:val="o"/>
+      <w:lvlJc w:val="left"/>
+      <w:pPr>
+        <w:tabs>
+          <w:tab w:val="num" w:pos="1440"/>
+        </w:tabs>
+        <w:ind w:left="1440" w:hanging="360"/>
+      </w:pPr>
+      <w:rPr>
+        <w:rFonts w:ascii="Courier New" w:hAnsi="Courier New" w:hint="default"/>
+        <w:sz w:val="20"/>
+      </w:rPr>
+    </w:lvl>
+    <w:lvl w:ilvl="2" w:tentative="1">
+      <w:start w:val="1"/>
+      <w:numFmt w:val="bullet"/>
+      <w:lvlText w:val=""/>
+      <w:lvlJc w:val="left"/>
+      <w:pPr>
+        <w:tabs>
+          <w:tab w:val="num" w:pos="2160"/>
+        </w:tabs>
+        <w:ind w:left="2160" w:hanging="360"/>
+      </w:pPr>
+      <w:rPr>
+        <w:rFonts w:ascii="Wingdings" w:hAnsi="Wingdings" w:hint="default"/>
+        <w:sz w:val="20"/>
+      </w:rPr>
+    </w:lvl>
+    <w:lvl w:ilvl="3" w:tentative="1">
+      <w:start w:val="1"/>
+      <w:numFmt w:val="bullet"/>
+      <w:lvlText w:val=""/>
+      <w:lvlJc w:val="left"/>
+      <w:pPr>
+        <w:tabs>
+          <w:tab w:val="num" w:pos="2880"/>
+        </w:tabs>
+        <w:ind w:left="2880" w:hanging="360"/>
+      </w:pPr>
+      <w:rPr>
+        <w:rFonts w:ascii="Wingdings" w:hAnsi="Wingdings" w:hint="default"/>
+        <w:sz w:val="20"/>
+      </w:rPr>
+    </w:lvl>
+    <w:lvl w:ilvl="4" w:tentative="1">
+      <w:start w:val="1"/>
+      <w:numFmt w:val="bullet"/>
+      <w:lvlText w:val=""/>
+      <w:lvlJc w:val="left"/>
+      <w:pPr>
+        <w:tabs>
+          <w:tab w:val="num" w:pos="3600"/>
+        </w:tabs>
+        <w:ind w:left="3600" w:hanging="360"/>
+      </w:pPr>
+      <w:rPr>
+        <w:rFonts w:ascii="Wingdings" w:hAnsi="Wingdings" w:hint="default"/>
+        <w:sz w:val="20"/>
+      </w:rPr>
+    </w:lvl>
+    <w:lvl w:ilvl="5" w:tentative="1">
+      <w:start w:val="1"/>
+      <w:numFmt w:val="bullet"/>
+      <w:lvlText w:val=""/>
+      <w:lvlJc w:val="left"/>
+      <w:pPr>
+        <w:tabs>
+          <w:tab w:val="num" w:pos="4320"/>
+        </w:tabs>
+        <w:ind w:left="4320" w:hanging="360"/>
+      </w:pPr>
+      <w:rPr>
+        <w:rFonts w:ascii="Wingdings" w:hAnsi="Wingdings" w:hint="default"/>
+        <w:sz w:val="20"/>
+      </w:rPr>
+    </w:lvl>
+    <w:lvl w:ilvl="6" w:tentative="1">
+      <w:start w:val="1"/>
+      <w:numFmt w:val="bullet"/>
+      <w:lvlText w:val=""/>
+      <w:lvlJc w:val="left"/>
+      <w:pPr>
+        <w:tabs>
+          <w:tab w:val="num" w:pos="5040"/>
+        </w:tabs>
+        <w:ind w:left="5040" w:hanging="360"/>
+      </w:pPr>
+      <w:rPr>
+        <w:rFonts w:ascii="Wingdings" w:hAnsi="Wingdings" w:hint="default"/>
+        <w:sz w:val="20"/>
+      </w:rPr>
+    </w:lvl>
+    <w:lvl w:ilvl="7" w:tentative="1">
+      <w:start w:val="1"/>
+      <w:numFmt w:val="bullet"/>
+      <w:lvlText w:val=""/>
+      <w:lvlJc w:val="left"/>
+      <w:pPr>
+        <w:tabs>
+          <w:tab w:val="num" w:pos="5760"/>
+        </w:tabs>
+        <w:ind w:left="5760" w:hanging="360"/>
+      </w:pPr>
+      <w:rPr>
+        <w:rFonts w:ascii="Wingdings" w:hAnsi="Wingdings" w:hint="default"/>
+        <w:sz w:val="20"/>
+      </w:rPr>
+    </w:lvl>
+    <w:lvl w:ilvl="8" w:tentative="1">
+      <w:start w:val="1"/>
+      <w:numFmt w:val="bullet"/>
+      <w:lvlText w:val=""/>
+      <w:lvlJc w:val="left"/>
+      <w:pPr>
+        <w:tabs>
+          <w:tab w:val="num" w:pos="6480"/>
+        </w:tabs>
+        <w:ind w:left="6480" w:hanging="360"/>
+      </w:pPr>
+      <w:rPr>
+        <w:rFonts w:ascii="Wingdings" w:hAnsi="Wingdings" w:hint="default"/>
+        <w:sz w:val="20"/>
+      </w:rPr>
+    </w:lvl>
+  </w:abstractNum>
+  <w:abstractNum w:abstractNumId="8" w15:restartNumberingAfterBreak="0">
+    <w:nsid w:val="211F4E12"/>
+    <w:multiLevelType w:val="multilevel"/>
+    <w:tmpl w:val="82043AFC"/>
+    <w:lvl w:ilvl="0">
+      <w:start w:val="1"/>
+      <w:numFmt w:val="bullet"/>
+      <w:lvlText w:val=""/>
+      <w:lvlJc w:val="left"/>
+      <w:pPr>
+        <w:tabs>
+          <w:tab w:val="num" w:pos="720"/>
+        </w:tabs>
+        <w:ind w:left="720" w:hanging="360"/>
+      </w:pPr>
+      <w:rPr>
+        <w:rFonts w:ascii="Symbol" w:hAnsi="Symbol" w:hint="default"/>
+        <w:sz w:val="20"/>
+      </w:rPr>
+    </w:lvl>
+    <w:lvl w:ilvl="1" w:tentative="1">
+      <w:start w:val="1"/>
+      <w:numFmt w:val="bullet"/>
+      <w:lvlText w:val="o"/>
+      <w:lvlJc w:val="left"/>
+      <w:pPr>
+        <w:tabs>
+          <w:tab w:val="num" w:pos="1440"/>
+        </w:tabs>
+        <w:ind w:left="1440" w:hanging="360"/>
+      </w:pPr>
+      <w:rPr>
+        <w:rFonts w:ascii="Courier New" w:hAnsi="Courier New" w:hint="default"/>
+        <w:sz w:val="20"/>
+      </w:rPr>
+    </w:lvl>
+    <w:lvl w:ilvl="2" w:tentative="1">
+      <w:start w:val="1"/>
+      <w:numFmt w:val="bullet"/>
+      <w:lvlText w:val=""/>
+      <w:lvlJc w:val="left"/>
+      <w:pPr>
+        <w:tabs>
+          <w:tab w:val="num" w:pos="2160"/>
+        </w:tabs>
+        <w:ind w:left="2160" w:hanging="360"/>
+      </w:pPr>
+      <w:rPr>
+        <w:rFonts w:ascii="Wingdings" w:hAnsi="Wingdings" w:hint="default"/>
+        <w:sz w:val="20"/>
+      </w:rPr>
+    </w:lvl>
+    <w:lvl w:ilvl="3" w:tentative="1">
+      <w:start w:val="1"/>
+      <w:numFmt w:val="bullet"/>
+      <w:lvlText w:val=""/>
+      <w:lvlJc w:val="left"/>
+      <w:pPr>
+        <w:tabs>
+          <w:tab w:val="num" w:pos="2880"/>
+        </w:tabs>
+        <w:ind w:left="2880" w:hanging="360"/>
+      </w:pPr>
+      <w:rPr>
+        <w:rFonts w:ascii="Wingdings" w:hAnsi="Wingdings" w:hint="default"/>
+        <w:sz w:val="20"/>
+      </w:rPr>
+    </w:lvl>
+    <w:lvl w:ilvl="4" w:tentative="1">
+      <w:start w:val="1"/>
+      <w:numFmt w:val="bullet"/>
+      <w:lvlText w:val=""/>
+      <w:lvlJc w:val="left"/>
+      <w:pPr>
+        <w:tabs>
+          <w:tab w:val="num" w:pos="3600"/>
+        </w:tabs>
+        <w:ind w:left="3600" w:hanging="360"/>
+      </w:pPr>
+      <w:rPr>
+        <w:rFonts w:ascii="Wingdings" w:hAnsi="Wingdings" w:hint="default"/>
+        <w:sz w:val="20"/>
+      </w:rPr>
+    </w:lvl>
+    <w:lvl w:ilvl="5" w:tentative="1">
+      <w:start w:val="1"/>
+      <w:numFmt w:val="bullet"/>
+      <w:lvlText w:val=""/>
+      <w:lvlJc w:val="left"/>
+      <w:pPr>
+        <w:tabs>
+          <w:tab w:val="num" w:pos="4320"/>
+        </w:tabs>
+        <w:ind w:left="4320" w:hanging="360"/>
+      </w:pPr>
+      <w:rPr>
+        <w:rFonts w:ascii="Wingdings" w:hAnsi="Wingdings" w:hint="default"/>
+        <w:sz w:val="20"/>
+      </w:rPr>
+    </w:lvl>
+    <w:lvl w:ilvl="6" w:tentative="1">
+      <w:start w:val="1"/>
+      <w:numFmt w:val="bullet"/>
+      <w:lvlText w:val=""/>
+      <w:lvlJc w:val="left"/>
+      <w:pPr>
+        <w:tabs>
+          <w:tab w:val="num" w:pos="5040"/>
+        </w:tabs>
+        <w:ind w:left="5040" w:hanging="360"/>
+      </w:pPr>
+      <w:rPr>
+        <w:rFonts w:ascii="Wingdings" w:hAnsi="Wingdings" w:hint="default"/>
+        <w:sz w:val="20"/>
+      </w:rPr>
+    </w:lvl>
+    <w:lvl w:ilvl="7" w:tentative="1">
+      <w:start w:val="1"/>
+      <w:numFmt w:val="bullet"/>
+      <w:lvlText w:val=""/>
+      <w:lvlJc w:val="left"/>
+      <w:pPr>
+        <w:tabs>
+          <w:tab w:val="num" w:pos="5760"/>
+        </w:tabs>
+        <w:ind w:left="5760" w:hanging="360"/>
+      </w:pPr>
+      <w:rPr>
+        <w:rFonts w:ascii="Wingdings" w:hAnsi="Wingdings" w:hint="default"/>
+        <w:sz w:val="20"/>
+      </w:rPr>
+    </w:lvl>
+    <w:lvl w:ilvl="8" w:tentative="1">
+      <w:start w:val="1"/>
+      <w:numFmt w:val="bullet"/>
+      <w:lvlText w:val=""/>
+      <w:lvlJc w:val="left"/>
+      <w:pPr>
+        <w:tabs>
+          <w:tab w:val="num" w:pos="6480"/>
+        </w:tabs>
+        <w:ind w:left="6480" w:hanging="360"/>
+      </w:pPr>
+      <w:rPr>
+        <w:rFonts w:ascii="Wingdings" w:hAnsi="Wingdings" w:hint="default"/>
+        <w:sz w:val="20"/>
+      </w:rPr>
+    </w:lvl>
+  </w:abstractNum>
+  <w:abstractNum w:abstractNumId="9" w15:restartNumberingAfterBreak="0">
+    <w:nsid w:val="22792CAA"/>
+    <w:multiLevelType w:val="multilevel"/>
+    <w:tmpl w:val="62ACFEA2"/>
+    <w:lvl w:ilvl="0">
+      <w:start w:val="1"/>
+      <w:numFmt w:val="bullet"/>
+      <w:lvlText w:val=""/>
+      <w:lvlJc w:val="left"/>
+      <w:pPr>
+        <w:tabs>
+          <w:tab w:val="num" w:pos="720"/>
+        </w:tabs>
+        <w:ind w:left="720" w:hanging="360"/>
+      </w:pPr>
+      <w:rPr>
+        <w:rFonts w:ascii="Symbol" w:hAnsi="Symbol" w:hint="default"/>
+        <w:sz w:val="20"/>
+      </w:rPr>
+    </w:lvl>
+    <w:lvl w:ilvl="1">
+      <w:start w:val="1"/>
+      <w:numFmt w:val="bullet"/>
+      <w:lvlText w:val="o"/>
+      <w:lvlJc w:val="left"/>
+      <w:pPr>
+        <w:tabs>
+          <w:tab w:val="num" w:pos="1440"/>
+        </w:tabs>
+        <w:ind w:left="1440" w:hanging="360"/>
+      </w:pPr>
+      <w:rPr>
+        <w:rFonts w:ascii="Courier New" w:hAnsi="Courier New" w:hint="default"/>
+        <w:sz w:val="20"/>
+      </w:rPr>
+    </w:lvl>
+    <w:lvl w:ilvl="2" w:tentative="1">
+      <w:start w:val="1"/>
+      <w:numFmt w:val="bullet"/>
+      <w:lvlText w:val=""/>
+      <w:lvlJc w:val="left"/>
+      <w:pPr>
+        <w:tabs>
+          <w:tab w:val="num" w:pos="2160"/>
+        </w:tabs>
+        <w:ind w:left="2160" w:hanging="360"/>
+      </w:pPr>
+      <w:rPr>
+        <w:rFonts w:ascii="Wingdings" w:hAnsi="Wingdings" w:hint="default"/>
+        <w:sz w:val="20"/>
+      </w:rPr>
+    </w:lvl>
+    <w:lvl w:ilvl="3" w:tentative="1">
+      <w:start w:val="1"/>
+      <w:numFmt w:val="bullet"/>
+      <w:lvlText w:val=""/>
+      <w:lvlJc w:val="left"/>
+      <w:pPr>
+        <w:tabs>
+          <w:tab w:val="num" w:pos="2880"/>
+        </w:tabs>
+        <w:ind w:left="2880" w:hanging="360"/>
+      </w:pPr>
+      <w:rPr>
+        <w:rFonts w:ascii="Wingdings" w:hAnsi="Wingdings" w:hint="default"/>
+        <w:sz w:val="20"/>
+      </w:rPr>
+    </w:lvl>
+    <w:lvl w:ilvl="4" w:tentative="1">
+      <w:start w:val="1"/>
+      <w:numFmt w:val="bullet"/>
+      <w:lvlText w:val=""/>
+      <w:lvlJc w:val="left"/>
+      <w:pPr>
+        <w:tabs>
+          <w:tab w:val="num" w:pos="3600"/>
+        </w:tabs>
+        <w:ind w:left="3600" w:hanging="360"/>
+      </w:pPr>
+      <w:rPr>
+        <w:rFonts w:ascii="Wingdings" w:hAnsi="Wingdings" w:hint="default"/>
+        <w:sz w:val="20"/>
+      </w:rPr>
+    </w:lvl>
+    <w:lvl w:ilvl="5" w:tentative="1">
+      <w:start w:val="1"/>
+      <w:numFmt w:val="bullet"/>
+      <w:lvlText w:val=""/>
+      <w:lvlJc w:val="left"/>
+      <w:pPr>
+        <w:tabs>
+          <w:tab w:val="num" w:pos="4320"/>
+        </w:tabs>
+        <w:ind w:left="4320" w:hanging="360"/>
+      </w:pPr>
+      <w:rPr>
+        <w:rFonts w:ascii="Wingdings" w:hAnsi="Wingdings" w:hint="default"/>
+        <w:sz w:val="20"/>
+      </w:rPr>
+    </w:lvl>
+    <w:lvl w:ilvl="6" w:tentative="1">
+      <w:start w:val="1"/>
+      <w:numFmt w:val="bullet"/>
+      <w:lvlText w:val=""/>
+      <w:lvlJc w:val="left"/>
+      <w:pPr>
+        <w:tabs>
+          <w:tab w:val="num" w:pos="5040"/>
+        </w:tabs>
+        <w:ind w:left="5040" w:hanging="360"/>
+      </w:pPr>
+      <w:rPr>
+        <w:rFonts w:ascii="Wingdings" w:hAnsi="Wingdings" w:hint="default"/>
+        <w:sz w:val="20"/>
+      </w:rPr>
+    </w:lvl>
+    <w:lvl w:ilvl="7" w:tentative="1">
+      <w:start w:val="1"/>
+      <w:numFmt w:val="bullet"/>
+      <w:lvlText w:val=""/>
+      <w:lvlJc w:val="left"/>
+      <w:pPr>
+        <w:tabs>
+          <w:tab w:val="num" w:pos="5760"/>
+        </w:tabs>
+        <w:ind w:left="5760" w:hanging="360"/>
+      </w:pPr>
+      <w:rPr>
+        <w:rFonts w:ascii="Wingdings" w:hAnsi="Wingdings" w:hint="default"/>
+        <w:sz w:val="20"/>
+      </w:rPr>
+    </w:lvl>
+    <w:lvl w:ilvl="8" w:tentative="1">
+      <w:start w:val="1"/>
+      <w:numFmt w:val="bullet"/>
+      <w:lvlText w:val=""/>
+      <w:lvlJc w:val="left"/>
+      <w:pPr>
+        <w:tabs>
+          <w:tab w:val="num" w:pos="6480"/>
+        </w:tabs>
+        <w:ind w:left="6480" w:hanging="360"/>
+      </w:pPr>
+      <w:rPr>
+        <w:rFonts w:ascii="Wingdings" w:hAnsi="Wingdings" w:hint="default"/>
+        <w:sz w:val="20"/>
+      </w:rPr>
+    </w:lvl>
+  </w:abstractNum>
+  <w:abstractNum w:abstractNumId="10" w15:restartNumberingAfterBreak="0">
     <w:nsid w:val="25DD466E"/>
     <w:multiLevelType w:val="multilevel"/>
     <w:tmpl w:val="56487132"/>
@@ -5026,7 +9681,156 @@
       </w:rPr>
     </w:lvl>
   </w:abstractNum>
-  <w:abstractNum w:abstractNumId="5" w15:restartNumberingAfterBreak="0">
+  <w:abstractNum w:abstractNumId="11" w15:restartNumberingAfterBreak="0">
+    <w:nsid w:val="276D3C00"/>
+    <w:multiLevelType w:val="multilevel"/>
+    <w:tmpl w:val="0AF24FDE"/>
+    <w:lvl w:ilvl="0">
+      <w:start w:val="1"/>
+      <w:numFmt w:val="bullet"/>
+      <w:lvlText w:val=""/>
+      <w:lvlJc w:val="left"/>
+      <w:pPr>
+        <w:tabs>
+          <w:tab w:val="num" w:pos="720"/>
+        </w:tabs>
+        <w:ind w:left="720" w:hanging="360"/>
+      </w:pPr>
+      <w:rPr>
+        <w:rFonts w:ascii="Symbol" w:hAnsi="Symbol" w:hint="default"/>
+        <w:sz w:val="20"/>
+      </w:rPr>
+    </w:lvl>
+    <w:lvl w:ilvl="1" w:tentative="1">
+      <w:start w:val="1"/>
+      <w:numFmt w:val="bullet"/>
+      <w:lvlText w:val="o"/>
+      <w:lvlJc w:val="left"/>
+      <w:pPr>
+        <w:tabs>
+          <w:tab w:val="num" w:pos="1440"/>
+        </w:tabs>
+        <w:ind w:left="1440" w:hanging="360"/>
+      </w:pPr>
+      <w:rPr>
+        <w:rFonts w:ascii="Courier New" w:hAnsi="Courier New" w:hint="default"/>
+        <w:sz w:val="20"/>
+      </w:rPr>
+    </w:lvl>
+    <w:lvl w:ilvl="2" w:tentative="1">
+      <w:start w:val="1"/>
+      <w:numFmt w:val="bullet"/>
+      <w:lvlText w:val=""/>
+      <w:lvlJc w:val="left"/>
+      <w:pPr>
+        <w:tabs>
+          <w:tab w:val="num" w:pos="2160"/>
+        </w:tabs>
+        <w:ind w:left="2160" w:hanging="360"/>
+      </w:pPr>
+      <w:rPr>
+        <w:rFonts w:ascii="Wingdings" w:hAnsi="Wingdings" w:hint="default"/>
+        <w:sz w:val="20"/>
+      </w:rPr>
+    </w:lvl>
+    <w:lvl w:ilvl="3" w:tentative="1">
+      <w:start w:val="1"/>
+      <w:numFmt w:val="bullet"/>
+      <w:lvlText w:val=""/>
+      <w:lvlJc w:val="left"/>
+      <w:pPr>
+        <w:tabs>
+          <w:tab w:val="num" w:pos="2880"/>
+        </w:tabs>
+        <w:ind w:left="2880" w:hanging="360"/>
+      </w:pPr>
+      <w:rPr>
+        <w:rFonts w:ascii="Wingdings" w:hAnsi="Wingdings" w:hint="default"/>
+        <w:sz w:val="20"/>
+      </w:rPr>
+    </w:lvl>
+    <w:lvl w:ilvl="4" w:tentative="1">
+      <w:start w:val="1"/>
+      <w:numFmt w:val="bullet"/>
+      <w:lvlText w:val=""/>
+      <w:lvlJc w:val="left"/>
+      <w:pPr>
+        <w:tabs>
+          <w:tab w:val="num" w:pos="3600"/>
+        </w:tabs>
+        <w:ind w:left="3600" w:hanging="360"/>
+      </w:pPr>
+      <w:rPr>
+        <w:rFonts w:ascii="Wingdings" w:hAnsi="Wingdings" w:hint="default"/>
+        <w:sz w:val="20"/>
+      </w:rPr>
+    </w:lvl>
+    <w:lvl w:ilvl="5" w:tentative="1">
+      <w:start w:val="1"/>
+      <w:numFmt w:val="bullet"/>
+      <w:lvlText w:val=""/>
+      <w:lvlJc w:val="left"/>
+      <w:pPr>
+        <w:tabs>
+          <w:tab w:val="num" w:pos="4320"/>
+        </w:tabs>
+        <w:ind w:left="4320" w:hanging="360"/>
+      </w:pPr>
+      <w:rPr>
+        <w:rFonts w:ascii="Wingdings" w:hAnsi="Wingdings" w:hint="default"/>
+        <w:sz w:val="20"/>
+      </w:rPr>
+    </w:lvl>
+    <w:lvl w:ilvl="6" w:tentative="1">
+      <w:start w:val="1"/>
+      <w:numFmt w:val="bullet"/>
+      <w:lvlText w:val=""/>
+      <w:lvlJc w:val="left"/>
+      <w:pPr>
+        <w:tabs>
+          <w:tab w:val="num" w:pos="5040"/>
+        </w:tabs>
+        <w:ind w:left="5040" w:hanging="360"/>
+      </w:pPr>
+      <w:rPr>
+        <w:rFonts w:ascii="Wingdings" w:hAnsi="Wingdings" w:hint="default"/>
+        <w:sz w:val="20"/>
+      </w:rPr>
+    </w:lvl>
+    <w:lvl w:ilvl="7" w:tentative="1">
+      <w:start w:val="1"/>
+      <w:numFmt w:val="bullet"/>
+      <w:lvlText w:val=""/>
+      <w:lvlJc w:val="left"/>
+      <w:pPr>
+        <w:tabs>
+          <w:tab w:val="num" w:pos="5760"/>
+        </w:tabs>
+        <w:ind w:left="5760" w:hanging="360"/>
+      </w:pPr>
+      <w:rPr>
+        <w:rFonts w:ascii="Wingdings" w:hAnsi="Wingdings" w:hint="default"/>
+        <w:sz w:val="20"/>
+      </w:rPr>
+    </w:lvl>
+    <w:lvl w:ilvl="8" w:tentative="1">
+      <w:start w:val="1"/>
+      <w:numFmt w:val="bullet"/>
+      <w:lvlText w:val=""/>
+      <w:lvlJc w:val="left"/>
+      <w:pPr>
+        <w:tabs>
+          <w:tab w:val="num" w:pos="6480"/>
+        </w:tabs>
+        <w:ind w:left="6480" w:hanging="360"/>
+      </w:pPr>
+      <w:rPr>
+        <w:rFonts w:ascii="Wingdings" w:hAnsi="Wingdings" w:hint="default"/>
+        <w:sz w:val="20"/>
+      </w:rPr>
+    </w:lvl>
+  </w:abstractNum>
+  <w:abstractNum w:abstractNumId="12" w15:restartNumberingAfterBreak="0">
     <w:nsid w:val="2E1C1E43"/>
     <w:multiLevelType w:val="multilevel"/>
     <w:tmpl w:val="5524ABC6"/>
@@ -5175,7 +9979,7 @@
       </w:rPr>
     </w:lvl>
   </w:abstractNum>
-  <w:abstractNum w:abstractNumId="6" w15:restartNumberingAfterBreak="0">
+  <w:abstractNum w:abstractNumId="13" w15:restartNumberingAfterBreak="0">
     <w:nsid w:val="2EAA6A8A"/>
     <w:multiLevelType w:val="multilevel"/>
     <w:tmpl w:val="EE2A610E"/>
@@ -5324,7 +10128,7 @@
       </w:rPr>
     </w:lvl>
   </w:abstractNum>
-  <w:abstractNum w:abstractNumId="7" w15:restartNumberingAfterBreak="0">
+  <w:abstractNum w:abstractNumId="14" w15:restartNumberingAfterBreak="0">
     <w:nsid w:val="38B77D44"/>
     <w:multiLevelType w:val="multilevel"/>
     <w:tmpl w:val="E2902D88"/>
@@ -5473,7 +10277,156 @@
       </w:rPr>
     </w:lvl>
   </w:abstractNum>
-  <w:abstractNum w:abstractNumId="8" w15:restartNumberingAfterBreak="0">
+  <w:abstractNum w:abstractNumId="15" w15:restartNumberingAfterBreak="0">
+    <w:nsid w:val="3983118C"/>
+    <w:multiLevelType w:val="multilevel"/>
+    <w:tmpl w:val="D5163528"/>
+    <w:lvl w:ilvl="0">
+      <w:start w:val="1"/>
+      <w:numFmt w:val="bullet"/>
+      <w:lvlText w:val=""/>
+      <w:lvlJc w:val="left"/>
+      <w:pPr>
+        <w:tabs>
+          <w:tab w:val="num" w:pos="720"/>
+        </w:tabs>
+        <w:ind w:left="720" w:hanging="360"/>
+      </w:pPr>
+      <w:rPr>
+        <w:rFonts w:ascii="Symbol" w:hAnsi="Symbol" w:hint="default"/>
+        <w:sz w:val="20"/>
+      </w:rPr>
+    </w:lvl>
+    <w:lvl w:ilvl="1" w:tentative="1">
+      <w:start w:val="1"/>
+      <w:numFmt w:val="bullet"/>
+      <w:lvlText w:val="o"/>
+      <w:lvlJc w:val="left"/>
+      <w:pPr>
+        <w:tabs>
+          <w:tab w:val="num" w:pos="1440"/>
+        </w:tabs>
+        <w:ind w:left="1440" w:hanging="360"/>
+      </w:pPr>
+      <w:rPr>
+        <w:rFonts w:ascii="Courier New" w:hAnsi="Courier New" w:hint="default"/>
+        <w:sz w:val="20"/>
+      </w:rPr>
+    </w:lvl>
+    <w:lvl w:ilvl="2" w:tentative="1">
+      <w:start w:val="1"/>
+      <w:numFmt w:val="bullet"/>
+      <w:lvlText w:val=""/>
+      <w:lvlJc w:val="left"/>
+      <w:pPr>
+        <w:tabs>
+          <w:tab w:val="num" w:pos="2160"/>
+        </w:tabs>
+        <w:ind w:left="2160" w:hanging="360"/>
+      </w:pPr>
+      <w:rPr>
+        <w:rFonts w:ascii="Wingdings" w:hAnsi="Wingdings" w:hint="default"/>
+        <w:sz w:val="20"/>
+      </w:rPr>
+    </w:lvl>
+    <w:lvl w:ilvl="3" w:tentative="1">
+      <w:start w:val="1"/>
+      <w:numFmt w:val="bullet"/>
+      <w:lvlText w:val=""/>
+      <w:lvlJc w:val="left"/>
+      <w:pPr>
+        <w:tabs>
+          <w:tab w:val="num" w:pos="2880"/>
+        </w:tabs>
+        <w:ind w:left="2880" w:hanging="360"/>
+      </w:pPr>
+      <w:rPr>
+        <w:rFonts w:ascii="Wingdings" w:hAnsi="Wingdings" w:hint="default"/>
+        <w:sz w:val="20"/>
+      </w:rPr>
+    </w:lvl>
+    <w:lvl w:ilvl="4" w:tentative="1">
+      <w:start w:val="1"/>
+      <w:numFmt w:val="bullet"/>
+      <w:lvlText w:val=""/>
+      <w:lvlJc w:val="left"/>
+      <w:pPr>
+        <w:tabs>
+          <w:tab w:val="num" w:pos="3600"/>
+        </w:tabs>
+        <w:ind w:left="3600" w:hanging="360"/>
+      </w:pPr>
+      <w:rPr>
+        <w:rFonts w:ascii="Wingdings" w:hAnsi="Wingdings" w:hint="default"/>
+        <w:sz w:val="20"/>
+      </w:rPr>
+    </w:lvl>
+    <w:lvl w:ilvl="5" w:tentative="1">
+      <w:start w:val="1"/>
+      <w:numFmt w:val="bullet"/>
+      <w:lvlText w:val=""/>
+      <w:lvlJc w:val="left"/>
+      <w:pPr>
+        <w:tabs>
+          <w:tab w:val="num" w:pos="4320"/>
+        </w:tabs>
+        <w:ind w:left="4320" w:hanging="360"/>
+      </w:pPr>
+      <w:rPr>
+        <w:rFonts w:ascii="Wingdings" w:hAnsi="Wingdings" w:hint="default"/>
+        <w:sz w:val="20"/>
+      </w:rPr>
+    </w:lvl>
+    <w:lvl w:ilvl="6" w:tentative="1">
+      <w:start w:val="1"/>
+      <w:numFmt w:val="bullet"/>
+      <w:lvlText w:val=""/>
+      <w:lvlJc w:val="left"/>
+      <w:pPr>
+        <w:tabs>
+          <w:tab w:val="num" w:pos="5040"/>
+        </w:tabs>
+        <w:ind w:left="5040" w:hanging="360"/>
+      </w:pPr>
+      <w:rPr>
+        <w:rFonts w:ascii="Wingdings" w:hAnsi="Wingdings" w:hint="default"/>
+        <w:sz w:val="20"/>
+      </w:rPr>
+    </w:lvl>
+    <w:lvl w:ilvl="7" w:tentative="1">
+      <w:start w:val="1"/>
+      <w:numFmt w:val="bullet"/>
+      <w:lvlText w:val=""/>
+      <w:lvlJc w:val="left"/>
+      <w:pPr>
+        <w:tabs>
+          <w:tab w:val="num" w:pos="5760"/>
+        </w:tabs>
+        <w:ind w:left="5760" w:hanging="360"/>
+      </w:pPr>
+      <w:rPr>
+        <w:rFonts w:ascii="Wingdings" w:hAnsi="Wingdings" w:hint="default"/>
+        <w:sz w:val="20"/>
+      </w:rPr>
+    </w:lvl>
+    <w:lvl w:ilvl="8" w:tentative="1">
+      <w:start w:val="1"/>
+      <w:numFmt w:val="bullet"/>
+      <w:lvlText w:val=""/>
+      <w:lvlJc w:val="left"/>
+      <w:pPr>
+        <w:tabs>
+          <w:tab w:val="num" w:pos="6480"/>
+        </w:tabs>
+        <w:ind w:left="6480" w:hanging="360"/>
+      </w:pPr>
+      <w:rPr>
+        <w:rFonts w:ascii="Wingdings" w:hAnsi="Wingdings" w:hint="default"/>
+        <w:sz w:val="20"/>
+      </w:rPr>
+    </w:lvl>
+  </w:abstractNum>
+  <w:abstractNum w:abstractNumId="16" w15:restartNumberingAfterBreak="0">
     <w:nsid w:val="39954E58"/>
     <w:multiLevelType w:val="multilevel"/>
     <w:tmpl w:val="90882714"/>
@@ -5622,7 +10575,156 @@
       </w:rPr>
     </w:lvl>
   </w:abstractNum>
-  <w:abstractNum w:abstractNumId="9" w15:restartNumberingAfterBreak="0">
+  <w:abstractNum w:abstractNumId="17" w15:restartNumberingAfterBreak="0">
+    <w:nsid w:val="3B8467C7"/>
+    <w:multiLevelType w:val="multilevel"/>
+    <w:tmpl w:val="32844464"/>
+    <w:lvl w:ilvl="0">
+      <w:start w:val="1"/>
+      <w:numFmt w:val="bullet"/>
+      <w:lvlText w:val=""/>
+      <w:lvlJc w:val="left"/>
+      <w:pPr>
+        <w:tabs>
+          <w:tab w:val="num" w:pos="720"/>
+        </w:tabs>
+        <w:ind w:left="720" w:hanging="360"/>
+      </w:pPr>
+      <w:rPr>
+        <w:rFonts w:ascii="Symbol" w:hAnsi="Symbol" w:hint="default"/>
+        <w:sz w:val="20"/>
+      </w:rPr>
+    </w:lvl>
+    <w:lvl w:ilvl="1" w:tentative="1">
+      <w:start w:val="1"/>
+      <w:numFmt w:val="bullet"/>
+      <w:lvlText w:val="o"/>
+      <w:lvlJc w:val="left"/>
+      <w:pPr>
+        <w:tabs>
+          <w:tab w:val="num" w:pos="1440"/>
+        </w:tabs>
+        <w:ind w:left="1440" w:hanging="360"/>
+      </w:pPr>
+      <w:rPr>
+        <w:rFonts w:ascii="Courier New" w:hAnsi="Courier New" w:hint="default"/>
+        <w:sz w:val="20"/>
+      </w:rPr>
+    </w:lvl>
+    <w:lvl w:ilvl="2" w:tentative="1">
+      <w:start w:val="1"/>
+      <w:numFmt w:val="bullet"/>
+      <w:lvlText w:val=""/>
+      <w:lvlJc w:val="left"/>
+      <w:pPr>
+        <w:tabs>
+          <w:tab w:val="num" w:pos="2160"/>
+        </w:tabs>
+        <w:ind w:left="2160" w:hanging="360"/>
+      </w:pPr>
+      <w:rPr>
+        <w:rFonts w:ascii="Wingdings" w:hAnsi="Wingdings" w:hint="default"/>
+        <w:sz w:val="20"/>
+      </w:rPr>
+    </w:lvl>
+    <w:lvl w:ilvl="3" w:tentative="1">
+      <w:start w:val="1"/>
+      <w:numFmt w:val="bullet"/>
+      <w:lvlText w:val=""/>
+      <w:lvlJc w:val="left"/>
+      <w:pPr>
+        <w:tabs>
+          <w:tab w:val="num" w:pos="2880"/>
+        </w:tabs>
+        <w:ind w:left="2880" w:hanging="360"/>
+      </w:pPr>
+      <w:rPr>
+        <w:rFonts w:ascii="Wingdings" w:hAnsi="Wingdings" w:hint="default"/>
+        <w:sz w:val="20"/>
+      </w:rPr>
+    </w:lvl>
+    <w:lvl w:ilvl="4" w:tentative="1">
+      <w:start w:val="1"/>
+      <w:numFmt w:val="bullet"/>
+      <w:lvlText w:val=""/>
+      <w:lvlJc w:val="left"/>
+      <w:pPr>
+        <w:tabs>
+          <w:tab w:val="num" w:pos="3600"/>
+        </w:tabs>
+        <w:ind w:left="3600" w:hanging="360"/>
+      </w:pPr>
+      <w:rPr>
+        <w:rFonts w:ascii="Wingdings" w:hAnsi="Wingdings" w:hint="default"/>
+        <w:sz w:val="20"/>
+      </w:rPr>
+    </w:lvl>
+    <w:lvl w:ilvl="5" w:tentative="1">
+      <w:start w:val="1"/>
+      <w:numFmt w:val="bullet"/>
+      <w:lvlText w:val=""/>
+      <w:lvlJc w:val="left"/>
+      <w:pPr>
+        <w:tabs>
+          <w:tab w:val="num" w:pos="4320"/>
+        </w:tabs>
+        <w:ind w:left="4320" w:hanging="360"/>
+      </w:pPr>
+      <w:rPr>
+        <w:rFonts w:ascii="Wingdings" w:hAnsi="Wingdings" w:hint="default"/>
+        <w:sz w:val="20"/>
+      </w:rPr>
+    </w:lvl>
+    <w:lvl w:ilvl="6" w:tentative="1">
+      <w:start w:val="1"/>
+      <w:numFmt w:val="bullet"/>
+      <w:lvlText w:val=""/>
+      <w:lvlJc w:val="left"/>
+      <w:pPr>
+        <w:tabs>
+          <w:tab w:val="num" w:pos="5040"/>
+        </w:tabs>
+        <w:ind w:left="5040" w:hanging="360"/>
+      </w:pPr>
+      <w:rPr>
+        <w:rFonts w:ascii="Wingdings" w:hAnsi="Wingdings" w:hint="default"/>
+        <w:sz w:val="20"/>
+      </w:rPr>
+    </w:lvl>
+    <w:lvl w:ilvl="7" w:tentative="1">
+      <w:start w:val="1"/>
+      <w:numFmt w:val="bullet"/>
+      <w:lvlText w:val=""/>
+      <w:lvlJc w:val="left"/>
+      <w:pPr>
+        <w:tabs>
+          <w:tab w:val="num" w:pos="5760"/>
+        </w:tabs>
+        <w:ind w:left="5760" w:hanging="360"/>
+      </w:pPr>
+      <w:rPr>
+        <w:rFonts w:ascii="Wingdings" w:hAnsi="Wingdings" w:hint="default"/>
+        <w:sz w:val="20"/>
+      </w:rPr>
+    </w:lvl>
+    <w:lvl w:ilvl="8" w:tentative="1">
+      <w:start w:val="1"/>
+      <w:numFmt w:val="bullet"/>
+      <w:lvlText w:val=""/>
+      <w:lvlJc w:val="left"/>
+      <w:pPr>
+        <w:tabs>
+          <w:tab w:val="num" w:pos="6480"/>
+        </w:tabs>
+        <w:ind w:left="6480" w:hanging="360"/>
+      </w:pPr>
+      <w:rPr>
+        <w:rFonts w:ascii="Wingdings" w:hAnsi="Wingdings" w:hint="default"/>
+        <w:sz w:val="20"/>
+      </w:rPr>
+    </w:lvl>
+  </w:abstractNum>
+  <w:abstractNum w:abstractNumId="18" w15:restartNumberingAfterBreak="0">
     <w:nsid w:val="3E8F3710"/>
     <w:multiLevelType w:val="multilevel"/>
     <w:tmpl w:val="4044F732"/>
@@ -5771,7 +10873,156 @@
       </w:rPr>
     </w:lvl>
   </w:abstractNum>
-  <w:abstractNum w:abstractNumId="10" w15:restartNumberingAfterBreak="0">
+  <w:abstractNum w:abstractNumId="19" w15:restartNumberingAfterBreak="0">
+    <w:nsid w:val="40751278"/>
+    <w:multiLevelType w:val="multilevel"/>
+    <w:tmpl w:val="4D10C654"/>
+    <w:lvl w:ilvl="0">
+      <w:start w:val="1"/>
+      <w:numFmt w:val="bullet"/>
+      <w:lvlText w:val=""/>
+      <w:lvlJc w:val="left"/>
+      <w:pPr>
+        <w:tabs>
+          <w:tab w:val="num" w:pos="720"/>
+        </w:tabs>
+        <w:ind w:left="720" w:hanging="360"/>
+      </w:pPr>
+      <w:rPr>
+        <w:rFonts w:ascii="Symbol" w:hAnsi="Symbol" w:hint="default"/>
+        <w:sz w:val="20"/>
+      </w:rPr>
+    </w:lvl>
+    <w:lvl w:ilvl="1">
+      <w:start w:val="1"/>
+      <w:numFmt w:val="bullet"/>
+      <w:lvlText w:val="o"/>
+      <w:lvlJc w:val="left"/>
+      <w:pPr>
+        <w:tabs>
+          <w:tab w:val="num" w:pos="1440"/>
+        </w:tabs>
+        <w:ind w:left="1440" w:hanging="360"/>
+      </w:pPr>
+      <w:rPr>
+        <w:rFonts w:ascii="Courier New" w:hAnsi="Courier New" w:hint="default"/>
+        <w:sz w:val="20"/>
+      </w:rPr>
+    </w:lvl>
+    <w:lvl w:ilvl="2" w:tentative="1">
+      <w:start w:val="1"/>
+      <w:numFmt w:val="bullet"/>
+      <w:lvlText w:val=""/>
+      <w:lvlJc w:val="left"/>
+      <w:pPr>
+        <w:tabs>
+          <w:tab w:val="num" w:pos="2160"/>
+        </w:tabs>
+        <w:ind w:left="2160" w:hanging="360"/>
+      </w:pPr>
+      <w:rPr>
+        <w:rFonts w:ascii="Wingdings" w:hAnsi="Wingdings" w:hint="default"/>
+        <w:sz w:val="20"/>
+      </w:rPr>
+    </w:lvl>
+    <w:lvl w:ilvl="3" w:tentative="1">
+      <w:start w:val="1"/>
+      <w:numFmt w:val="bullet"/>
+      <w:lvlText w:val=""/>
+      <w:lvlJc w:val="left"/>
+      <w:pPr>
+        <w:tabs>
+          <w:tab w:val="num" w:pos="2880"/>
+        </w:tabs>
+        <w:ind w:left="2880" w:hanging="360"/>
+      </w:pPr>
+      <w:rPr>
+        <w:rFonts w:ascii="Wingdings" w:hAnsi="Wingdings" w:hint="default"/>
+        <w:sz w:val="20"/>
+      </w:rPr>
+    </w:lvl>
+    <w:lvl w:ilvl="4" w:tentative="1">
+      <w:start w:val="1"/>
+      <w:numFmt w:val="bullet"/>
+      <w:lvlText w:val=""/>
+      <w:lvlJc w:val="left"/>
+      <w:pPr>
+        <w:tabs>
+          <w:tab w:val="num" w:pos="3600"/>
+        </w:tabs>
+        <w:ind w:left="3600" w:hanging="360"/>
+      </w:pPr>
+      <w:rPr>
+        <w:rFonts w:ascii="Wingdings" w:hAnsi="Wingdings" w:hint="default"/>
+        <w:sz w:val="20"/>
+      </w:rPr>
+    </w:lvl>
+    <w:lvl w:ilvl="5" w:tentative="1">
+      <w:start w:val="1"/>
+      <w:numFmt w:val="bullet"/>
+      <w:lvlText w:val=""/>
+      <w:lvlJc w:val="left"/>
+      <w:pPr>
+        <w:tabs>
+          <w:tab w:val="num" w:pos="4320"/>
+        </w:tabs>
+        <w:ind w:left="4320" w:hanging="360"/>
+      </w:pPr>
+      <w:rPr>
+        <w:rFonts w:ascii="Wingdings" w:hAnsi="Wingdings" w:hint="default"/>
+        <w:sz w:val="20"/>
+      </w:rPr>
+    </w:lvl>
+    <w:lvl w:ilvl="6" w:tentative="1">
+      <w:start w:val="1"/>
+      <w:numFmt w:val="bullet"/>
+      <w:lvlText w:val=""/>
+      <w:lvlJc w:val="left"/>
+      <w:pPr>
+        <w:tabs>
+          <w:tab w:val="num" w:pos="5040"/>
+        </w:tabs>
+        <w:ind w:left="5040" w:hanging="360"/>
+      </w:pPr>
+      <w:rPr>
+        <w:rFonts w:ascii="Wingdings" w:hAnsi="Wingdings" w:hint="default"/>
+        <w:sz w:val="20"/>
+      </w:rPr>
+    </w:lvl>
+    <w:lvl w:ilvl="7" w:tentative="1">
+      <w:start w:val="1"/>
+      <w:numFmt w:val="bullet"/>
+      <w:lvlText w:val=""/>
+      <w:lvlJc w:val="left"/>
+      <w:pPr>
+        <w:tabs>
+          <w:tab w:val="num" w:pos="5760"/>
+        </w:tabs>
+        <w:ind w:left="5760" w:hanging="360"/>
+      </w:pPr>
+      <w:rPr>
+        <w:rFonts w:ascii="Wingdings" w:hAnsi="Wingdings" w:hint="default"/>
+        <w:sz w:val="20"/>
+      </w:rPr>
+    </w:lvl>
+    <w:lvl w:ilvl="8" w:tentative="1">
+      <w:start w:val="1"/>
+      <w:numFmt w:val="bullet"/>
+      <w:lvlText w:val=""/>
+      <w:lvlJc w:val="left"/>
+      <w:pPr>
+        <w:tabs>
+          <w:tab w:val="num" w:pos="6480"/>
+        </w:tabs>
+        <w:ind w:left="6480" w:hanging="360"/>
+      </w:pPr>
+      <w:rPr>
+        <w:rFonts w:ascii="Wingdings" w:hAnsi="Wingdings" w:hint="default"/>
+        <w:sz w:val="20"/>
+      </w:rPr>
+    </w:lvl>
+  </w:abstractNum>
+  <w:abstractNum w:abstractNumId="20" w15:restartNumberingAfterBreak="0">
     <w:nsid w:val="45603710"/>
     <w:multiLevelType w:val="multilevel"/>
     <w:tmpl w:val="2E8402F4"/>
@@ -5884,7 +11135,7 @@
       </w:pPr>
     </w:lvl>
   </w:abstractNum>
-  <w:abstractNum w:abstractNumId="11" w15:restartNumberingAfterBreak="0">
+  <w:abstractNum w:abstractNumId="21" w15:restartNumberingAfterBreak="0">
     <w:nsid w:val="462E1E94"/>
     <w:multiLevelType w:val="multilevel"/>
     <w:tmpl w:val="B450DC28"/>
@@ -6033,7 +11284,603 @@
       </w:rPr>
     </w:lvl>
   </w:abstractNum>
-  <w:abstractNum w:abstractNumId="12" w15:restartNumberingAfterBreak="0">
+  <w:abstractNum w:abstractNumId="22" w15:restartNumberingAfterBreak="0">
+    <w:nsid w:val="47E721F8"/>
+    <w:multiLevelType w:val="multilevel"/>
+    <w:tmpl w:val="B3F4495C"/>
+    <w:lvl w:ilvl="0">
+      <w:start w:val="1"/>
+      <w:numFmt w:val="bullet"/>
+      <w:lvlText w:val=""/>
+      <w:lvlJc w:val="left"/>
+      <w:pPr>
+        <w:tabs>
+          <w:tab w:val="num" w:pos="720"/>
+        </w:tabs>
+        <w:ind w:left="720" w:hanging="360"/>
+      </w:pPr>
+      <w:rPr>
+        <w:rFonts w:ascii="Symbol" w:hAnsi="Symbol" w:hint="default"/>
+        <w:sz w:val="20"/>
+      </w:rPr>
+    </w:lvl>
+    <w:lvl w:ilvl="1" w:tentative="1">
+      <w:start w:val="1"/>
+      <w:numFmt w:val="bullet"/>
+      <w:lvlText w:val="o"/>
+      <w:lvlJc w:val="left"/>
+      <w:pPr>
+        <w:tabs>
+          <w:tab w:val="num" w:pos="1440"/>
+        </w:tabs>
+        <w:ind w:left="1440" w:hanging="360"/>
+      </w:pPr>
+      <w:rPr>
+        <w:rFonts w:ascii="Courier New" w:hAnsi="Courier New" w:hint="default"/>
+        <w:sz w:val="20"/>
+      </w:rPr>
+    </w:lvl>
+    <w:lvl w:ilvl="2" w:tentative="1">
+      <w:start w:val="1"/>
+      <w:numFmt w:val="bullet"/>
+      <w:lvlText w:val=""/>
+      <w:lvlJc w:val="left"/>
+      <w:pPr>
+        <w:tabs>
+          <w:tab w:val="num" w:pos="2160"/>
+        </w:tabs>
+        <w:ind w:left="2160" w:hanging="360"/>
+      </w:pPr>
+      <w:rPr>
+        <w:rFonts w:ascii="Wingdings" w:hAnsi="Wingdings" w:hint="default"/>
+        <w:sz w:val="20"/>
+      </w:rPr>
+    </w:lvl>
+    <w:lvl w:ilvl="3" w:tentative="1">
+      <w:start w:val="1"/>
+      <w:numFmt w:val="bullet"/>
+      <w:lvlText w:val=""/>
+      <w:lvlJc w:val="left"/>
+      <w:pPr>
+        <w:tabs>
+          <w:tab w:val="num" w:pos="2880"/>
+        </w:tabs>
+        <w:ind w:left="2880" w:hanging="360"/>
+      </w:pPr>
+      <w:rPr>
+        <w:rFonts w:ascii="Wingdings" w:hAnsi="Wingdings" w:hint="default"/>
+        <w:sz w:val="20"/>
+      </w:rPr>
+    </w:lvl>
+    <w:lvl w:ilvl="4" w:tentative="1">
+      <w:start w:val="1"/>
+      <w:numFmt w:val="bullet"/>
+      <w:lvlText w:val=""/>
+      <w:lvlJc w:val="left"/>
+      <w:pPr>
+        <w:tabs>
+          <w:tab w:val="num" w:pos="3600"/>
+        </w:tabs>
+        <w:ind w:left="3600" w:hanging="360"/>
+      </w:pPr>
+      <w:rPr>
+        <w:rFonts w:ascii="Wingdings" w:hAnsi="Wingdings" w:hint="default"/>
+        <w:sz w:val="20"/>
+      </w:rPr>
+    </w:lvl>
+    <w:lvl w:ilvl="5" w:tentative="1">
+      <w:start w:val="1"/>
+      <w:numFmt w:val="bullet"/>
+      <w:lvlText w:val=""/>
+      <w:lvlJc w:val="left"/>
+      <w:pPr>
+        <w:tabs>
+          <w:tab w:val="num" w:pos="4320"/>
+        </w:tabs>
+        <w:ind w:left="4320" w:hanging="360"/>
+      </w:pPr>
+      <w:rPr>
+        <w:rFonts w:ascii="Wingdings" w:hAnsi="Wingdings" w:hint="default"/>
+        <w:sz w:val="20"/>
+      </w:rPr>
+    </w:lvl>
+    <w:lvl w:ilvl="6" w:tentative="1">
+      <w:start w:val="1"/>
+      <w:numFmt w:val="bullet"/>
+      <w:lvlText w:val=""/>
+      <w:lvlJc w:val="left"/>
+      <w:pPr>
+        <w:tabs>
+          <w:tab w:val="num" w:pos="5040"/>
+        </w:tabs>
+        <w:ind w:left="5040" w:hanging="360"/>
+      </w:pPr>
+      <w:rPr>
+        <w:rFonts w:ascii="Wingdings" w:hAnsi="Wingdings" w:hint="default"/>
+        <w:sz w:val="20"/>
+      </w:rPr>
+    </w:lvl>
+    <w:lvl w:ilvl="7" w:tentative="1">
+      <w:start w:val="1"/>
+      <w:numFmt w:val="bullet"/>
+      <w:lvlText w:val=""/>
+      <w:lvlJc w:val="left"/>
+      <w:pPr>
+        <w:tabs>
+          <w:tab w:val="num" w:pos="5760"/>
+        </w:tabs>
+        <w:ind w:left="5760" w:hanging="360"/>
+      </w:pPr>
+      <w:rPr>
+        <w:rFonts w:ascii="Wingdings" w:hAnsi="Wingdings" w:hint="default"/>
+        <w:sz w:val="20"/>
+      </w:rPr>
+    </w:lvl>
+    <w:lvl w:ilvl="8" w:tentative="1">
+      <w:start w:val="1"/>
+      <w:numFmt w:val="bullet"/>
+      <w:lvlText w:val=""/>
+      <w:lvlJc w:val="left"/>
+      <w:pPr>
+        <w:tabs>
+          <w:tab w:val="num" w:pos="6480"/>
+        </w:tabs>
+        <w:ind w:left="6480" w:hanging="360"/>
+      </w:pPr>
+      <w:rPr>
+        <w:rFonts w:ascii="Wingdings" w:hAnsi="Wingdings" w:hint="default"/>
+        <w:sz w:val="20"/>
+      </w:rPr>
+    </w:lvl>
+  </w:abstractNum>
+  <w:abstractNum w:abstractNumId="23" w15:restartNumberingAfterBreak="0">
+    <w:nsid w:val="5B0B10C6"/>
+    <w:multiLevelType w:val="multilevel"/>
+    <w:tmpl w:val="5790C72E"/>
+    <w:lvl w:ilvl="0">
+      <w:start w:val="1"/>
+      <w:numFmt w:val="bullet"/>
+      <w:lvlText w:val=""/>
+      <w:lvlJc w:val="left"/>
+      <w:pPr>
+        <w:tabs>
+          <w:tab w:val="num" w:pos="720"/>
+        </w:tabs>
+        <w:ind w:left="720" w:hanging="360"/>
+      </w:pPr>
+      <w:rPr>
+        <w:rFonts w:ascii="Symbol" w:hAnsi="Symbol" w:hint="default"/>
+        <w:sz w:val="20"/>
+      </w:rPr>
+    </w:lvl>
+    <w:lvl w:ilvl="1" w:tentative="1">
+      <w:start w:val="1"/>
+      <w:numFmt w:val="bullet"/>
+      <w:lvlText w:val="o"/>
+      <w:lvlJc w:val="left"/>
+      <w:pPr>
+        <w:tabs>
+          <w:tab w:val="num" w:pos="1440"/>
+        </w:tabs>
+        <w:ind w:left="1440" w:hanging="360"/>
+      </w:pPr>
+      <w:rPr>
+        <w:rFonts w:ascii="Courier New" w:hAnsi="Courier New" w:hint="default"/>
+        <w:sz w:val="20"/>
+      </w:rPr>
+    </w:lvl>
+    <w:lvl w:ilvl="2" w:tentative="1">
+      <w:start w:val="1"/>
+      <w:numFmt w:val="bullet"/>
+      <w:lvlText w:val=""/>
+      <w:lvlJc w:val="left"/>
+      <w:pPr>
+        <w:tabs>
+          <w:tab w:val="num" w:pos="2160"/>
+        </w:tabs>
+        <w:ind w:left="2160" w:hanging="360"/>
+      </w:pPr>
+      <w:rPr>
+        <w:rFonts w:ascii="Wingdings" w:hAnsi="Wingdings" w:hint="default"/>
+        <w:sz w:val="20"/>
+      </w:rPr>
+    </w:lvl>
+    <w:lvl w:ilvl="3" w:tentative="1">
+      <w:start w:val="1"/>
+      <w:numFmt w:val="bullet"/>
+      <w:lvlText w:val=""/>
+      <w:lvlJc w:val="left"/>
+      <w:pPr>
+        <w:tabs>
+          <w:tab w:val="num" w:pos="2880"/>
+        </w:tabs>
+        <w:ind w:left="2880" w:hanging="360"/>
+      </w:pPr>
+      <w:rPr>
+        <w:rFonts w:ascii="Wingdings" w:hAnsi="Wingdings" w:hint="default"/>
+        <w:sz w:val="20"/>
+      </w:rPr>
+    </w:lvl>
+    <w:lvl w:ilvl="4" w:tentative="1">
+      <w:start w:val="1"/>
+      <w:numFmt w:val="bullet"/>
+      <w:lvlText w:val=""/>
+      <w:lvlJc w:val="left"/>
+      <w:pPr>
+        <w:tabs>
+          <w:tab w:val="num" w:pos="3600"/>
+        </w:tabs>
+        <w:ind w:left="3600" w:hanging="360"/>
+      </w:pPr>
+      <w:rPr>
+        <w:rFonts w:ascii="Wingdings" w:hAnsi="Wingdings" w:hint="default"/>
+        <w:sz w:val="20"/>
+      </w:rPr>
+    </w:lvl>
+    <w:lvl w:ilvl="5" w:tentative="1">
+      <w:start w:val="1"/>
+      <w:numFmt w:val="bullet"/>
+      <w:lvlText w:val=""/>
+      <w:lvlJc w:val="left"/>
+      <w:pPr>
+        <w:tabs>
+          <w:tab w:val="num" w:pos="4320"/>
+        </w:tabs>
+        <w:ind w:left="4320" w:hanging="360"/>
+      </w:pPr>
+      <w:rPr>
+        <w:rFonts w:ascii="Wingdings" w:hAnsi="Wingdings" w:hint="default"/>
+        <w:sz w:val="20"/>
+      </w:rPr>
+    </w:lvl>
+    <w:lvl w:ilvl="6" w:tentative="1">
+      <w:start w:val="1"/>
+      <w:numFmt w:val="bullet"/>
+      <w:lvlText w:val=""/>
+      <w:lvlJc w:val="left"/>
+      <w:pPr>
+        <w:tabs>
+          <w:tab w:val="num" w:pos="5040"/>
+        </w:tabs>
+        <w:ind w:left="5040" w:hanging="360"/>
+      </w:pPr>
+      <w:rPr>
+        <w:rFonts w:ascii="Wingdings" w:hAnsi="Wingdings" w:hint="default"/>
+        <w:sz w:val="20"/>
+      </w:rPr>
+    </w:lvl>
+    <w:lvl w:ilvl="7" w:tentative="1">
+      <w:start w:val="1"/>
+      <w:numFmt w:val="bullet"/>
+      <w:lvlText w:val=""/>
+      <w:lvlJc w:val="left"/>
+      <w:pPr>
+        <w:tabs>
+          <w:tab w:val="num" w:pos="5760"/>
+        </w:tabs>
+        <w:ind w:left="5760" w:hanging="360"/>
+      </w:pPr>
+      <w:rPr>
+        <w:rFonts w:ascii="Wingdings" w:hAnsi="Wingdings" w:hint="default"/>
+        <w:sz w:val="20"/>
+      </w:rPr>
+    </w:lvl>
+    <w:lvl w:ilvl="8" w:tentative="1">
+      <w:start w:val="1"/>
+      <w:numFmt w:val="bullet"/>
+      <w:lvlText w:val=""/>
+      <w:lvlJc w:val="left"/>
+      <w:pPr>
+        <w:tabs>
+          <w:tab w:val="num" w:pos="6480"/>
+        </w:tabs>
+        <w:ind w:left="6480" w:hanging="360"/>
+      </w:pPr>
+      <w:rPr>
+        <w:rFonts w:ascii="Wingdings" w:hAnsi="Wingdings" w:hint="default"/>
+        <w:sz w:val="20"/>
+      </w:rPr>
+    </w:lvl>
+  </w:abstractNum>
+  <w:abstractNum w:abstractNumId="24" w15:restartNumberingAfterBreak="0">
+    <w:nsid w:val="5B7D2219"/>
+    <w:multiLevelType w:val="multilevel"/>
+    <w:tmpl w:val="C262E2E6"/>
+    <w:lvl w:ilvl="0">
+      <w:start w:val="1"/>
+      <w:numFmt w:val="bullet"/>
+      <w:lvlText w:val=""/>
+      <w:lvlJc w:val="left"/>
+      <w:pPr>
+        <w:tabs>
+          <w:tab w:val="num" w:pos="720"/>
+        </w:tabs>
+        <w:ind w:left="720" w:hanging="360"/>
+      </w:pPr>
+      <w:rPr>
+        <w:rFonts w:ascii="Symbol" w:hAnsi="Symbol" w:hint="default"/>
+        <w:sz w:val="20"/>
+      </w:rPr>
+    </w:lvl>
+    <w:lvl w:ilvl="1" w:tentative="1">
+      <w:start w:val="1"/>
+      <w:numFmt w:val="bullet"/>
+      <w:lvlText w:val="o"/>
+      <w:lvlJc w:val="left"/>
+      <w:pPr>
+        <w:tabs>
+          <w:tab w:val="num" w:pos="1440"/>
+        </w:tabs>
+        <w:ind w:left="1440" w:hanging="360"/>
+      </w:pPr>
+      <w:rPr>
+        <w:rFonts w:ascii="Courier New" w:hAnsi="Courier New" w:hint="default"/>
+        <w:sz w:val="20"/>
+      </w:rPr>
+    </w:lvl>
+    <w:lvl w:ilvl="2" w:tentative="1">
+      <w:start w:val="1"/>
+      <w:numFmt w:val="bullet"/>
+      <w:lvlText w:val=""/>
+      <w:lvlJc w:val="left"/>
+      <w:pPr>
+        <w:tabs>
+          <w:tab w:val="num" w:pos="2160"/>
+        </w:tabs>
+        <w:ind w:left="2160" w:hanging="360"/>
+      </w:pPr>
+      <w:rPr>
+        <w:rFonts w:ascii="Wingdings" w:hAnsi="Wingdings" w:hint="default"/>
+        <w:sz w:val="20"/>
+      </w:rPr>
+    </w:lvl>
+    <w:lvl w:ilvl="3" w:tentative="1">
+      <w:start w:val="1"/>
+      <w:numFmt w:val="bullet"/>
+      <w:lvlText w:val=""/>
+      <w:lvlJc w:val="left"/>
+      <w:pPr>
+        <w:tabs>
+          <w:tab w:val="num" w:pos="2880"/>
+        </w:tabs>
+        <w:ind w:left="2880" w:hanging="360"/>
+      </w:pPr>
+      <w:rPr>
+        <w:rFonts w:ascii="Wingdings" w:hAnsi="Wingdings" w:hint="default"/>
+        <w:sz w:val="20"/>
+      </w:rPr>
+    </w:lvl>
+    <w:lvl w:ilvl="4" w:tentative="1">
+      <w:start w:val="1"/>
+      <w:numFmt w:val="bullet"/>
+      <w:lvlText w:val=""/>
+      <w:lvlJc w:val="left"/>
+      <w:pPr>
+        <w:tabs>
+          <w:tab w:val="num" w:pos="3600"/>
+        </w:tabs>
+        <w:ind w:left="3600" w:hanging="360"/>
+      </w:pPr>
+      <w:rPr>
+        <w:rFonts w:ascii="Wingdings" w:hAnsi="Wingdings" w:hint="default"/>
+        <w:sz w:val="20"/>
+      </w:rPr>
+    </w:lvl>
+    <w:lvl w:ilvl="5" w:tentative="1">
+      <w:start w:val="1"/>
+      <w:numFmt w:val="bullet"/>
+      <w:lvlText w:val=""/>
+      <w:lvlJc w:val="left"/>
+      <w:pPr>
+        <w:tabs>
+          <w:tab w:val="num" w:pos="4320"/>
+        </w:tabs>
+        <w:ind w:left="4320" w:hanging="360"/>
+      </w:pPr>
+      <w:rPr>
+        <w:rFonts w:ascii="Wingdings" w:hAnsi="Wingdings" w:hint="default"/>
+        <w:sz w:val="20"/>
+      </w:rPr>
+    </w:lvl>
+    <w:lvl w:ilvl="6" w:tentative="1">
+      <w:start w:val="1"/>
+      <w:numFmt w:val="bullet"/>
+      <w:lvlText w:val=""/>
+      <w:lvlJc w:val="left"/>
+      <w:pPr>
+        <w:tabs>
+          <w:tab w:val="num" w:pos="5040"/>
+        </w:tabs>
+        <w:ind w:left="5040" w:hanging="360"/>
+      </w:pPr>
+      <w:rPr>
+        <w:rFonts w:ascii="Wingdings" w:hAnsi="Wingdings" w:hint="default"/>
+        <w:sz w:val="20"/>
+      </w:rPr>
+    </w:lvl>
+    <w:lvl w:ilvl="7" w:tentative="1">
+      <w:start w:val="1"/>
+      <w:numFmt w:val="bullet"/>
+      <w:lvlText w:val=""/>
+      <w:lvlJc w:val="left"/>
+      <w:pPr>
+        <w:tabs>
+          <w:tab w:val="num" w:pos="5760"/>
+        </w:tabs>
+        <w:ind w:left="5760" w:hanging="360"/>
+      </w:pPr>
+      <w:rPr>
+        <w:rFonts w:ascii="Wingdings" w:hAnsi="Wingdings" w:hint="default"/>
+        <w:sz w:val="20"/>
+      </w:rPr>
+    </w:lvl>
+    <w:lvl w:ilvl="8" w:tentative="1">
+      <w:start w:val="1"/>
+      <w:numFmt w:val="bullet"/>
+      <w:lvlText w:val=""/>
+      <w:lvlJc w:val="left"/>
+      <w:pPr>
+        <w:tabs>
+          <w:tab w:val="num" w:pos="6480"/>
+        </w:tabs>
+        <w:ind w:left="6480" w:hanging="360"/>
+      </w:pPr>
+      <w:rPr>
+        <w:rFonts w:ascii="Wingdings" w:hAnsi="Wingdings" w:hint="default"/>
+        <w:sz w:val="20"/>
+      </w:rPr>
+    </w:lvl>
+  </w:abstractNum>
+  <w:abstractNum w:abstractNumId="25" w15:restartNumberingAfterBreak="0">
+    <w:nsid w:val="60060482"/>
+    <w:multiLevelType w:val="multilevel"/>
+    <w:tmpl w:val="21DE9292"/>
+    <w:lvl w:ilvl="0">
+      <w:start w:val="1"/>
+      <w:numFmt w:val="bullet"/>
+      <w:lvlText w:val=""/>
+      <w:lvlJc w:val="left"/>
+      <w:pPr>
+        <w:tabs>
+          <w:tab w:val="num" w:pos="720"/>
+        </w:tabs>
+        <w:ind w:left="720" w:hanging="360"/>
+      </w:pPr>
+      <w:rPr>
+        <w:rFonts w:ascii="Symbol" w:hAnsi="Symbol" w:hint="default"/>
+        <w:sz w:val="20"/>
+      </w:rPr>
+    </w:lvl>
+    <w:lvl w:ilvl="1" w:tentative="1">
+      <w:start w:val="1"/>
+      <w:numFmt w:val="bullet"/>
+      <w:lvlText w:val="o"/>
+      <w:lvlJc w:val="left"/>
+      <w:pPr>
+        <w:tabs>
+          <w:tab w:val="num" w:pos="1440"/>
+        </w:tabs>
+        <w:ind w:left="1440" w:hanging="360"/>
+      </w:pPr>
+      <w:rPr>
+        <w:rFonts w:ascii="Courier New" w:hAnsi="Courier New" w:hint="default"/>
+        <w:sz w:val="20"/>
+      </w:rPr>
+    </w:lvl>
+    <w:lvl w:ilvl="2" w:tentative="1">
+      <w:start w:val="1"/>
+      <w:numFmt w:val="bullet"/>
+      <w:lvlText w:val=""/>
+      <w:lvlJc w:val="left"/>
+      <w:pPr>
+        <w:tabs>
+          <w:tab w:val="num" w:pos="2160"/>
+        </w:tabs>
+        <w:ind w:left="2160" w:hanging="360"/>
+      </w:pPr>
+      <w:rPr>
+        <w:rFonts w:ascii="Wingdings" w:hAnsi="Wingdings" w:hint="default"/>
+        <w:sz w:val="20"/>
+      </w:rPr>
+    </w:lvl>
+    <w:lvl w:ilvl="3" w:tentative="1">
+      <w:start w:val="1"/>
+      <w:numFmt w:val="bullet"/>
+      <w:lvlText w:val=""/>
+      <w:lvlJc w:val="left"/>
+      <w:pPr>
+        <w:tabs>
+          <w:tab w:val="num" w:pos="2880"/>
+        </w:tabs>
+        <w:ind w:left="2880" w:hanging="360"/>
+      </w:pPr>
+      <w:rPr>
+        <w:rFonts w:ascii="Wingdings" w:hAnsi="Wingdings" w:hint="default"/>
+        <w:sz w:val="20"/>
+      </w:rPr>
+    </w:lvl>
+    <w:lvl w:ilvl="4" w:tentative="1">
+      <w:start w:val="1"/>
+      <w:numFmt w:val="bullet"/>
+      <w:lvlText w:val=""/>
+      <w:lvlJc w:val="left"/>
+      <w:pPr>
+        <w:tabs>
+          <w:tab w:val="num" w:pos="3600"/>
+        </w:tabs>
+        <w:ind w:left="3600" w:hanging="360"/>
+      </w:pPr>
+      <w:rPr>
+        <w:rFonts w:ascii="Wingdings" w:hAnsi="Wingdings" w:hint="default"/>
+        <w:sz w:val="20"/>
+      </w:rPr>
+    </w:lvl>
+    <w:lvl w:ilvl="5" w:tentative="1">
+      <w:start w:val="1"/>
+      <w:numFmt w:val="bullet"/>
+      <w:lvlText w:val=""/>
+      <w:lvlJc w:val="left"/>
+      <w:pPr>
+        <w:tabs>
+          <w:tab w:val="num" w:pos="4320"/>
+        </w:tabs>
+        <w:ind w:left="4320" w:hanging="360"/>
+      </w:pPr>
+      <w:rPr>
+        <w:rFonts w:ascii="Wingdings" w:hAnsi="Wingdings" w:hint="default"/>
+        <w:sz w:val="20"/>
+      </w:rPr>
+    </w:lvl>
+    <w:lvl w:ilvl="6" w:tentative="1">
+      <w:start w:val="1"/>
+      <w:numFmt w:val="bullet"/>
+      <w:lvlText w:val=""/>
+      <w:lvlJc w:val="left"/>
+      <w:pPr>
+        <w:tabs>
+          <w:tab w:val="num" w:pos="5040"/>
+        </w:tabs>
+        <w:ind w:left="5040" w:hanging="360"/>
+      </w:pPr>
+      <w:rPr>
+        <w:rFonts w:ascii="Wingdings" w:hAnsi="Wingdings" w:hint="default"/>
+        <w:sz w:val="20"/>
+      </w:rPr>
+    </w:lvl>
+    <w:lvl w:ilvl="7" w:tentative="1">
+      <w:start w:val="1"/>
+      <w:numFmt w:val="bullet"/>
+      <w:lvlText w:val=""/>
+      <w:lvlJc w:val="left"/>
+      <w:pPr>
+        <w:tabs>
+          <w:tab w:val="num" w:pos="5760"/>
+        </w:tabs>
+        <w:ind w:left="5760" w:hanging="360"/>
+      </w:pPr>
+      <w:rPr>
+        <w:rFonts w:ascii="Wingdings" w:hAnsi="Wingdings" w:hint="default"/>
+        <w:sz w:val="20"/>
+      </w:rPr>
+    </w:lvl>
+    <w:lvl w:ilvl="8" w:tentative="1">
+      <w:start w:val="1"/>
+      <w:numFmt w:val="bullet"/>
+      <w:lvlText w:val=""/>
+      <w:lvlJc w:val="left"/>
+      <w:pPr>
+        <w:tabs>
+          <w:tab w:val="num" w:pos="6480"/>
+        </w:tabs>
+        <w:ind w:left="6480" w:hanging="360"/>
+      </w:pPr>
+      <w:rPr>
+        <w:rFonts w:ascii="Wingdings" w:hAnsi="Wingdings" w:hint="default"/>
+        <w:sz w:val="20"/>
+      </w:rPr>
+    </w:lvl>
+  </w:abstractNum>
+  <w:abstractNum w:abstractNumId="26" w15:restartNumberingAfterBreak="0">
     <w:nsid w:val="63951F54"/>
     <w:multiLevelType w:val="multilevel"/>
     <w:tmpl w:val="1EA29A66"/>
@@ -6182,7 +12029,7 @@
       </w:rPr>
     </w:lvl>
   </w:abstractNum>
-  <w:abstractNum w:abstractNumId="13" w15:restartNumberingAfterBreak="0">
+  <w:abstractNum w:abstractNumId="27" w15:restartNumberingAfterBreak="0">
     <w:nsid w:val="65EB2D15"/>
     <w:multiLevelType w:val="multilevel"/>
     <w:tmpl w:val="924C029E"/>
@@ -6331,7 +12178,7 @@
       </w:rPr>
     </w:lvl>
   </w:abstractNum>
-  <w:abstractNum w:abstractNumId="14" w15:restartNumberingAfterBreak="0">
+  <w:abstractNum w:abstractNumId="28" w15:restartNumberingAfterBreak="0">
     <w:nsid w:val="6B3526DB"/>
     <w:multiLevelType w:val="multilevel"/>
     <w:tmpl w:val="BA5255CE"/>
@@ -6480,7 +12327,156 @@
       </w:rPr>
     </w:lvl>
   </w:abstractNum>
-  <w:abstractNum w:abstractNumId="15" w15:restartNumberingAfterBreak="0">
+  <w:abstractNum w:abstractNumId="29" w15:restartNumberingAfterBreak="0">
+    <w:nsid w:val="6C9D21DF"/>
+    <w:multiLevelType w:val="multilevel"/>
+    <w:tmpl w:val="5456BC90"/>
+    <w:lvl w:ilvl="0">
+      <w:start w:val="1"/>
+      <w:numFmt w:val="bullet"/>
+      <w:lvlText w:val=""/>
+      <w:lvlJc w:val="left"/>
+      <w:pPr>
+        <w:tabs>
+          <w:tab w:val="num" w:pos="720"/>
+        </w:tabs>
+        <w:ind w:left="720" w:hanging="360"/>
+      </w:pPr>
+      <w:rPr>
+        <w:rFonts w:ascii="Symbol" w:hAnsi="Symbol" w:hint="default"/>
+        <w:sz w:val="20"/>
+      </w:rPr>
+    </w:lvl>
+    <w:lvl w:ilvl="1">
+      <w:start w:val="1"/>
+      <w:numFmt w:val="bullet"/>
+      <w:lvlText w:val="o"/>
+      <w:lvlJc w:val="left"/>
+      <w:pPr>
+        <w:tabs>
+          <w:tab w:val="num" w:pos="1440"/>
+        </w:tabs>
+        <w:ind w:left="1440" w:hanging="360"/>
+      </w:pPr>
+      <w:rPr>
+        <w:rFonts w:ascii="Courier New" w:hAnsi="Courier New" w:hint="default"/>
+        <w:sz w:val="20"/>
+      </w:rPr>
+    </w:lvl>
+    <w:lvl w:ilvl="2" w:tentative="1">
+      <w:start w:val="1"/>
+      <w:numFmt w:val="bullet"/>
+      <w:lvlText w:val=""/>
+      <w:lvlJc w:val="left"/>
+      <w:pPr>
+        <w:tabs>
+          <w:tab w:val="num" w:pos="2160"/>
+        </w:tabs>
+        <w:ind w:left="2160" w:hanging="360"/>
+      </w:pPr>
+      <w:rPr>
+        <w:rFonts w:ascii="Wingdings" w:hAnsi="Wingdings" w:hint="default"/>
+        <w:sz w:val="20"/>
+      </w:rPr>
+    </w:lvl>
+    <w:lvl w:ilvl="3" w:tentative="1">
+      <w:start w:val="1"/>
+      <w:numFmt w:val="bullet"/>
+      <w:lvlText w:val=""/>
+      <w:lvlJc w:val="left"/>
+      <w:pPr>
+        <w:tabs>
+          <w:tab w:val="num" w:pos="2880"/>
+        </w:tabs>
+        <w:ind w:left="2880" w:hanging="360"/>
+      </w:pPr>
+      <w:rPr>
+        <w:rFonts w:ascii="Wingdings" w:hAnsi="Wingdings" w:hint="default"/>
+        <w:sz w:val="20"/>
+      </w:rPr>
+    </w:lvl>
+    <w:lvl w:ilvl="4" w:tentative="1">
+      <w:start w:val="1"/>
+      <w:numFmt w:val="bullet"/>
+      <w:lvlText w:val=""/>
+      <w:lvlJc w:val="left"/>
+      <w:pPr>
+        <w:tabs>
+          <w:tab w:val="num" w:pos="3600"/>
+        </w:tabs>
+        <w:ind w:left="3600" w:hanging="360"/>
+      </w:pPr>
+      <w:rPr>
+        <w:rFonts w:ascii="Wingdings" w:hAnsi="Wingdings" w:hint="default"/>
+        <w:sz w:val="20"/>
+      </w:rPr>
+    </w:lvl>
+    <w:lvl w:ilvl="5" w:tentative="1">
+      <w:start w:val="1"/>
+      <w:numFmt w:val="bullet"/>
+      <w:lvlText w:val=""/>
+      <w:lvlJc w:val="left"/>
+      <w:pPr>
+        <w:tabs>
+          <w:tab w:val="num" w:pos="4320"/>
+        </w:tabs>
+        <w:ind w:left="4320" w:hanging="360"/>
+      </w:pPr>
+      <w:rPr>
+        <w:rFonts w:ascii="Wingdings" w:hAnsi="Wingdings" w:hint="default"/>
+        <w:sz w:val="20"/>
+      </w:rPr>
+    </w:lvl>
+    <w:lvl w:ilvl="6" w:tentative="1">
+      <w:start w:val="1"/>
+      <w:numFmt w:val="bullet"/>
+      <w:lvlText w:val=""/>
+      <w:lvlJc w:val="left"/>
+      <w:pPr>
+        <w:tabs>
+          <w:tab w:val="num" w:pos="5040"/>
+        </w:tabs>
+        <w:ind w:left="5040" w:hanging="360"/>
+      </w:pPr>
+      <w:rPr>
+        <w:rFonts w:ascii="Wingdings" w:hAnsi="Wingdings" w:hint="default"/>
+        <w:sz w:val="20"/>
+      </w:rPr>
+    </w:lvl>
+    <w:lvl w:ilvl="7" w:tentative="1">
+      <w:start w:val="1"/>
+      <w:numFmt w:val="bullet"/>
+      <w:lvlText w:val=""/>
+      <w:lvlJc w:val="left"/>
+      <w:pPr>
+        <w:tabs>
+          <w:tab w:val="num" w:pos="5760"/>
+        </w:tabs>
+        <w:ind w:left="5760" w:hanging="360"/>
+      </w:pPr>
+      <w:rPr>
+        <w:rFonts w:ascii="Wingdings" w:hAnsi="Wingdings" w:hint="default"/>
+        <w:sz w:val="20"/>
+      </w:rPr>
+    </w:lvl>
+    <w:lvl w:ilvl="8" w:tentative="1">
+      <w:start w:val="1"/>
+      <w:numFmt w:val="bullet"/>
+      <w:lvlText w:val=""/>
+      <w:lvlJc w:val="left"/>
+      <w:pPr>
+        <w:tabs>
+          <w:tab w:val="num" w:pos="6480"/>
+        </w:tabs>
+        <w:ind w:left="6480" w:hanging="360"/>
+      </w:pPr>
+      <w:rPr>
+        <w:rFonts w:ascii="Wingdings" w:hAnsi="Wingdings" w:hint="default"/>
+        <w:sz w:val="20"/>
+      </w:rPr>
+    </w:lvl>
+  </w:abstractNum>
+  <w:abstractNum w:abstractNumId="30" w15:restartNumberingAfterBreak="0">
     <w:nsid w:val="6CBC30F9"/>
     <w:multiLevelType w:val="multilevel"/>
     <w:tmpl w:val="FEA812B6"/>
@@ -6629,7 +12625,305 @@
       </w:rPr>
     </w:lvl>
   </w:abstractNum>
-  <w:abstractNum w:abstractNumId="16" w15:restartNumberingAfterBreak="0">
+  <w:abstractNum w:abstractNumId="31" w15:restartNumberingAfterBreak="0">
+    <w:nsid w:val="705E1CD6"/>
+    <w:multiLevelType w:val="multilevel"/>
+    <w:tmpl w:val="06A2B8B8"/>
+    <w:lvl w:ilvl="0">
+      <w:start w:val="1"/>
+      <w:numFmt w:val="bullet"/>
+      <w:lvlText w:val=""/>
+      <w:lvlJc w:val="left"/>
+      <w:pPr>
+        <w:tabs>
+          <w:tab w:val="num" w:pos="720"/>
+        </w:tabs>
+        <w:ind w:left="720" w:hanging="360"/>
+      </w:pPr>
+      <w:rPr>
+        <w:rFonts w:ascii="Symbol" w:hAnsi="Symbol" w:hint="default"/>
+        <w:sz w:val="20"/>
+      </w:rPr>
+    </w:lvl>
+    <w:lvl w:ilvl="1">
+      <w:start w:val="1"/>
+      <w:numFmt w:val="bullet"/>
+      <w:lvlText w:val="o"/>
+      <w:lvlJc w:val="left"/>
+      <w:pPr>
+        <w:tabs>
+          <w:tab w:val="num" w:pos="1440"/>
+        </w:tabs>
+        <w:ind w:left="1440" w:hanging="360"/>
+      </w:pPr>
+      <w:rPr>
+        <w:rFonts w:ascii="Courier New" w:hAnsi="Courier New" w:hint="default"/>
+        <w:sz w:val="20"/>
+      </w:rPr>
+    </w:lvl>
+    <w:lvl w:ilvl="2" w:tentative="1">
+      <w:start w:val="1"/>
+      <w:numFmt w:val="bullet"/>
+      <w:lvlText w:val=""/>
+      <w:lvlJc w:val="left"/>
+      <w:pPr>
+        <w:tabs>
+          <w:tab w:val="num" w:pos="2160"/>
+        </w:tabs>
+        <w:ind w:left="2160" w:hanging="360"/>
+      </w:pPr>
+      <w:rPr>
+        <w:rFonts w:ascii="Wingdings" w:hAnsi="Wingdings" w:hint="default"/>
+        <w:sz w:val="20"/>
+      </w:rPr>
+    </w:lvl>
+    <w:lvl w:ilvl="3" w:tentative="1">
+      <w:start w:val="1"/>
+      <w:numFmt w:val="bullet"/>
+      <w:lvlText w:val=""/>
+      <w:lvlJc w:val="left"/>
+      <w:pPr>
+        <w:tabs>
+          <w:tab w:val="num" w:pos="2880"/>
+        </w:tabs>
+        <w:ind w:left="2880" w:hanging="360"/>
+      </w:pPr>
+      <w:rPr>
+        <w:rFonts w:ascii="Wingdings" w:hAnsi="Wingdings" w:hint="default"/>
+        <w:sz w:val="20"/>
+      </w:rPr>
+    </w:lvl>
+    <w:lvl w:ilvl="4" w:tentative="1">
+      <w:start w:val="1"/>
+      <w:numFmt w:val="bullet"/>
+      <w:lvlText w:val=""/>
+      <w:lvlJc w:val="left"/>
+      <w:pPr>
+        <w:tabs>
+          <w:tab w:val="num" w:pos="3600"/>
+        </w:tabs>
+        <w:ind w:left="3600" w:hanging="360"/>
+      </w:pPr>
+      <w:rPr>
+        <w:rFonts w:ascii="Wingdings" w:hAnsi="Wingdings" w:hint="default"/>
+        <w:sz w:val="20"/>
+      </w:rPr>
+    </w:lvl>
+    <w:lvl w:ilvl="5" w:tentative="1">
+      <w:start w:val="1"/>
+      <w:numFmt w:val="bullet"/>
+      <w:lvlText w:val=""/>
+      <w:lvlJc w:val="left"/>
+      <w:pPr>
+        <w:tabs>
+          <w:tab w:val="num" w:pos="4320"/>
+        </w:tabs>
+        <w:ind w:left="4320" w:hanging="360"/>
+      </w:pPr>
+      <w:rPr>
+        <w:rFonts w:ascii="Wingdings" w:hAnsi="Wingdings" w:hint="default"/>
+        <w:sz w:val="20"/>
+      </w:rPr>
+    </w:lvl>
+    <w:lvl w:ilvl="6" w:tentative="1">
+      <w:start w:val="1"/>
+      <w:numFmt w:val="bullet"/>
+      <w:lvlText w:val=""/>
+      <w:lvlJc w:val="left"/>
+      <w:pPr>
+        <w:tabs>
+          <w:tab w:val="num" w:pos="5040"/>
+        </w:tabs>
+        <w:ind w:left="5040" w:hanging="360"/>
+      </w:pPr>
+      <w:rPr>
+        <w:rFonts w:ascii="Wingdings" w:hAnsi="Wingdings" w:hint="default"/>
+        <w:sz w:val="20"/>
+      </w:rPr>
+    </w:lvl>
+    <w:lvl w:ilvl="7" w:tentative="1">
+      <w:start w:val="1"/>
+      <w:numFmt w:val="bullet"/>
+      <w:lvlText w:val=""/>
+      <w:lvlJc w:val="left"/>
+      <w:pPr>
+        <w:tabs>
+          <w:tab w:val="num" w:pos="5760"/>
+        </w:tabs>
+        <w:ind w:left="5760" w:hanging="360"/>
+      </w:pPr>
+      <w:rPr>
+        <w:rFonts w:ascii="Wingdings" w:hAnsi="Wingdings" w:hint="default"/>
+        <w:sz w:val="20"/>
+      </w:rPr>
+    </w:lvl>
+    <w:lvl w:ilvl="8" w:tentative="1">
+      <w:start w:val="1"/>
+      <w:numFmt w:val="bullet"/>
+      <w:lvlText w:val=""/>
+      <w:lvlJc w:val="left"/>
+      <w:pPr>
+        <w:tabs>
+          <w:tab w:val="num" w:pos="6480"/>
+        </w:tabs>
+        <w:ind w:left="6480" w:hanging="360"/>
+      </w:pPr>
+      <w:rPr>
+        <w:rFonts w:ascii="Wingdings" w:hAnsi="Wingdings" w:hint="default"/>
+        <w:sz w:val="20"/>
+      </w:rPr>
+    </w:lvl>
+  </w:abstractNum>
+  <w:abstractNum w:abstractNumId="32" w15:restartNumberingAfterBreak="0">
+    <w:nsid w:val="7228416B"/>
+    <w:multiLevelType w:val="multilevel"/>
+    <w:tmpl w:val="BD701292"/>
+    <w:lvl w:ilvl="0">
+      <w:start w:val="1"/>
+      <w:numFmt w:val="bullet"/>
+      <w:lvlText w:val=""/>
+      <w:lvlJc w:val="left"/>
+      <w:pPr>
+        <w:tabs>
+          <w:tab w:val="num" w:pos="720"/>
+        </w:tabs>
+        <w:ind w:left="720" w:hanging="360"/>
+      </w:pPr>
+      <w:rPr>
+        <w:rFonts w:ascii="Symbol" w:hAnsi="Symbol" w:hint="default"/>
+        <w:sz w:val="20"/>
+      </w:rPr>
+    </w:lvl>
+    <w:lvl w:ilvl="1" w:tentative="1">
+      <w:start w:val="1"/>
+      <w:numFmt w:val="bullet"/>
+      <w:lvlText w:val="o"/>
+      <w:lvlJc w:val="left"/>
+      <w:pPr>
+        <w:tabs>
+          <w:tab w:val="num" w:pos="1440"/>
+        </w:tabs>
+        <w:ind w:left="1440" w:hanging="360"/>
+      </w:pPr>
+      <w:rPr>
+        <w:rFonts w:ascii="Courier New" w:hAnsi="Courier New" w:hint="default"/>
+        <w:sz w:val="20"/>
+      </w:rPr>
+    </w:lvl>
+    <w:lvl w:ilvl="2" w:tentative="1">
+      <w:start w:val="1"/>
+      <w:numFmt w:val="bullet"/>
+      <w:lvlText w:val=""/>
+      <w:lvlJc w:val="left"/>
+      <w:pPr>
+        <w:tabs>
+          <w:tab w:val="num" w:pos="2160"/>
+        </w:tabs>
+        <w:ind w:left="2160" w:hanging="360"/>
+      </w:pPr>
+      <w:rPr>
+        <w:rFonts w:ascii="Wingdings" w:hAnsi="Wingdings" w:hint="default"/>
+        <w:sz w:val="20"/>
+      </w:rPr>
+    </w:lvl>
+    <w:lvl w:ilvl="3" w:tentative="1">
+      <w:start w:val="1"/>
+      <w:numFmt w:val="bullet"/>
+      <w:lvlText w:val=""/>
+      <w:lvlJc w:val="left"/>
+      <w:pPr>
+        <w:tabs>
+          <w:tab w:val="num" w:pos="2880"/>
+        </w:tabs>
+        <w:ind w:left="2880" w:hanging="360"/>
+      </w:pPr>
+      <w:rPr>
+        <w:rFonts w:ascii="Wingdings" w:hAnsi="Wingdings" w:hint="default"/>
+        <w:sz w:val="20"/>
+      </w:rPr>
+    </w:lvl>
+    <w:lvl w:ilvl="4" w:tentative="1">
+      <w:start w:val="1"/>
+      <w:numFmt w:val="bullet"/>
+      <w:lvlText w:val=""/>
+      <w:lvlJc w:val="left"/>
+      <w:pPr>
+        <w:tabs>
+          <w:tab w:val="num" w:pos="3600"/>
+        </w:tabs>
+        <w:ind w:left="3600" w:hanging="360"/>
+      </w:pPr>
+      <w:rPr>
+        <w:rFonts w:ascii="Wingdings" w:hAnsi="Wingdings" w:hint="default"/>
+        <w:sz w:val="20"/>
+      </w:rPr>
+    </w:lvl>
+    <w:lvl w:ilvl="5" w:tentative="1">
+      <w:start w:val="1"/>
+      <w:numFmt w:val="bullet"/>
+      <w:lvlText w:val=""/>
+      <w:lvlJc w:val="left"/>
+      <w:pPr>
+        <w:tabs>
+          <w:tab w:val="num" w:pos="4320"/>
+        </w:tabs>
+        <w:ind w:left="4320" w:hanging="360"/>
+      </w:pPr>
+      <w:rPr>
+        <w:rFonts w:ascii="Wingdings" w:hAnsi="Wingdings" w:hint="default"/>
+        <w:sz w:val="20"/>
+      </w:rPr>
+    </w:lvl>
+    <w:lvl w:ilvl="6" w:tentative="1">
+      <w:start w:val="1"/>
+      <w:numFmt w:val="bullet"/>
+      <w:lvlText w:val=""/>
+      <w:lvlJc w:val="left"/>
+      <w:pPr>
+        <w:tabs>
+          <w:tab w:val="num" w:pos="5040"/>
+        </w:tabs>
+        <w:ind w:left="5040" w:hanging="360"/>
+      </w:pPr>
+      <w:rPr>
+        <w:rFonts w:ascii="Wingdings" w:hAnsi="Wingdings" w:hint="default"/>
+        <w:sz w:val="20"/>
+      </w:rPr>
+    </w:lvl>
+    <w:lvl w:ilvl="7" w:tentative="1">
+      <w:start w:val="1"/>
+      <w:numFmt w:val="bullet"/>
+      <w:lvlText w:val=""/>
+      <w:lvlJc w:val="left"/>
+      <w:pPr>
+        <w:tabs>
+          <w:tab w:val="num" w:pos="5760"/>
+        </w:tabs>
+        <w:ind w:left="5760" w:hanging="360"/>
+      </w:pPr>
+      <w:rPr>
+        <w:rFonts w:ascii="Wingdings" w:hAnsi="Wingdings" w:hint="default"/>
+        <w:sz w:val="20"/>
+      </w:rPr>
+    </w:lvl>
+    <w:lvl w:ilvl="8" w:tentative="1">
+      <w:start w:val="1"/>
+      <w:numFmt w:val="bullet"/>
+      <w:lvlText w:val=""/>
+      <w:lvlJc w:val="left"/>
+      <w:pPr>
+        <w:tabs>
+          <w:tab w:val="num" w:pos="6480"/>
+        </w:tabs>
+        <w:ind w:left="6480" w:hanging="360"/>
+      </w:pPr>
+      <w:rPr>
+        <w:rFonts w:ascii="Wingdings" w:hAnsi="Wingdings" w:hint="default"/>
+        <w:sz w:val="20"/>
+      </w:rPr>
+    </w:lvl>
+  </w:abstractNum>
+  <w:abstractNum w:abstractNumId="33" w15:restartNumberingAfterBreak="0">
     <w:nsid w:val="75157EC3"/>
     <w:multiLevelType w:val="multilevel"/>
     <w:tmpl w:val="8BF01520"/>
@@ -6778,7 +13072,156 @@
       </w:rPr>
     </w:lvl>
   </w:abstractNum>
-  <w:abstractNum w:abstractNumId="17" w15:restartNumberingAfterBreak="0">
+  <w:abstractNum w:abstractNumId="34" w15:restartNumberingAfterBreak="0">
+    <w:nsid w:val="7880233C"/>
+    <w:multiLevelType w:val="multilevel"/>
+    <w:tmpl w:val="CF56A6E0"/>
+    <w:lvl w:ilvl="0">
+      <w:start w:val="1"/>
+      <w:numFmt w:val="bullet"/>
+      <w:lvlText w:val=""/>
+      <w:lvlJc w:val="left"/>
+      <w:pPr>
+        <w:tabs>
+          <w:tab w:val="num" w:pos="720"/>
+        </w:tabs>
+        <w:ind w:left="720" w:hanging="360"/>
+      </w:pPr>
+      <w:rPr>
+        <w:rFonts w:ascii="Symbol" w:hAnsi="Symbol" w:hint="default"/>
+        <w:sz w:val="20"/>
+      </w:rPr>
+    </w:lvl>
+    <w:lvl w:ilvl="1" w:tentative="1">
+      <w:start w:val="1"/>
+      <w:numFmt w:val="bullet"/>
+      <w:lvlText w:val="o"/>
+      <w:lvlJc w:val="left"/>
+      <w:pPr>
+        <w:tabs>
+          <w:tab w:val="num" w:pos="1440"/>
+        </w:tabs>
+        <w:ind w:left="1440" w:hanging="360"/>
+      </w:pPr>
+      <w:rPr>
+        <w:rFonts w:ascii="Courier New" w:hAnsi="Courier New" w:hint="default"/>
+        <w:sz w:val="20"/>
+      </w:rPr>
+    </w:lvl>
+    <w:lvl w:ilvl="2" w:tentative="1">
+      <w:start w:val="1"/>
+      <w:numFmt w:val="bullet"/>
+      <w:lvlText w:val=""/>
+      <w:lvlJc w:val="left"/>
+      <w:pPr>
+        <w:tabs>
+          <w:tab w:val="num" w:pos="2160"/>
+        </w:tabs>
+        <w:ind w:left="2160" w:hanging="360"/>
+      </w:pPr>
+      <w:rPr>
+        <w:rFonts w:ascii="Wingdings" w:hAnsi="Wingdings" w:hint="default"/>
+        <w:sz w:val="20"/>
+      </w:rPr>
+    </w:lvl>
+    <w:lvl w:ilvl="3" w:tentative="1">
+      <w:start w:val="1"/>
+      <w:numFmt w:val="bullet"/>
+      <w:lvlText w:val=""/>
+      <w:lvlJc w:val="left"/>
+      <w:pPr>
+        <w:tabs>
+          <w:tab w:val="num" w:pos="2880"/>
+        </w:tabs>
+        <w:ind w:left="2880" w:hanging="360"/>
+      </w:pPr>
+      <w:rPr>
+        <w:rFonts w:ascii="Wingdings" w:hAnsi="Wingdings" w:hint="default"/>
+        <w:sz w:val="20"/>
+      </w:rPr>
+    </w:lvl>
+    <w:lvl w:ilvl="4" w:tentative="1">
+      <w:start w:val="1"/>
+      <w:numFmt w:val="bullet"/>
+      <w:lvlText w:val=""/>
+      <w:lvlJc w:val="left"/>
+      <w:pPr>
+        <w:tabs>
+          <w:tab w:val="num" w:pos="3600"/>
+        </w:tabs>
+        <w:ind w:left="3600" w:hanging="360"/>
+      </w:pPr>
+      <w:rPr>
+        <w:rFonts w:ascii="Wingdings" w:hAnsi="Wingdings" w:hint="default"/>
+        <w:sz w:val="20"/>
+      </w:rPr>
+    </w:lvl>
+    <w:lvl w:ilvl="5" w:tentative="1">
+      <w:start w:val="1"/>
+      <w:numFmt w:val="bullet"/>
+      <w:lvlText w:val=""/>
+      <w:lvlJc w:val="left"/>
+      <w:pPr>
+        <w:tabs>
+          <w:tab w:val="num" w:pos="4320"/>
+        </w:tabs>
+        <w:ind w:left="4320" w:hanging="360"/>
+      </w:pPr>
+      <w:rPr>
+        <w:rFonts w:ascii="Wingdings" w:hAnsi="Wingdings" w:hint="default"/>
+        <w:sz w:val="20"/>
+      </w:rPr>
+    </w:lvl>
+    <w:lvl w:ilvl="6" w:tentative="1">
+      <w:start w:val="1"/>
+      <w:numFmt w:val="bullet"/>
+      <w:lvlText w:val=""/>
+      <w:lvlJc w:val="left"/>
+      <w:pPr>
+        <w:tabs>
+          <w:tab w:val="num" w:pos="5040"/>
+        </w:tabs>
+        <w:ind w:left="5040" w:hanging="360"/>
+      </w:pPr>
+      <w:rPr>
+        <w:rFonts w:ascii="Wingdings" w:hAnsi="Wingdings" w:hint="default"/>
+        <w:sz w:val="20"/>
+      </w:rPr>
+    </w:lvl>
+    <w:lvl w:ilvl="7" w:tentative="1">
+      <w:start w:val="1"/>
+      <w:numFmt w:val="bullet"/>
+      <w:lvlText w:val=""/>
+      <w:lvlJc w:val="left"/>
+      <w:pPr>
+        <w:tabs>
+          <w:tab w:val="num" w:pos="5760"/>
+        </w:tabs>
+        <w:ind w:left="5760" w:hanging="360"/>
+      </w:pPr>
+      <w:rPr>
+        <w:rFonts w:ascii="Wingdings" w:hAnsi="Wingdings" w:hint="default"/>
+        <w:sz w:val="20"/>
+      </w:rPr>
+    </w:lvl>
+    <w:lvl w:ilvl="8" w:tentative="1">
+      <w:start w:val="1"/>
+      <w:numFmt w:val="bullet"/>
+      <w:lvlText w:val=""/>
+      <w:lvlJc w:val="left"/>
+      <w:pPr>
+        <w:tabs>
+          <w:tab w:val="num" w:pos="6480"/>
+        </w:tabs>
+        <w:ind w:left="6480" w:hanging="360"/>
+      </w:pPr>
+      <w:rPr>
+        <w:rFonts w:ascii="Wingdings" w:hAnsi="Wingdings" w:hint="default"/>
+        <w:sz w:val="20"/>
+      </w:rPr>
+    </w:lvl>
+  </w:abstractNum>
+  <w:abstractNum w:abstractNumId="35" w15:restartNumberingAfterBreak="0">
     <w:nsid w:val="7E1B24B0"/>
     <w:multiLevelType w:val="multilevel"/>
     <w:tmpl w:val="6B1A1D4E"/>
@@ -6928,58 +13371,112 @@
     </w:lvl>
   </w:abstractNum>
   <w:num w:numId="1" w16cid:durableId="295336575">
-    <w:abstractNumId w:val="4"/>
+    <w:abstractNumId w:val="10"/>
   </w:num>
   <w:num w:numId="2" w16cid:durableId="1278027145">
-    <w:abstractNumId w:val="10"/>
+    <w:abstractNumId w:val="20"/>
   </w:num>
   <w:num w:numId="3" w16cid:durableId="32967473">
-    <w:abstractNumId w:val="9"/>
+    <w:abstractNumId w:val="18"/>
   </w:num>
   <w:num w:numId="4" w16cid:durableId="563882188">
-    <w:abstractNumId w:val="1"/>
+    <w:abstractNumId w:val="2"/>
   </w:num>
   <w:num w:numId="5" w16cid:durableId="1411345534">
-    <w:abstractNumId w:val="11"/>
+    <w:abstractNumId w:val="21"/>
   </w:num>
   <w:num w:numId="6" w16cid:durableId="284317159">
-    <w:abstractNumId w:val="15"/>
+    <w:abstractNumId w:val="30"/>
   </w:num>
   <w:num w:numId="7" w16cid:durableId="1199513270">
-    <w:abstractNumId w:val="8"/>
+    <w:abstractNumId w:val="16"/>
   </w:num>
   <w:num w:numId="8" w16cid:durableId="659846672">
-    <w:abstractNumId w:val="14"/>
+    <w:abstractNumId w:val="28"/>
   </w:num>
   <w:num w:numId="9" w16cid:durableId="1001153271">
-    <w:abstractNumId w:val="2"/>
+    <w:abstractNumId w:val="3"/>
   </w:num>
   <w:num w:numId="10" w16cid:durableId="1519270071">
-    <w:abstractNumId w:val="13"/>
+    <w:abstractNumId w:val="27"/>
   </w:num>
   <w:num w:numId="11" w16cid:durableId="1607696083">
     <w:abstractNumId w:val="0"/>
   </w:num>
   <w:num w:numId="12" w16cid:durableId="1899781313">
+    <w:abstractNumId w:val="13"/>
+  </w:num>
+  <w:num w:numId="13" w16cid:durableId="1914268395">
+    <w:abstractNumId w:val="26"/>
+  </w:num>
+  <w:num w:numId="14" w16cid:durableId="1452937045">
+    <w:abstractNumId w:val="35"/>
+  </w:num>
+  <w:num w:numId="15" w16cid:durableId="1444610645">
+    <w:abstractNumId w:val="33"/>
+  </w:num>
+  <w:num w:numId="16" w16cid:durableId="363332185">
+    <w:abstractNumId w:val="4"/>
+  </w:num>
+  <w:num w:numId="17" w16cid:durableId="623541697">
+    <w:abstractNumId w:val="14"/>
+  </w:num>
+  <w:num w:numId="18" w16cid:durableId="666709795">
+    <w:abstractNumId w:val="12"/>
+  </w:num>
+  <w:num w:numId="19" w16cid:durableId="798765807">
+    <w:abstractNumId w:val="11"/>
+  </w:num>
+  <w:num w:numId="20" w16cid:durableId="355161343">
+    <w:abstractNumId w:val="17"/>
+  </w:num>
+  <w:num w:numId="21" w16cid:durableId="1878393330">
+    <w:abstractNumId w:val="32"/>
+  </w:num>
+  <w:num w:numId="22" w16cid:durableId="1696999626">
+    <w:abstractNumId w:val="22"/>
+  </w:num>
+  <w:num w:numId="23" w16cid:durableId="1429275229">
+    <w:abstractNumId w:val="1"/>
+  </w:num>
+  <w:num w:numId="24" w16cid:durableId="1490169570">
+    <w:abstractNumId w:val="23"/>
+  </w:num>
+  <w:num w:numId="25" w16cid:durableId="946306668">
+    <w:abstractNumId w:val="25"/>
+  </w:num>
+  <w:num w:numId="26" w16cid:durableId="416286922">
+    <w:abstractNumId w:val="19"/>
+  </w:num>
+  <w:num w:numId="27" w16cid:durableId="974026779">
+    <w:abstractNumId w:val="29"/>
+  </w:num>
+  <w:num w:numId="28" w16cid:durableId="956761522">
+    <w:abstractNumId w:val="34"/>
+  </w:num>
+  <w:num w:numId="29" w16cid:durableId="760611077">
+    <w:abstractNumId w:val="8"/>
+  </w:num>
+  <w:num w:numId="30" w16cid:durableId="1593781409">
+    <w:abstractNumId w:val="15"/>
+  </w:num>
+  <w:num w:numId="31" w16cid:durableId="608852972">
+    <w:abstractNumId w:val="24"/>
+  </w:num>
+  <w:num w:numId="32" w16cid:durableId="1392115801">
     <w:abstractNumId w:val="6"/>
   </w:num>
-  <w:num w:numId="13" w16cid:durableId="1914268395">
-    <w:abstractNumId w:val="12"/>
+  <w:num w:numId="33" w16cid:durableId="1838422374">
+    <w:abstractNumId w:val="5"/>
   </w:num>
-  <w:num w:numId="14" w16cid:durableId="1452937045">
-    <w:abstractNumId w:val="17"/>
+  <w:num w:numId="34" w16cid:durableId="233900992">
+    <w:abstractNumId w:val="9"/>
   </w:num>
-  <w:num w:numId="15" w16cid:durableId="1444610645">
-    <w:abstractNumId w:val="16"/>
+  <w:num w:numId="35" w16cid:durableId="1908760305">
+    <w:abstractNumId w:val="31"/>
   </w:num>
-  <w:num w:numId="16" w16cid:durableId="363332185">
-    <w:abstractNumId w:val="3"/>
-  </w:num>
-  <w:num w:numId="17" w16cid:durableId="623541697">
+  <w:num w:numId="36" w16cid:durableId="75399150">
     <w:abstractNumId w:val="7"/>
-  </w:num>
-  <w:num w:numId="18" w16cid:durableId="666709795">
-    <w:abstractNumId w:val="5"/>
   </w:num>
 </w:numbering>
 </file>
@@ -7587,7 +14084,6 @@
   <w:style w:type="character" w:default="1" w:styleId="DefaultParagraphFont">
     <w:name w:val="Default Paragraph Font"/>
     <w:uiPriority w:val="1"/>
-    <w:semiHidden/>
     <w:unhideWhenUsed/>
   </w:style>
   <w:style w:type="table" w:default="1" w:styleId="TableNormal">
